--- a/module6/Tutorial Bootstrap.docx
+++ b/module6/Tutorial Bootstrap.docx
@@ -50,6 +50,7 @@
           <w:bCs/>
           <w:sz w:val="28"/>
           <w:szCs w:val="28"/>
+          <w:highlight w:val="none"/>
         </w:rPr>
       </w:r>
     </w:p>
@@ -93,7 +94,7 @@
     </w:p>
     <w:p>
       <w:pPr>
-        <w:pStyle w:val="668"/>
+        <w:pStyle w:val="898"/>
         <w:numPr>
           <w:ilvl w:val="0"/>
           <w:numId w:val="3"/>
@@ -222,47 +223,6 @@
           <w:bCs w:val="0"/>
           <w:sz w:val="22"/>
           <w:szCs w:val="22"/>
-          <w:highlight w:val="none"/>
-          <w:lang w:val="en-US"/>
-        </w:rPr>
-      </w:r>
-      <w:r/>
-      <w:r>
-        <w:rPr>
-          <w:b w:val="0"/>
-          <w:bCs w:val="0"/>
-          <w:sz w:val="22"/>
-          <w:szCs w:val="22"/>
-          <w:highlight w:val="none"/>
-          <w:lang w:val="en-US"/>
-        </w:rPr>
-      </w:r>
-      <w:r>
-        <w:rPr>
-          <w:b w:val="0"/>
-          <w:bCs w:val="0"/>
-          <w:sz w:val="22"/>
-          <w:szCs w:val="22"/>
-          <w:highlight w:val="none"/>
-          <w:lang w:val="en-US"/>
-        </w:rPr>
-      </w:r>
-      <w:r>
-        <w:rPr>
-          <w:b w:val="0"/>
-          <w:bCs w:val="0"/>
-          <w:sz w:val="22"/>
-          <w:szCs w:val="22"/>
-          <w:highlight w:val="none"/>
-          <w:lang w:val="en-US"/>
-        </w:rPr>
-      </w:r>
-      <w:r>
-        <w:rPr>
-          <w:b w:val="0"/>
-          <w:bCs w:val="0"/>
-          <w:sz w:val="22"/>
-          <w:szCs w:val="22"/>
         </w:rPr>
       </w:r>
     </w:p>
@@ -374,24 +334,12 @@
           <w:bCs w:val="0"/>
           <w:sz w:val="22"/>
           <w:szCs w:val="22"/>
-          <w:highlight w:val="none"/>
-          <w:lang w:val="en-US"/>
-        </w:rPr>
-      </w:r>
-      <w:r>
-        <w:rPr>
-          <w:b w:val="0"/>
-          <w:bCs w:val="0"/>
-          <w:sz w:val="22"/>
-          <w:szCs w:val="22"/>
-          <w:highlight w:val="none"/>
-          <w:lang w:val="en-US"/>
         </w:rPr>
       </w:r>
     </w:p>
     <w:p>
       <w:pPr>
-        <w:pStyle w:val="668"/>
+        <w:pStyle w:val="898"/>
         <w:numPr>
           <w:ilvl w:val="0"/>
           <w:numId w:val="3"/>
@@ -426,6 +374,14 @@
           <w:szCs w:val="22"/>
         </w:rPr>
       </w:r>
+      <w:r>
+        <w:rPr>
+          <w:b w:val="0"/>
+          <w:bCs w:val="0"/>
+          <w:sz w:val="22"/>
+          <w:szCs w:val="22"/>
+        </w:rPr>
+      </w:r>
     </w:p>
     <w:p>
       <w:pPr>
@@ -442,16 +398,6 @@
           <w:lang w:val="en-US"/>
         </w:rPr>
       </w:pPr>
-      <w:r>
-        <w:rPr>
-          <w:b w:val="0"/>
-          <w:bCs w:val="0"/>
-          <w:sz w:val="22"/>
-          <w:szCs w:val="22"/>
-          <w:highlight w:val="none"/>
-          <w:lang w:val="en-US"/>
-        </w:rPr>
-      </w:r>
       <w:r>
         <w:rPr>
           <w:b w:val="0"/>
@@ -537,8 +483,6 @@
           <w:bCs w:val="0"/>
           <w:sz w:val="22"/>
           <w:szCs w:val="22"/>
-          <w:highlight w:val="none"/>
-          <w:lang w:val="en-US"/>
         </w:rPr>
       </w:r>
       <w:r>
@@ -547,6 +491,8 @@
           <w:bCs w:val="0"/>
           <w:sz w:val="22"/>
           <w:szCs w:val="22"/>
+          <w:highlight w:val="none"/>
+          <w:lang w:val="en-US"/>
         </w:rPr>
       </w:r>
     </w:p>
@@ -582,6 +528,16 @@
           <w:bCs w:val="0"/>
           <w:sz w:val="22"/>
           <w:szCs w:val="22"/>
+        </w:rPr>
+      </w:r>
+      <w:r>
+        <w:rPr>
+          <w:b w:val="0"/>
+          <w:bCs w:val="0"/>
+          <w:sz w:val="22"/>
+          <w:szCs w:val="22"/>
+          <w:highlight w:val="none"/>
+          <w:lang w:val="en-US"/>
         </w:rPr>
       </w:r>
     </w:p>
@@ -636,7 +592,7 @@
                       <pic:spPr bwMode="auto">
                         <a:xfrm flipH="0" flipV="0">
                           <a:off x="0" y="0"/>
-                          <a:ext cx="4913549" cy="2137910"/>
+                          <a:ext cx="4913548" cy="2137910"/>
                         </a:xfrm>
                         <a:prstGeom prst="rect">
                           <a:avLst/>
@@ -693,10 +649,27 @@
           <w:bCs w:val="0"/>
           <w:sz w:val="22"/>
           <w:szCs w:val="22"/>
-          <w:highlight w:val="none"/>
-          <w:lang w:val="en-US"/>
         </w:rPr>
       </w:r>
+    </w:p>
+    <w:p>
+      <w:pPr>
+        <w:pStyle w:val="898"/>
+        <w:numPr>
+          <w:ilvl w:val="0"/>
+          <w:numId w:val="5"/>
+        </w:numPr>
+        <w:pBdr/>
+        <w:spacing/>
+        <w:ind/>
+        <w:jc w:val="left"/>
+        <w:rPr>
+          <w:b w:val="0"/>
+          <w:bCs w:val="0"/>
+          <w:sz w:val="22"/>
+          <w:szCs w:val="22"/>
+        </w:rPr>
+      </w:pPr>
       <w:r>
         <w:rPr>
           <w:b w:val="0"/>
@@ -706,36 +679,15 @@
           <w:highlight w:val="none"/>
           <w:lang w:val="en-US"/>
         </w:rPr>
+        <w:t xml:space="preserve">Setelah ditambahkan bootstrap bisa digunakan. Cara menggunakannya sebagai berikut :</w:t>
       </w:r>
-    </w:p>
-    <w:p>
-      <w:pPr>
-        <w:pStyle w:val="668"/>
-        <w:numPr>
-          <w:ilvl w:val="0"/>
-          <w:numId w:val="3"/>
-        </w:numPr>
-        <w:pBdr/>
-        <w:spacing/>
-        <w:ind/>
-        <w:jc w:val="left"/>
+      <w:r>
         <w:rPr>
           <w:b w:val="0"/>
           <w:bCs w:val="0"/>
           <w:sz w:val="22"/>
           <w:szCs w:val="22"/>
         </w:rPr>
-      </w:pPr>
-      <w:r>
-        <w:rPr>
-          <w:b w:val="0"/>
-          <w:bCs w:val="0"/>
-          <w:sz w:val="22"/>
-          <w:szCs w:val="22"/>
-          <w:highlight w:val="none"/>
-          <w:lang w:val="en-US"/>
-        </w:rPr>
-        <w:t xml:space="preserve">Setalh ditambahkan bootstrap bisa digunakan. Cara menggunakannya sebagai berikut :</w:t>
       </w:r>
       <w:r>
         <w:rPr>
@@ -748,10 +700,10 @@
     </w:p>
     <w:p>
       <w:pPr>
-        <w:pStyle w:val="668"/>
+        <w:pStyle w:val="898"/>
         <w:numPr>
           <w:ilvl w:val="0"/>
-          <w:numId w:val="4"/>
+          <w:numId w:val="6"/>
         </w:numPr>
         <w:pBdr/>
         <w:spacing/>
@@ -773,7 +725,15 @@
           <w:highlight w:val="none"/>
           <w:lang w:val="en-US"/>
         </w:rPr>
-        <w:t xml:space="preserve">Pilih tag html yang ingin di beri style CSS</w:t>
+        <w:t xml:space="preserve">Pilih tag html yang ingin di beri style Bootstrap</w:t>
+      </w:r>
+      <w:r>
+        <w:rPr>
+          <w:b w:val="0"/>
+          <w:bCs w:val="0"/>
+          <w:sz w:val="22"/>
+          <w:szCs w:val="22"/>
+        </w:rPr>
       </w:r>
       <w:r>
         <w:rPr>
@@ -822,7 +782,7 @@
                   <a:graphicData uri="http://schemas.openxmlformats.org/drawingml/2006/picture">
                     <pic:pic xmlns:pic="http://schemas.openxmlformats.org/drawingml/2006/picture">
                       <pic:nvPicPr>
-                        <pic:cNvPr id="369887492" name=""/>
+                        <pic:cNvPr id="467146859" name=""/>
                         <pic:cNvPicPr>
                           <a:picLocks noChangeAspect="1"/>
                         </pic:cNvPicPr>
@@ -835,7 +795,7 @@
                       <pic:spPr bwMode="auto">
                         <a:xfrm>
                           <a:off x="0" y="0"/>
-                          <a:ext cx="2019299" cy="1152524"/>
+                          <a:ext cx="2019298" cy="1152523"/>
                         </a:xfrm>
                         <a:prstGeom prst="rect">
                           <a:avLst/>
@@ -882,8 +842,6 @@
           <w:bCs w:val="0"/>
           <w:sz w:val="22"/>
           <w:szCs w:val="22"/>
-          <w:highlight w:val="none"/>
-          <w:lang w:val="en-US"/>
         </w:rPr>
       </w:r>
       <w:r>
@@ -892,27 +850,15 @@
           <w:bCs w:val="0"/>
           <w:sz w:val="22"/>
           <w:szCs w:val="22"/>
-          <w:highlight w:val="none"/>
-          <w:lang w:val="en-US"/>
-        </w:rPr>
-      </w:r>
-      <w:r>
-        <w:rPr>
-          <w:b w:val="0"/>
-          <w:bCs w:val="0"/>
-          <w:sz w:val="22"/>
-          <w:szCs w:val="22"/>
-          <w:highlight w:val="none"/>
-          <w:lang w:val="en-US"/>
         </w:rPr>
       </w:r>
     </w:p>
     <w:p>
       <w:pPr>
-        <w:pStyle w:val="668"/>
+        <w:pStyle w:val="898"/>
         <w:numPr>
           <w:ilvl w:val="0"/>
-          <w:numId w:val="4"/>
+          <w:numId w:val="6"/>
         </w:numPr>
         <w:pBdr/>
         <w:spacing/>
@@ -935,6 +881,14 @@
           <w:lang w:val="en-US"/>
         </w:rPr>
         <w:t xml:space="preserve">Buat class, karena styling bootstrap berada didalam class</w:t>
+      </w:r>
+      <w:r>
+        <w:rPr>
+          <w:b w:val="0"/>
+          <w:bCs w:val="0"/>
+          <w:sz w:val="22"/>
+          <w:szCs w:val="22"/>
+        </w:rPr>
       </w:r>
       <w:r>
         <w:rPr>
@@ -983,7 +937,7 @@
                   <a:graphicData uri="http://schemas.openxmlformats.org/drawingml/2006/picture">
                     <pic:pic xmlns:pic="http://schemas.openxmlformats.org/drawingml/2006/picture">
                       <pic:nvPicPr>
-                        <pic:cNvPr id="1959044012" name=""/>
+                        <pic:cNvPr id="827511838" name=""/>
                         <pic:cNvPicPr>
                           <a:picLocks noChangeAspect="1"/>
                         </pic:cNvPicPr>
@@ -996,7 +950,7 @@
                       <pic:spPr bwMode="auto">
                         <a:xfrm>
                           <a:off x="0" y="0"/>
-                          <a:ext cx="2514599" cy="1152524"/>
+                          <a:ext cx="2514598" cy="1152523"/>
                         </a:xfrm>
                         <a:prstGeom prst="rect">
                           <a:avLst/>
@@ -1043,8 +997,6 @@
           <w:bCs w:val="0"/>
           <w:sz w:val="22"/>
           <w:szCs w:val="22"/>
-          <w:highlight w:val="none"/>
-          <w:lang w:val="en-US"/>
         </w:rPr>
       </w:r>
       <w:r>
@@ -1053,27 +1005,15 @@
           <w:bCs w:val="0"/>
           <w:sz w:val="22"/>
           <w:szCs w:val="22"/>
-          <w:highlight w:val="none"/>
-          <w:lang w:val="en-US"/>
-        </w:rPr>
-      </w:r>
-      <w:r>
-        <w:rPr>
-          <w:b w:val="0"/>
-          <w:bCs w:val="0"/>
-          <w:sz w:val="22"/>
-          <w:szCs w:val="22"/>
-          <w:highlight w:val="none"/>
-          <w:lang w:val="en-US"/>
         </w:rPr>
       </w:r>
     </w:p>
     <w:p>
       <w:pPr>
-        <w:pStyle w:val="668"/>
+        <w:pStyle w:val="898"/>
         <w:numPr>
           <w:ilvl w:val="0"/>
-          <w:numId w:val="4"/>
+          <w:numId w:val="6"/>
         </w:numPr>
         <w:pBdr/>
         <w:spacing/>
@@ -1096,6 +1036,14 @@
           <w:lang w:val="en-US"/>
         </w:rPr>
         <w:t xml:space="preserve">Masukkan style bootstrap yang diinginkan</w:t>
+      </w:r>
+      <w:r>
+        <w:rPr>
+          <w:b w:val="0"/>
+          <w:bCs w:val="0"/>
+          <w:sz w:val="22"/>
+          <w:szCs w:val="22"/>
+        </w:rPr>
       </w:r>
       <w:r>
         <w:rPr>
@@ -1144,7 +1092,7 @@
                   <a:graphicData uri="http://schemas.openxmlformats.org/drawingml/2006/picture">
                     <pic:pic xmlns:pic="http://schemas.openxmlformats.org/drawingml/2006/picture">
                       <pic:nvPicPr>
-                        <pic:cNvPr id="680296606" name=""/>
+                        <pic:cNvPr id="1265252364" name=""/>
                         <pic:cNvPicPr>
                           <a:picLocks noChangeAspect="1"/>
                         </pic:cNvPicPr>
@@ -1157,7 +1105,7 @@
                       <pic:spPr bwMode="auto">
                         <a:xfrm>
                           <a:off x="0" y="0"/>
-                          <a:ext cx="3086100" cy="1152524"/>
+                          <a:ext cx="3086100" cy="1152523"/>
                         </a:xfrm>
                         <a:prstGeom prst="rect">
                           <a:avLst/>
@@ -1204,8 +1152,6 @@
           <w:bCs w:val="0"/>
           <w:sz w:val="22"/>
           <w:szCs w:val="22"/>
-          <w:highlight w:val="none"/>
-          <w:lang w:val="en-US"/>
         </w:rPr>
       </w:r>
       <w:r>
@@ -1214,27 +1160,15 @@
           <w:bCs w:val="0"/>
           <w:sz w:val="22"/>
           <w:szCs w:val="22"/>
-          <w:highlight w:val="none"/>
-          <w:lang w:val="en-US"/>
-        </w:rPr>
-      </w:r>
-      <w:r>
-        <w:rPr>
-          <w:b w:val="0"/>
-          <w:bCs w:val="0"/>
-          <w:sz w:val="22"/>
-          <w:szCs w:val="22"/>
-          <w:highlight w:val="none"/>
-          <w:lang w:val="en-US"/>
         </w:rPr>
       </w:r>
     </w:p>
     <w:p>
       <w:pPr>
-        <w:pStyle w:val="668"/>
+        <w:pStyle w:val="898"/>
         <w:numPr>
           <w:ilvl w:val="0"/>
-          <w:numId w:val="4"/>
+          <w:numId w:val="6"/>
         </w:numPr>
         <w:pBdr/>
         <w:spacing/>
@@ -1257,6 +1191,14 @@
           <w:lang w:val="en-US"/>
         </w:rPr>
         <w:t xml:space="preserve">Hasil sebelum ada style</w:t>
+      </w:r>
+      <w:r>
+        <w:rPr>
+          <w:b w:val="0"/>
+          <w:bCs w:val="0"/>
+          <w:sz w:val="22"/>
+          <w:szCs w:val="22"/>
+        </w:rPr>
       </w:r>
       <w:r>
         <w:rPr>
@@ -1305,7 +1247,7 @@
                   <a:graphicData uri="http://schemas.openxmlformats.org/drawingml/2006/picture">
                     <pic:pic xmlns:pic="http://schemas.openxmlformats.org/drawingml/2006/picture">
                       <pic:nvPicPr>
-                        <pic:cNvPr id="2060543743" name=""/>
+                        <pic:cNvPr id="1519014470" name=""/>
                         <pic:cNvPicPr>
                           <a:picLocks noChangeAspect="1"/>
                         </pic:cNvPicPr>
@@ -1318,7 +1260,7 @@
                       <pic:spPr bwMode="auto">
                         <a:xfrm flipH="0" flipV="0">
                           <a:off x="0" y="0"/>
-                          <a:ext cx="4479599" cy="2519774"/>
+                          <a:ext cx="4479598" cy="2519773"/>
                         </a:xfrm>
                         <a:prstGeom prst="rect">
                           <a:avLst/>
@@ -1365,19 +1307,6 @@
           <w:bCs w:val="0"/>
           <w:sz w:val="22"/>
           <w:szCs w:val="22"/>
-          <w:highlight w:val="none"/>
-          <w:lang w:val="en-US"/>
-        </w:rPr>
-      </w:r>
-      <w:r/>
-      <w:r>
-        <w:rPr>
-          <w:b w:val="0"/>
-          <w:bCs w:val="0"/>
-          <w:sz w:val="22"/>
-          <w:szCs w:val="22"/>
-          <w:highlight w:val="none"/>
-          <w:lang w:val="en-US"/>
         </w:rPr>
       </w:r>
       <w:r>
@@ -1386,27 +1315,15 @@
           <w:bCs w:val="0"/>
           <w:sz w:val="22"/>
           <w:szCs w:val="22"/>
-          <w:highlight w:val="none"/>
-          <w:lang w:val="en-US"/>
-        </w:rPr>
-      </w:r>
-      <w:r>
-        <w:rPr>
-          <w:b w:val="0"/>
-          <w:bCs w:val="0"/>
-          <w:sz w:val="22"/>
-          <w:szCs w:val="22"/>
-          <w:highlight w:val="none"/>
-          <w:lang w:val="en-US"/>
         </w:rPr>
       </w:r>
     </w:p>
     <w:p>
       <w:pPr>
-        <w:pStyle w:val="668"/>
+        <w:pStyle w:val="898"/>
         <w:numPr>
           <w:ilvl w:val="0"/>
-          <w:numId w:val="4"/>
+          <w:numId w:val="6"/>
         </w:numPr>
         <w:pBdr/>
         <w:spacing/>
@@ -1436,8 +1353,6 @@
           <w:bCs w:val="0"/>
           <w:sz w:val="22"/>
           <w:szCs w:val="22"/>
-          <w:highlight w:val="none"/>
-          <w:lang w:val="en-US"/>
         </w:rPr>
       </w:r>
       <w:r>
@@ -1456,10 +1371,7 @@
         <w:ind w:firstLine="0" w:left="1417"/>
         <w:jc w:val="left"/>
         <w:rPr>
-          <w:b w:val="0"/>
-          <w:bCs w:val="0"/>
-          <w:sz w:val="22"/>
-          <w:szCs w:val="22"/>
+          <w:highlight w:val="none"/>
         </w:rPr>
       </w:pPr>
       <w:r>
@@ -1487,7 +1399,7 @@
                   <a:graphicData uri="http://schemas.openxmlformats.org/drawingml/2006/picture">
                     <pic:pic xmlns:pic="http://schemas.openxmlformats.org/drawingml/2006/picture">
                       <pic:nvPicPr>
-                        <pic:cNvPr id="1840660652" name=""/>
+                        <pic:cNvPr id="919473594" name=""/>
                         <pic:cNvPicPr>
                           <a:picLocks noChangeAspect="1"/>
                         </pic:cNvPicPr>
@@ -1500,7 +1412,7 @@
                       <pic:spPr bwMode="auto">
                         <a:xfrm flipH="0" flipV="0">
                           <a:off x="0" y="0"/>
-                          <a:ext cx="4415924" cy="2483957"/>
+                          <a:ext cx="4415923" cy="2483955"/>
                         </a:xfrm>
                         <a:prstGeom prst="rect">
                           <a:avLst/>
@@ -1543,6 +1455,434 @@
       </w:r>
       <w:r>
         <w:rPr>
+          <w:highlight w:val="none"/>
+        </w:rPr>
+      </w:r>
+      <w:r>
+        <w:rPr>
+          <w:highlight w:val="none"/>
+        </w:rPr>
+      </w:r>
+    </w:p>
+    <w:p>
+      <w:pPr>
+        <w:pStyle w:val="898"/>
+        <w:numPr>
+          <w:ilvl w:val="0"/>
+          <w:numId w:val="3"/>
+        </w:numPr>
+        <w:pBdr/>
+        <w:spacing/>
+        <w:ind/>
+        <w:jc w:val="left"/>
+        <w:rPr>
+          <w:b w:val="0"/>
+          <w:bCs w:val="0"/>
+          <w:sz w:val="22"/>
+          <w:szCs w:val="22"/>
+        </w:rPr>
+      </w:pPr>
+      <w:r>
+        <w:rPr>
+          <w:b w:val="0"/>
+          <w:bCs w:val="0"/>
+          <w:sz w:val="22"/>
+          <w:szCs w:val="22"/>
+          <w:highlight w:val="none"/>
+          <w:lang w:val="en-US"/>
+        </w:rPr>
+        <w:t xml:space="preserve">Selanjutnya untuk hasil kode dan UI halaman home menggunakan bootstrap sebagai berikut</w:t>
+      </w:r>
+      <w:r>
+        <w:rPr>
+          <w:b w:val="0"/>
+          <w:bCs w:val="0"/>
+          <w:sz w:val="22"/>
+          <w:szCs w:val="22"/>
+          <w:highlight w:val="none"/>
+          <w:lang w:val="en-US"/>
+        </w:rPr>
+      </w:r>
+      <w:r>
+        <w:rPr>
+          <w:b w:val="0"/>
+          <w:bCs w:val="0"/>
+          <w:sz w:val="22"/>
+          <w:szCs w:val="22"/>
+        </w:rPr>
+      </w:r>
+    </w:p>
+    <w:p>
+      <w:pPr>
+        <w:pBdr/>
+        <w:spacing/>
+        <w:ind w:firstLine="0" w:left="709"/>
+        <w:jc w:val="left"/>
+        <w:rPr>
+          <w:b w:val="0"/>
+          <w:bCs w:val="0"/>
+          <w:sz w:val="22"/>
+          <w:szCs w:val="22"/>
+          <w:highlight w:val="none"/>
+          <w:lang w:val="en-US"/>
+        </w:rPr>
+      </w:pPr>
+      <w:r>
+        <w:rPr>
+          <w:b w:val="0"/>
+          <w:bCs w:val="0"/>
+          <w:sz w:val="22"/>
+          <w:szCs w:val="22"/>
+          <w:highlight w:val="none"/>
+          <w:lang w:val="en-US"/>
+        </w:rPr>
+      </w:r>
+      <w:r/>
+      <w:r>
+        <mc:AlternateContent>
+          <mc:Choice Requires="wpg">
+            <w:drawing>
+              <wp:inline xmlns:wp="http://schemas.openxmlformats.org/drawingml/2006/wordprocessingDrawing" distT="0" distB="0" distL="0" distR="0">
+                <wp:extent cx="4969938" cy="6615525"/>
+                <wp:effectExtent l="0" t="0" r="0" b="0"/>
+                <wp:docPr id="10" name=""/>
+                <wp:cNvGraphicFramePr>
+                  <a:graphicFrameLocks xmlns:a="http://schemas.openxmlformats.org/drawingml/2006/main" noChangeAspect="1"/>
+                </wp:cNvGraphicFramePr>
+                <a:graphic xmlns:a="http://schemas.openxmlformats.org/drawingml/2006/main">
+                  <a:graphicData uri="http://schemas.openxmlformats.org/drawingml/2006/picture">
+                    <pic:pic xmlns:pic="http://schemas.openxmlformats.org/drawingml/2006/picture">
+                      <pic:nvPicPr>
+                        <pic:cNvPr id="1860906055" name=""/>
+                        <pic:cNvPicPr>
+                          <a:picLocks noChangeAspect="1"/>
+                        </pic:cNvPicPr>
+                        <pic:nvPr/>
+                      </pic:nvPicPr>
+                      <pic:blipFill rotWithShape="1">
+                        <a:blip r:embed="rId18"/>
+                        <a:stretch/>
+                      </pic:blipFill>
+                      <pic:spPr bwMode="auto">
+                        <a:xfrm flipH="0" flipV="0">
+                          <a:off x="0" y="0"/>
+                          <a:ext cx="4969937" cy="6615524"/>
+                        </a:xfrm>
+                        <a:prstGeom prst="rect">
+                          <a:avLst/>
+                        </a:prstGeom>
+                      </pic:spPr>
+                    </pic:pic>
+                  </a:graphicData>
+                </a:graphic>
+              </wp:inline>
+            </w:drawing>
+          </mc:Choice>
+          <mc:Fallback>
+            <w:pict>
+              <v:shapetype id="_x0000_t75" coordsize="21600,21600" o:spt="75" o:preferrelative="t" path="m@4@5l@4@11@9@11@9@5xe" filled="f" stroked="f">
+                <v:stroke joinstyle="miter"/>
+                <v:formulas>
+                  <v:f eqn="if lineDrawn pixelLineWidth 0"/>
+                  <v:f eqn="sum @0 1 0"/>
+                  <v:f eqn="sum 0 0 @1"/>
+                  <v:f eqn="prod @2 1 2"/>
+                  <v:f eqn="prod @3 21600 pixelWidth"/>
+                  <v:f eqn="prod @3 21600 pixelHeight"/>
+                  <v:f eqn="sum @0 0 1"/>
+                  <v:f eqn="prod @6 1 2"/>
+                  <v:f eqn="prod @7 21600 pixelWidth"/>
+                  <v:f eqn="sum @8 21600 0"/>
+                  <v:f eqn="prod @7 21600 pixelHeight"/>
+                  <v:f eqn="sum @10 21600 0"/>
+                </v:formulas>
+                <v:path o:extrusionok="f" gradientshapeok="t" o:connecttype="rect"/>
+                <o:lock v:ext="edit" aspectratio="t"/>
+              </v:shapetype>
+              <v:shape id="_x0000_i9" o:spid="_x0000_s9" type="#_x0000_t75" style="width:391.33pt;height:520.91pt;mso-wrap-distance-left:0.00pt;mso-wrap-distance-top:0.00pt;mso-wrap-distance-right:0.00pt;mso-wrap-distance-bottom:0.00pt;z-index:1;" stroked="false">
+                <v:imagedata r:id="rId18" o:title=""/>
+                <o:lock v:ext="edit" rotation="t"/>
+              </v:shape>
+            </w:pict>
+          </mc:Fallback>
+        </mc:AlternateContent>
+      </w:r>
+      <w:r/>
+      <w:r>
+        <w:rPr>
+          <w:b w:val="0"/>
+          <w:bCs w:val="0"/>
+          <w:sz w:val="22"/>
+          <w:szCs w:val="22"/>
+          <w:highlight w:val="none"/>
+          <w:lang w:val="en-US"/>
+        </w:rPr>
+      </w:r>
+      <w:r>
+        <w:rPr>
+          <w:b w:val="0"/>
+          <w:bCs w:val="0"/>
+          <w:sz w:val="22"/>
+          <w:szCs w:val="22"/>
+          <w:highlight w:val="none"/>
+          <w:lang w:val="en-US"/>
+        </w:rPr>
+      </w:r>
+      <w:r>
+        <w:rPr>
+          <w:b w:val="0"/>
+          <w:bCs w:val="0"/>
+          <w:sz w:val="22"/>
+          <w:szCs w:val="22"/>
+        </w:rPr>
+      </w:r>
+    </w:p>
+    <w:p>
+      <w:pPr>
+        <w:pBdr/>
+        <w:spacing/>
+        <w:ind w:firstLine="0" w:left="709"/>
+        <w:jc w:val="left"/>
+        <w:rPr>
+          <w:b w:val="0"/>
+          <w:bCs w:val="0"/>
+          <w:sz w:val="22"/>
+          <w:szCs w:val="22"/>
+        </w:rPr>
+      </w:pPr>
+      <w:r>
+        <w:rPr>
+          <w:highlight w:val="none"/>
+        </w:rPr>
+      </w:r>
+      <w:r>
+        <w:rPr>
+          <w:highlight w:val="none"/>
+        </w:rPr>
+      </w:r>
+      <w:r>
+        <w:rPr>
+          <w:highlight w:val="none"/>
+        </w:rPr>
+      </w:r>
+    </w:p>
+    <w:p>
+      <w:pPr>
+        <w:pBdr/>
+        <w:spacing/>
+        <w:ind w:firstLine="0" w:left="709"/>
+        <w:jc w:val="left"/>
+        <w:rPr>
+          <w:b w:val="0"/>
+          <w:bCs w:val="0"/>
+          <w:sz w:val="22"/>
+          <w:szCs w:val="22"/>
+          <w:highlight w:val="none"/>
+          <w:lang w:val="en-US"/>
+        </w:rPr>
+      </w:pPr>
+      <w:r>
+        <w:rPr>
+          <w:b w:val="0"/>
+          <w:bCs w:val="0"/>
+          <w:sz w:val="22"/>
+          <w:szCs w:val="22"/>
+          <w:highlight w:val="none"/>
+          <w:lang w:val="en-US"/>
+        </w:rPr>
+      </w:r>
+      <w:r>
+        <mc:AlternateContent>
+          <mc:Choice Requires="wpg">
+            <w:drawing>
+              <wp:inline xmlns:wp="http://schemas.openxmlformats.org/drawingml/2006/wordprocessingDrawing" distT="0" distB="0" distL="0" distR="0">
+                <wp:extent cx="4980871" cy="4710525"/>
+                <wp:effectExtent l="0" t="0" r="0" b="0"/>
+                <wp:docPr id="11" name=""/>
+                <wp:cNvGraphicFramePr>
+                  <a:graphicFrameLocks xmlns:a="http://schemas.openxmlformats.org/drawingml/2006/main" noChangeAspect="1"/>
+                </wp:cNvGraphicFramePr>
+                <a:graphic xmlns:a="http://schemas.openxmlformats.org/drawingml/2006/main">
+                  <a:graphicData uri="http://schemas.openxmlformats.org/drawingml/2006/picture">
+                    <pic:pic xmlns:pic="http://schemas.openxmlformats.org/drawingml/2006/picture">
+                      <pic:nvPicPr>
+                        <pic:cNvPr id="716781890" name=""/>
+                        <pic:cNvPicPr>
+                          <a:picLocks noChangeAspect="1"/>
+                        </pic:cNvPicPr>
+                        <pic:nvPr/>
+                      </pic:nvPicPr>
+                      <pic:blipFill rotWithShape="1">
+                        <a:blip r:embed="rId19"/>
+                        <a:srcRect l="0" t="0" r="0" b="19870"/>
+                        <a:stretch/>
+                      </pic:blipFill>
+                      <pic:spPr bwMode="auto">
+                        <a:xfrm flipH="0" flipV="0">
+                          <a:off x="0" y="0"/>
+                          <a:ext cx="4980871" cy="4710524"/>
+                        </a:xfrm>
+                        <a:prstGeom prst="rect">
+                          <a:avLst/>
+                        </a:prstGeom>
+                      </pic:spPr>
+                    </pic:pic>
+                  </a:graphicData>
+                </a:graphic>
+              </wp:inline>
+            </w:drawing>
+          </mc:Choice>
+          <mc:Fallback>
+            <w:pict>
+              <v:shapetype id="_x0000_t75" coordsize="21600,21600" o:spt="75" o:preferrelative="t" path="m@4@5l@4@11@9@11@9@5xe" filled="f" stroked="f">
+                <v:stroke joinstyle="miter"/>
+                <v:formulas>
+                  <v:f eqn="if lineDrawn pixelLineWidth 0"/>
+                  <v:f eqn="sum @0 1 0"/>
+                  <v:f eqn="sum 0 0 @1"/>
+                  <v:f eqn="prod @2 1 2"/>
+                  <v:f eqn="prod @3 21600 pixelWidth"/>
+                  <v:f eqn="prod @3 21600 pixelHeight"/>
+                  <v:f eqn="sum @0 0 1"/>
+                  <v:f eqn="prod @6 1 2"/>
+                  <v:f eqn="prod @7 21600 pixelWidth"/>
+                  <v:f eqn="sum @8 21600 0"/>
+                  <v:f eqn="prod @7 21600 pixelHeight"/>
+                  <v:f eqn="sum @10 21600 0"/>
+                </v:formulas>
+                <v:path o:extrusionok="f" gradientshapeok="t" o:connecttype="rect"/>
+                <o:lock v:ext="edit" aspectratio="t"/>
+              </v:shapetype>
+              <v:shape id="_x0000_i10" o:spid="_x0000_s10" type="#_x0000_t75" style="width:392.19pt;height:370.91pt;mso-wrap-distance-left:0.00pt;mso-wrap-distance-top:0.00pt;mso-wrap-distance-right:0.00pt;mso-wrap-distance-bottom:0.00pt;z-index:1;" stroked="false">
+                <v:imagedata r:id="rId19" o:title="" croptop="0f" cropleft="0f" cropbottom="13022f" cropright="0f"/>
+                <o:lock v:ext="edit" rotation="t"/>
+              </v:shape>
+            </w:pict>
+          </mc:Fallback>
+        </mc:AlternateContent>
+      </w:r>
+      <w:r>
+        <w:rPr>
+          <w:b w:val="0"/>
+          <w:bCs w:val="0"/>
+          <w:sz w:val="22"/>
+          <w:szCs w:val="22"/>
+          <w:highlight w:val="none"/>
+          <w:lang w:val="en-US"/>
+        </w:rPr>
+      </w:r>
+      <w:r>
+        <w:rPr>
+          <w:b w:val="0"/>
+          <w:bCs w:val="0"/>
+          <w:sz w:val="22"/>
+          <w:szCs w:val="22"/>
+          <w:highlight w:val="none"/>
+          <w:lang w:val="en-US"/>
+        </w:rPr>
+      </w:r>
+      <w:r>
+        <w:rPr>
+          <w:highlight w:val="none"/>
+        </w:rPr>
+      </w:r>
+    </w:p>
+    <w:p>
+      <w:pPr>
+        <w:pBdr/>
+        <w:spacing/>
+        <w:ind w:firstLine="0" w:left="709"/>
+        <w:jc w:val="left"/>
+        <w:rPr>
+          <w:highlight w:val="none"/>
+        </w:rPr>
+      </w:pPr>
+      <w:r>
+        <w:rPr>
+          <w:b w:val="0"/>
+          <w:bCs w:val="0"/>
+          <w:sz w:val="22"/>
+          <w:szCs w:val="22"/>
+          <w:highlight w:val="none"/>
+          <w:lang w:val="en-US"/>
+        </w:rPr>
+      </w:r>
+      <w:r/>
+      <w:r/>
+      <w:r>
+        <mc:AlternateContent>
+          <mc:Choice Requires="wpg">
+            <w:drawing>
+              <wp:inline xmlns:wp="http://schemas.openxmlformats.org/drawingml/2006/wordprocessingDrawing" distT="0" distB="0" distL="0" distR="0">
+                <wp:extent cx="4980871" cy="2153953"/>
+                <wp:effectExtent l="0" t="0" r="0" b="0"/>
+                <wp:docPr id="12" name=""/>
+                <wp:cNvGraphicFramePr>
+                  <a:graphicFrameLocks xmlns:a="http://schemas.openxmlformats.org/drawingml/2006/main" noChangeAspect="1"/>
+                </wp:cNvGraphicFramePr>
+                <a:graphic xmlns:a="http://schemas.openxmlformats.org/drawingml/2006/main">
+                  <a:graphicData uri="http://schemas.openxmlformats.org/drawingml/2006/picture">
+                    <pic:pic xmlns:pic="http://schemas.openxmlformats.org/drawingml/2006/picture">
+                      <pic:nvPicPr>
+                        <pic:cNvPr id="1066851246" name=""/>
+                        <pic:cNvPicPr>
+                          <a:picLocks noChangeAspect="1"/>
+                        </pic:cNvPicPr>
+                        <pic:nvPr/>
+                      </pic:nvPicPr>
+                      <pic:blipFill rotWithShape="1">
+                        <a:blip r:embed="rId20"/>
+                        <a:srcRect l="0" t="0" r="0" b="23120"/>
+                        <a:stretch/>
+                      </pic:blipFill>
+                      <pic:spPr bwMode="auto">
+                        <a:xfrm flipH="0" flipV="0">
+                          <a:off x="0" y="0"/>
+                          <a:ext cx="4980871" cy="2153953"/>
+                        </a:xfrm>
+                        <a:prstGeom prst="rect">
+                          <a:avLst/>
+                        </a:prstGeom>
+                      </pic:spPr>
+                    </pic:pic>
+                  </a:graphicData>
+                </a:graphic>
+              </wp:inline>
+            </w:drawing>
+          </mc:Choice>
+          <mc:Fallback>
+            <w:pict>
+              <v:shapetype id="_x0000_t75" coordsize="21600,21600" o:spt="75" o:preferrelative="t" path="m@4@5l@4@11@9@11@9@5xe" filled="f" stroked="f">
+                <v:stroke joinstyle="miter"/>
+                <v:formulas>
+                  <v:f eqn="if lineDrawn pixelLineWidth 0"/>
+                  <v:f eqn="sum @0 1 0"/>
+                  <v:f eqn="sum 0 0 @1"/>
+                  <v:f eqn="prod @2 1 2"/>
+                  <v:f eqn="prod @3 21600 pixelWidth"/>
+                  <v:f eqn="prod @3 21600 pixelHeight"/>
+                  <v:f eqn="sum @0 0 1"/>
+                  <v:f eqn="prod @6 1 2"/>
+                  <v:f eqn="prod @7 21600 pixelWidth"/>
+                  <v:f eqn="sum @8 21600 0"/>
+                  <v:f eqn="prod @7 21600 pixelHeight"/>
+                  <v:f eqn="sum @10 21600 0"/>
+                </v:formulas>
+                <v:path o:extrusionok="f" gradientshapeok="t" o:connecttype="rect"/>
+                <o:lock v:ext="edit" aspectratio="t"/>
+              </v:shapetype>
+              <v:shape id="_x0000_i11" o:spid="_x0000_s11" type="#_x0000_t75" style="width:392.19pt;height:169.60pt;mso-wrap-distance-left:0.00pt;mso-wrap-distance-top:0.00pt;mso-wrap-distance-right:0.00pt;mso-wrap-distance-bottom:0.00pt;z-index:1;" stroked="false">
+                <v:imagedata r:id="rId20" o:title="" croptop="0f" cropleft="0f" cropbottom="15152f" cropright="0f"/>
+                <o:lock v:ext="edit" rotation="t"/>
+              </v:shape>
+            </w:pict>
+          </mc:Fallback>
+        </mc:AlternateContent>
+      </w:r>
+      <w:r/>
+      <w:r/>
+      <w:r>
+        <w:rPr>
           <w:b w:val="0"/>
           <w:bCs w:val="0"/>
           <w:sz w:val="22"/>
@@ -1572,6 +1912,1432 @@
         </w:rPr>
       </w:r>
     </w:p>
+    <w:p>
+      <w:pPr>
+        <w:pStyle w:val="898"/>
+        <w:numPr>
+          <w:ilvl w:val="0"/>
+          <w:numId w:val="7"/>
+        </w:numPr>
+        <w:pBdr/>
+        <w:spacing/>
+        <w:ind/>
+        <w:jc w:val="left"/>
+        <w:rPr>
+          <w:b w:val="0"/>
+          <w:bCs w:val="0"/>
+          <w:sz w:val="22"/>
+          <w:szCs w:val="22"/>
+        </w:rPr>
+      </w:pPr>
+      <w:r>
+        <w:rPr>
+          <w:b w:val="0"/>
+          <w:bCs w:val="0"/>
+          <w:sz w:val="22"/>
+          <w:szCs w:val="22"/>
+          <w:highlight w:val="none"/>
+          <w:lang w:val="en-US"/>
+        </w:rPr>
+        <w:t xml:space="preserve">Selanjutnya untuk hasil kode dan UI halaman about menggunakan bootstrap sebagai berikut</w:t>
+      </w:r>
+      <w:r>
+        <w:rPr>
+          <w:b w:val="0"/>
+          <w:bCs w:val="0"/>
+          <w:sz w:val="22"/>
+          <w:szCs w:val="22"/>
+        </w:rPr>
+      </w:r>
+      <w:r>
+        <w:rPr>
+          <w:b w:val="0"/>
+          <w:bCs w:val="0"/>
+          <w:sz w:val="22"/>
+          <w:szCs w:val="22"/>
+        </w:rPr>
+      </w:r>
+    </w:p>
+    <w:p>
+      <w:pPr>
+        <w:pBdr/>
+        <w:spacing/>
+        <w:ind w:firstLine="0" w:left="709"/>
+        <w:jc w:val="left"/>
+        <w:rPr>
+          <w:b w:val="0"/>
+          <w:bCs w:val="0"/>
+          <w:sz w:val="22"/>
+          <w:szCs w:val="22"/>
+          <w:highlight w:val="none"/>
+          <w:lang w:val="en-US"/>
+        </w:rPr>
+      </w:pPr>
+      <w:r>
+        <w:rPr>
+          <w:b w:val="0"/>
+          <w:bCs w:val="0"/>
+          <w:sz w:val="22"/>
+          <w:szCs w:val="22"/>
+          <w:highlight w:val="none"/>
+          <w:lang w:val="en-US"/>
+        </w:rPr>
+      </w:r>
+      <w:r/>
+      <w:r>
+        <mc:AlternateContent>
+          <mc:Choice Requires="wpg">
+            <w:drawing>
+              <wp:inline xmlns:wp="http://schemas.openxmlformats.org/drawingml/2006/wordprocessingDrawing" distT="0" distB="0" distL="0" distR="0">
+                <wp:extent cx="5037160" cy="6664653"/>
+                <wp:effectExtent l="0" t="0" r="0" b="0"/>
+                <wp:docPr id="13" name=""/>
+                <wp:cNvGraphicFramePr>
+                  <a:graphicFrameLocks xmlns:a="http://schemas.openxmlformats.org/drawingml/2006/main" noChangeAspect="1"/>
+                </wp:cNvGraphicFramePr>
+                <a:graphic xmlns:a="http://schemas.openxmlformats.org/drawingml/2006/main">
+                  <a:graphicData uri="http://schemas.openxmlformats.org/drawingml/2006/picture">
+                    <pic:pic xmlns:pic="http://schemas.openxmlformats.org/drawingml/2006/picture">
+                      <pic:nvPicPr>
+                        <pic:cNvPr id="946930030" name=""/>
+                        <pic:cNvPicPr>
+                          <a:picLocks noChangeAspect="1"/>
+                        </pic:cNvPicPr>
+                        <pic:nvPr/>
+                      </pic:nvPicPr>
+                      <pic:blipFill rotWithShape="1">
+                        <a:blip r:embed="rId21"/>
+                        <a:stretch/>
+                      </pic:blipFill>
+                      <pic:spPr bwMode="auto">
+                        <a:xfrm flipH="0" flipV="0">
+                          <a:off x="0" y="0"/>
+                          <a:ext cx="5037159" cy="6664653"/>
+                        </a:xfrm>
+                        <a:prstGeom prst="rect">
+                          <a:avLst/>
+                        </a:prstGeom>
+                      </pic:spPr>
+                    </pic:pic>
+                  </a:graphicData>
+                </a:graphic>
+              </wp:inline>
+            </w:drawing>
+          </mc:Choice>
+          <mc:Fallback>
+            <w:pict>
+              <v:shapetype id="_x0000_t75" coordsize="21600,21600" o:spt="75" o:preferrelative="t" path="m@4@5l@4@11@9@11@9@5xe" filled="f" stroked="f">
+                <v:stroke joinstyle="miter"/>
+                <v:formulas>
+                  <v:f eqn="if lineDrawn pixelLineWidth 0"/>
+                  <v:f eqn="sum @0 1 0"/>
+                  <v:f eqn="sum 0 0 @1"/>
+                  <v:f eqn="prod @2 1 2"/>
+                  <v:f eqn="prod @3 21600 pixelWidth"/>
+                  <v:f eqn="prod @3 21600 pixelHeight"/>
+                  <v:f eqn="sum @0 0 1"/>
+                  <v:f eqn="prod @6 1 2"/>
+                  <v:f eqn="prod @7 21600 pixelWidth"/>
+                  <v:f eqn="sum @8 21600 0"/>
+                  <v:f eqn="prod @7 21600 pixelHeight"/>
+                  <v:f eqn="sum @10 21600 0"/>
+                </v:formulas>
+                <v:path o:extrusionok="f" gradientshapeok="t" o:connecttype="rect"/>
+                <o:lock v:ext="edit" aspectratio="t"/>
+              </v:shapetype>
+              <v:shape id="_x0000_i12" o:spid="_x0000_s12" type="#_x0000_t75" style="width:396.63pt;height:524.78pt;mso-wrap-distance-left:0.00pt;mso-wrap-distance-top:0.00pt;mso-wrap-distance-right:0.00pt;mso-wrap-distance-bottom:0.00pt;z-index:1;" stroked="false">
+                <v:imagedata r:id="rId21" o:title=""/>
+                <o:lock v:ext="edit" rotation="t"/>
+              </v:shape>
+            </w:pict>
+          </mc:Fallback>
+        </mc:AlternateContent>
+      </w:r>
+      <w:r/>
+      <w:r>
+        <w:rPr>
+          <w:b w:val="0"/>
+          <w:bCs w:val="0"/>
+          <w:sz w:val="22"/>
+          <w:szCs w:val="22"/>
+          <w:highlight w:val="none"/>
+          <w:lang w:val="en-US"/>
+        </w:rPr>
+      </w:r>
+      <w:r>
+        <w:rPr>
+          <w:b w:val="0"/>
+          <w:bCs w:val="0"/>
+          <w:sz w:val="22"/>
+          <w:szCs w:val="22"/>
+        </w:rPr>
+      </w:r>
+    </w:p>
+    <w:p>
+      <w:pPr>
+        <w:pBdr/>
+        <w:spacing/>
+        <w:ind w:firstLine="0" w:left="709"/>
+        <w:jc w:val="left"/>
+        <w:rPr>
+          <w:b w:val="0"/>
+          <w:bCs w:val="0"/>
+          <w:sz w:val="22"/>
+          <w:szCs w:val="22"/>
+        </w:rPr>
+      </w:pPr>
+      <w:r>
+        <w:rPr>
+          <w:b w:val="0"/>
+          <w:bCs w:val="0"/>
+          <w:sz w:val="22"/>
+          <w:szCs w:val="22"/>
+          <w:highlight w:val="none"/>
+          <w:lang w:val="en-US"/>
+        </w:rPr>
+      </w:r>
+      <w:r>
+        <mc:AlternateContent>
+          <mc:Choice Requires="wpg">
+            <w:drawing>
+              <wp:inline xmlns:wp="http://schemas.openxmlformats.org/drawingml/2006/wordprocessingDrawing" distT="0" distB="0" distL="0" distR="0">
+                <wp:extent cx="5037160" cy="1519650"/>
+                <wp:effectExtent l="0" t="0" r="0" b="0"/>
+                <wp:docPr id="14" name=""/>
+                <wp:cNvGraphicFramePr>
+                  <a:graphicFrameLocks xmlns:a="http://schemas.openxmlformats.org/drawingml/2006/main" noChangeAspect="1"/>
+                </wp:cNvGraphicFramePr>
+                <a:graphic xmlns:a="http://schemas.openxmlformats.org/drawingml/2006/main">
+                  <a:graphicData uri="http://schemas.openxmlformats.org/drawingml/2006/picture">
+                    <pic:pic xmlns:pic="http://schemas.openxmlformats.org/drawingml/2006/picture">
+                      <pic:nvPicPr>
+                        <pic:cNvPr id="1667074378" name=""/>
+                        <pic:cNvPicPr>
+                          <a:picLocks noChangeAspect="1"/>
+                        </pic:cNvPicPr>
+                        <pic:nvPr/>
+                      </pic:nvPicPr>
+                      <pic:blipFill rotWithShape="1">
+                        <a:blip r:embed="rId22"/>
+                        <a:srcRect l="0" t="0" r="0" b="46366"/>
+                        <a:stretch/>
+                      </pic:blipFill>
+                      <pic:spPr bwMode="auto">
+                        <a:xfrm flipH="0" flipV="0">
+                          <a:off x="0" y="0"/>
+                          <a:ext cx="5037159" cy="1519649"/>
+                        </a:xfrm>
+                        <a:prstGeom prst="rect">
+                          <a:avLst/>
+                        </a:prstGeom>
+                      </pic:spPr>
+                    </pic:pic>
+                  </a:graphicData>
+                </a:graphic>
+              </wp:inline>
+            </w:drawing>
+          </mc:Choice>
+          <mc:Fallback>
+            <w:pict>
+              <v:shapetype id="_x0000_t75" coordsize="21600,21600" o:spt="75" o:preferrelative="t" path="m@4@5l@4@11@9@11@9@5xe" filled="f" stroked="f">
+                <v:stroke joinstyle="miter"/>
+                <v:formulas>
+                  <v:f eqn="if lineDrawn pixelLineWidth 0"/>
+                  <v:f eqn="sum @0 1 0"/>
+                  <v:f eqn="sum 0 0 @1"/>
+                  <v:f eqn="prod @2 1 2"/>
+                  <v:f eqn="prod @3 21600 pixelWidth"/>
+                  <v:f eqn="prod @3 21600 pixelHeight"/>
+                  <v:f eqn="sum @0 0 1"/>
+                  <v:f eqn="prod @6 1 2"/>
+                  <v:f eqn="prod @7 21600 pixelWidth"/>
+                  <v:f eqn="sum @8 21600 0"/>
+                  <v:f eqn="prod @7 21600 pixelHeight"/>
+                  <v:f eqn="sum @10 21600 0"/>
+                </v:formulas>
+                <v:path o:extrusionok="f" gradientshapeok="t" o:connecttype="rect"/>
+                <o:lock v:ext="edit" aspectratio="t"/>
+              </v:shapetype>
+              <v:shape id="_x0000_i13" o:spid="_x0000_s13" type="#_x0000_t75" style="width:396.63pt;height:119.66pt;mso-wrap-distance-left:0.00pt;mso-wrap-distance-top:0.00pt;mso-wrap-distance-right:0.00pt;mso-wrap-distance-bottom:0.00pt;z-index:1;" stroked="false">
+                <v:imagedata r:id="rId22" o:title="" croptop="0f" cropleft="0f" cropbottom="30386f" cropright="0f"/>
+                <o:lock v:ext="edit" rotation="t"/>
+              </v:shape>
+            </w:pict>
+          </mc:Fallback>
+        </mc:AlternateContent>
+      </w:r>
+      <w:r>
+        <w:rPr>
+          <w:b w:val="0"/>
+          <w:bCs w:val="0"/>
+          <w:sz w:val="22"/>
+          <w:szCs w:val="22"/>
+          <w:highlight w:val="none"/>
+          <w:lang w:val="en-US"/>
+        </w:rPr>
+      </w:r>
+      <w:r>
+        <w:rPr>
+          <w:b w:val="0"/>
+          <w:bCs w:val="0"/>
+          <w:sz w:val="22"/>
+          <w:szCs w:val="22"/>
+          <w:highlight w:val="none"/>
+          <w:lang w:val="en-US"/>
+        </w:rPr>
+      </w:r>
+      <w:r>
+        <w:rPr>
+          <w:b w:val="0"/>
+          <w:bCs w:val="0"/>
+          <w:sz w:val="22"/>
+          <w:szCs w:val="22"/>
+          <w:highlight w:val="none"/>
+          <w:lang w:val="en-US"/>
+        </w:rPr>
+      </w:r>
+    </w:p>
+    <w:p>
+      <w:pPr>
+        <w:pStyle w:val="898"/>
+        <w:numPr>
+          <w:ilvl w:val="0"/>
+          <w:numId w:val="3"/>
+        </w:numPr>
+        <w:pBdr/>
+        <w:spacing/>
+        <w:ind/>
+        <w:jc w:val="left"/>
+        <w:rPr>
+          <w:b w:val="0"/>
+          <w:bCs w:val="0"/>
+          <w:sz w:val="22"/>
+          <w:szCs w:val="22"/>
+        </w:rPr>
+      </w:pPr>
+      <w:r>
+        <w:rPr>
+          <w:b w:val="0"/>
+          <w:bCs w:val="0"/>
+          <w:sz w:val="22"/>
+          <w:szCs w:val="22"/>
+          <w:highlight w:val="none"/>
+          <w:lang w:val="en-US"/>
+        </w:rPr>
+      </w:r>
+      <w:r>
+        <w:rPr>
+          <w:b w:val="0"/>
+          <w:bCs w:val="0"/>
+          <w:sz w:val="22"/>
+          <w:szCs w:val="22"/>
+          <w:highlight w:val="none"/>
+          <w:lang w:val="en-US"/>
+        </w:rPr>
+        <w:t xml:space="preserve">Selanjutnya untuk hasil kode dan UI halaman data menggunakan bootstrap sebagai beriku</w:t>
+      </w:r>
+      <w:r>
+        <w:rPr>
+          <w:b w:val="0"/>
+          <w:bCs w:val="0"/>
+          <w:sz w:val="22"/>
+          <w:szCs w:val="22"/>
+          <w:highlight w:val="none"/>
+          <w:lang w:val="en-US"/>
+        </w:rPr>
+        <w:t xml:space="preserve">t.</w:t>
+      </w:r>
+      <w:r>
+        <w:rPr>
+          <w:b w:val="0"/>
+          <w:bCs w:val="0"/>
+          <w:sz w:val="22"/>
+          <w:szCs w:val="22"/>
+        </w:rPr>
+      </w:r>
+    </w:p>
+    <w:p>
+      <w:pPr>
+        <w:pBdr/>
+        <w:spacing/>
+        <w:ind w:firstLine="0" w:left="709"/>
+        <w:jc w:val="left"/>
+        <w:rPr>
+          <w:b w:val="0"/>
+          <w:bCs w:val="0"/>
+          <w:sz w:val="22"/>
+          <w:szCs w:val="22"/>
+          <w:highlight w:val="none"/>
+          <w:lang w:val="en-US"/>
+        </w:rPr>
+      </w:pPr>
+      <w:r>
+        <w:rPr>
+          <w:b w:val="0"/>
+          <w:bCs w:val="0"/>
+          <w:sz w:val="22"/>
+          <w:szCs w:val="22"/>
+          <w:highlight w:val="none"/>
+          <w:lang w:val="en-US"/>
+        </w:rPr>
+      </w:r>
+      <w:r>
+        <mc:AlternateContent>
+          <mc:Choice Requires="wpg">
+            <w:drawing>
+              <wp:inline xmlns:wp="http://schemas.openxmlformats.org/drawingml/2006/wordprocessingDrawing" distT="0" distB="0" distL="0" distR="0">
+                <wp:extent cx="5060875" cy="4358163"/>
+                <wp:effectExtent l="0" t="0" r="0" b="0"/>
+                <wp:docPr id="15" name=""/>
+                <wp:cNvGraphicFramePr>
+                  <a:graphicFrameLocks xmlns:a="http://schemas.openxmlformats.org/drawingml/2006/main" noChangeAspect="1"/>
+                </wp:cNvGraphicFramePr>
+                <a:graphic xmlns:a="http://schemas.openxmlformats.org/drawingml/2006/main">
+                  <a:graphicData uri="http://schemas.openxmlformats.org/drawingml/2006/picture">
+                    <pic:pic xmlns:pic="http://schemas.openxmlformats.org/drawingml/2006/picture">
+                      <pic:nvPicPr>
+                        <pic:cNvPr id="557895291" name=""/>
+                        <pic:cNvPicPr>
+                          <a:picLocks noChangeAspect="1"/>
+                        </pic:cNvPicPr>
+                        <pic:nvPr/>
+                      </pic:nvPicPr>
+                      <pic:blipFill rotWithShape="1">
+                        <a:blip r:embed="rId23"/>
+                        <a:stretch/>
+                      </pic:blipFill>
+                      <pic:spPr bwMode="auto">
+                        <a:xfrm flipH="0" flipV="0">
+                          <a:off x="0" y="0"/>
+                          <a:ext cx="5060874" cy="4358163"/>
+                        </a:xfrm>
+                        <a:prstGeom prst="rect">
+                          <a:avLst/>
+                        </a:prstGeom>
+                      </pic:spPr>
+                    </pic:pic>
+                  </a:graphicData>
+                </a:graphic>
+              </wp:inline>
+            </w:drawing>
+          </mc:Choice>
+          <mc:Fallback>
+            <w:pict>
+              <v:shapetype id="_x0000_t75" coordsize="21600,21600" o:spt="75" o:preferrelative="t" path="m@4@5l@4@11@9@11@9@5xe" filled="f" stroked="f">
+                <v:stroke joinstyle="miter"/>
+                <v:formulas>
+                  <v:f eqn="if lineDrawn pixelLineWidth 0"/>
+                  <v:f eqn="sum @0 1 0"/>
+                  <v:f eqn="sum 0 0 @1"/>
+                  <v:f eqn="prod @2 1 2"/>
+                  <v:f eqn="prod @3 21600 pixelWidth"/>
+                  <v:f eqn="prod @3 21600 pixelHeight"/>
+                  <v:f eqn="sum @0 0 1"/>
+                  <v:f eqn="prod @6 1 2"/>
+                  <v:f eqn="prod @7 21600 pixelWidth"/>
+                  <v:f eqn="sum @8 21600 0"/>
+                  <v:f eqn="prod @7 21600 pixelHeight"/>
+                  <v:f eqn="sum @10 21600 0"/>
+                </v:formulas>
+                <v:path o:extrusionok="f" gradientshapeok="t" o:connecttype="rect"/>
+                <o:lock v:ext="edit" aspectratio="t"/>
+              </v:shapetype>
+              <v:shape id="_x0000_i14" o:spid="_x0000_s14" type="#_x0000_t75" style="width:398.49pt;height:343.16pt;mso-wrap-distance-left:0.00pt;mso-wrap-distance-top:0.00pt;mso-wrap-distance-right:0.00pt;mso-wrap-distance-bottom:0.00pt;z-index:1;" stroked="false">
+                <v:imagedata r:id="rId23" o:title=""/>
+                <o:lock v:ext="edit" rotation="t"/>
+              </v:shape>
+            </w:pict>
+          </mc:Fallback>
+        </mc:AlternateContent>
+      </w:r>
+      <w:r>
+        <w:rPr>
+          <w:b w:val="0"/>
+          <w:bCs w:val="0"/>
+          <w:sz w:val="22"/>
+          <w:szCs w:val="22"/>
+          <w:highlight w:val="none"/>
+          <w:lang w:val="en-US"/>
+        </w:rPr>
+      </w:r>
+      <w:r>
+        <w:rPr>
+          <w:b w:val="0"/>
+          <w:bCs w:val="0"/>
+          <w:sz w:val="22"/>
+          <w:szCs w:val="22"/>
+          <w:highlight w:val="none"/>
+          <w:lang w:val="en-US"/>
+        </w:rPr>
+      </w:r>
+      <w:r>
+        <w:rPr>
+          <w:b w:val="0"/>
+          <w:bCs w:val="0"/>
+          <w:sz w:val="22"/>
+          <w:szCs w:val="22"/>
+        </w:rPr>
+      </w:r>
+    </w:p>
+    <w:p>
+      <w:pPr>
+        <w:pBdr/>
+        <w:spacing/>
+        <w:ind w:firstLine="0" w:left="709"/>
+        <w:jc w:val="left"/>
+        <w:rPr>
+          <w:b w:val="0"/>
+          <w:bCs w:val="0"/>
+          <w:sz w:val="22"/>
+          <w:szCs w:val="22"/>
+          <w:highlight w:val="none"/>
+          <w:lang w:val="en-US"/>
+        </w:rPr>
+      </w:pPr>
+      <w:r>
+        <w:rPr>
+          <w:b w:val="0"/>
+          <w:bCs w:val="0"/>
+          <w:sz w:val="22"/>
+          <w:szCs w:val="22"/>
+          <w:highlight w:val="none"/>
+          <w:lang w:val="en-US"/>
+        </w:rPr>
+      </w:r>
+      <w:r/>
+      <w:r/>
+      <w:r>
+        <mc:AlternateContent>
+          <mc:Choice Requires="wpg">
+            <w:drawing>
+              <wp:inline xmlns:wp="http://schemas.openxmlformats.org/drawingml/2006/wordprocessingDrawing" distT="0" distB="0" distL="0" distR="0">
+                <wp:extent cx="5060875" cy="3777075"/>
+                <wp:effectExtent l="0" t="0" r="0" b="0"/>
+                <wp:docPr id="16" name=""/>
+                <wp:cNvGraphicFramePr>
+                  <a:graphicFrameLocks xmlns:a="http://schemas.openxmlformats.org/drawingml/2006/main" noChangeAspect="1"/>
+                </wp:cNvGraphicFramePr>
+                <a:graphic xmlns:a="http://schemas.openxmlformats.org/drawingml/2006/main">
+                  <a:graphicData uri="http://schemas.openxmlformats.org/drawingml/2006/picture">
+                    <pic:pic xmlns:pic="http://schemas.openxmlformats.org/drawingml/2006/picture">
+                      <pic:nvPicPr>
+                        <pic:cNvPr id="1193481257" name=""/>
+                        <pic:cNvPicPr>
+                          <a:picLocks noChangeAspect="1"/>
+                        </pic:cNvPicPr>
+                        <pic:nvPr/>
+                      </pic:nvPicPr>
+                      <pic:blipFill rotWithShape="1">
+                        <a:blip r:embed="rId24"/>
+                        <a:stretch/>
+                      </pic:blipFill>
+                      <pic:spPr bwMode="auto">
+                        <a:xfrm flipH="0" flipV="0">
+                          <a:off x="0" y="0"/>
+                          <a:ext cx="5060874" cy="3777074"/>
+                        </a:xfrm>
+                        <a:prstGeom prst="rect">
+                          <a:avLst/>
+                        </a:prstGeom>
+                      </pic:spPr>
+                    </pic:pic>
+                  </a:graphicData>
+                </a:graphic>
+              </wp:inline>
+            </w:drawing>
+          </mc:Choice>
+          <mc:Fallback>
+            <w:pict>
+              <v:shapetype id="_x0000_t75" coordsize="21600,21600" o:spt="75" o:preferrelative="t" path="m@4@5l@4@11@9@11@9@5xe" filled="f" stroked="f">
+                <v:stroke joinstyle="miter"/>
+                <v:formulas>
+                  <v:f eqn="if lineDrawn pixelLineWidth 0"/>
+                  <v:f eqn="sum @0 1 0"/>
+                  <v:f eqn="sum 0 0 @1"/>
+                  <v:f eqn="prod @2 1 2"/>
+                  <v:f eqn="prod @3 21600 pixelWidth"/>
+                  <v:f eqn="prod @3 21600 pixelHeight"/>
+                  <v:f eqn="sum @0 0 1"/>
+                  <v:f eqn="prod @6 1 2"/>
+                  <v:f eqn="prod @7 21600 pixelWidth"/>
+                  <v:f eqn="sum @8 21600 0"/>
+                  <v:f eqn="prod @7 21600 pixelHeight"/>
+                  <v:f eqn="sum @10 21600 0"/>
+                </v:formulas>
+                <v:path o:extrusionok="f" gradientshapeok="t" o:connecttype="rect"/>
+                <o:lock v:ext="edit" aspectratio="t"/>
+              </v:shapetype>
+              <v:shape id="_x0000_i15" o:spid="_x0000_s15" type="#_x0000_t75" style="width:398.49pt;height:297.41pt;mso-wrap-distance-left:0.00pt;mso-wrap-distance-top:0.00pt;mso-wrap-distance-right:0.00pt;mso-wrap-distance-bottom:0.00pt;z-index:1;" stroked="false">
+                <v:imagedata r:id="rId24" o:title=""/>
+                <o:lock v:ext="edit" rotation="t"/>
+              </v:shape>
+            </w:pict>
+          </mc:Fallback>
+        </mc:AlternateContent>
+      </w:r>
+      <w:r/>
+      <w:r/>
+      <w:r>
+        <w:rPr>
+          <w:b w:val="0"/>
+          <w:bCs w:val="0"/>
+          <w:sz w:val="22"/>
+          <w:szCs w:val="22"/>
+          <w:highlight w:val="none"/>
+          <w:lang w:val="en-US"/>
+        </w:rPr>
+      </w:r>
+      <w:r>
+        <w:rPr>
+          <w:b w:val="0"/>
+          <w:bCs w:val="0"/>
+          <w:sz w:val="22"/>
+          <w:szCs w:val="22"/>
+          <w:highlight w:val="none"/>
+          <w:lang w:val="en-US"/>
+        </w:rPr>
+      </w:r>
+      <w:r>
+        <w:rPr>
+          <w:b w:val="0"/>
+          <w:bCs w:val="0"/>
+          <w:sz w:val="22"/>
+          <w:szCs w:val="22"/>
+        </w:rPr>
+      </w:r>
+    </w:p>
+    <w:p>
+      <w:pPr>
+        <w:pBdr/>
+        <w:spacing/>
+        <w:ind w:firstLine="0" w:left="709"/>
+        <w:jc w:val="left"/>
+        <w:rPr>
+          <w:b w:val="0"/>
+          <w:bCs w:val="0"/>
+          <w:sz w:val="22"/>
+          <w:szCs w:val="22"/>
+        </w:rPr>
+      </w:pPr>
+      <w:r>
+        <w:rPr>
+          <w:highlight w:val="none"/>
+        </w:rPr>
+      </w:r>
+      <w:r>
+        <w:rPr>
+          <w:highlight w:val="none"/>
+        </w:rPr>
+      </w:r>
+      <w:r>
+        <w:rPr>
+          <w:highlight w:val="none"/>
+        </w:rPr>
+      </w:r>
+    </w:p>
+    <w:p>
+      <w:pPr>
+        <w:pBdr/>
+        <w:spacing/>
+        <w:ind w:firstLine="0" w:left="709"/>
+        <w:jc w:val="left"/>
+        <w:rPr>
+          <w:highlight w:val="none"/>
+        </w:rPr>
+      </w:pPr>
+      <w:r>
+        <w:rPr>
+          <w:b w:val="0"/>
+          <w:bCs w:val="0"/>
+          <w:sz w:val="22"/>
+          <w:szCs w:val="22"/>
+          <w:highlight w:val="none"/>
+          <w:lang w:val="en-US"/>
+        </w:rPr>
+      </w:r>
+      <w:r>
+        <mc:AlternateContent>
+          <mc:Choice Requires="wpg">
+            <w:drawing>
+              <wp:inline xmlns:wp="http://schemas.openxmlformats.org/drawingml/2006/wordprocessingDrawing" distT="0" distB="0" distL="0" distR="0">
+                <wp:extent cx="5038400" cy="1672050"/>
+                <wp:effectExtent l="0" t="0" r="0" b="0"/>
+                <wp:docPr id="17" name=""/>
+                <wp:cNvGraphicFramePr>
+                  <a:graphicFrameLocks xmlns:a="http://schemas.openxmlformats.org/drawingml/2006/main" noChangeAspect="1"/>
+                </wp:cNvGraphicFramePr>
+                <a:graphic xmlns:a="http://schemas.openxmlformats.org/drawingml/2006/main">
+                  <a:graphicData uri="http://schemas.openxmlformats.org/drawingml/2006/picture">
+                    <pic:pic xmlns:pic="http://schemas.openxmlformats.org/drawingml/2006/picture">
+                      <pic:nvPicPr>
+                        <pic:cNvPr id="1189845999" name=""/>
+                        <pic:cNvPicPr>
+                          <a:picLocks noChangeAspect="1"/>
+                        </pic:cNvPicPr>
+                        <pic:nvPr/>
+                      </pic:nvPicPr>
+                      <pic:blipFill rotWithShape="1">
+                        <a:blip r:embed="rId25"/>
+                        <a:srcRect l="0" t="0" r="0" b="41002"/>
+                        <a:stretch/>
+                      </pic:blipFill>
+                      <pic:spPr bwMode="auto">
+                        <a:xfrm flipH="0" flipV="0">
+                          <a:off x="0" y="0"/>
+                          <a:ext cx="5038399" cy="1672049"/>
+                        </a:xfrm>
+                        <a:prstGeom prst="rect">
+                          <a:avLst/>
+                        </a:prstGeom>
+                      </pic:spPr>
+                    </pic:pic>
+                  </a:graphicData>
+                </a:graphic>
+              </wp:inline>
+            </w:drawing>
+          </mc:Choice>
+          <mc:Fallback>
+            <w:pict>
+              <v:shapetype id="_x0000_t75" coordsize="21600,21600" o:spt="75" o:preferrelative="t" path="m@4@5l@4@11@9@11@9@5xe" filled="f" stroked="f">
+                <v:stroke joinstyle="miter"/>
+                <v:formulas>
+                  <v:f eqn="if lineDrawn pixelLineWidth 0"/>
+                  <v:f eqn="sum @0 1 0"/>
+                  <v:f eqn="sum 0 0 @1"/>
+                  <v:f eqn="prod @2 1 2"/>
+                  <v:f eqn="prod @3 21600 pixelWidth"/>
+                  <v:f eqn="prod @3 21600 pixelHeight"/>
+                  <v:f eqn="sum @0 0 1"/>
+                  <v:f eqn="prod @6 1 2"/>
+                  <v:f eqn="prod @7 21600 pixelWidth"/>
+                  <v:f eqn="sum @8 21600 0"/>
+                  <v:f eqn="prod @7 21600 pixelHeight"/>
+                  <v:f eqn="sum @10 21600 0"/>
+                </v:formulas>
+                <v:path o:extrusionok="f" gradientshapeok="t" o:connecttype="rect"/>
+                <o:lock v:ext="edit" aspectratio="t"/>
+              </v:shapetype>
+              <v:shape id="_x0000_i16" o:spid="_x0000_s16" type="#_x0000_t75" style="width:396.72pt;height:131.66pt;mso-wrap-distance-left:0.00pt;mso-wrap-distance-top:0.00pt;mso-wrap-distance-right:0.00pt;mso-wrap-distance-bottom:0.00pt;z-index:1;" stroked="false">
+                <v:imagedata r:id="rId25" o:title="" croptop="0f" cropleft="0f" cropbottom="26871f" cropright="0f"/>
+                <o:lock v:ext="edit" rotation="t"/>
+              </v:shape>
+            </w:pict>
+          </mc:Fallback>
+        </mc:AlternateContent>
+      </w:r>
+      <w:r>
+        <w:rPr>
+          <w:b w:val="0"/>
+          <w:bCs w:val="0"/>
+          <w:sz w:val="22"/>
+          <w:szCs w:val="22"/>
+          <w:highlight w:val="none"/>
+          <w:lang w:val="en-US"/>
+        </w:rPr>
+      </w:r>
+      <w:r>
+        <w:rPr>
+          <w:b w:val="0"/>
+          <w:bCs w:val="0"/>
+          <w:sz w:val="22"/>
+          <w:szCs w:val="22"/>
+          <w:highlight w:val="none"/>
+          <w:lang w:val="en-US"/>
+        </w:rPr>
+      </w:r>
+      <w:r>
+        <w:rPr>
+          <w:b w:val="0"/>
+          <w:bCs w:val="0"/>
+          <w:sz w:val="22"/>
+          <w:szCs w:val="22"/>
+          <w:highlight w:val="none"/>
+          <w:lang w:val="en-US"/>
+        </w:rPr>
+      </w:r>
+    </w:p>
+    <w:p>
+      <w:pPr>
+        <w:pStyle w:val="898"/>
+        <w:numPr>
+          <w:ilvl w:val="0"/>
+          <w:numId w:val="3"/>
+        </w:numPr>
+        <w:pBdr/>
+        <w:spacing/>
+        <w:ind/>
+        <w:jc w:val="left"/>
+        <w:rPr>
+          <w:b w:val="0"/>
+          <w:bCs w:val="0"/>
+          <w:sz w:val="22"/>
+          <w:szCs w:val="22"/>
+        </w:rPr>
+      </w:pPr>
+      <w:r>
+        <w:rPr>
+          <w:b w:val="0"/>
+          <w:bCs w:val="0"/>
+          <w:sz w:val="22"/>
+          <w:szCs w:val="22"/>
+          <w:highlight w:val="none"/>
+          <w:lang w:val="en-US"/>
+        </w:rPr>
+      </w:r>
+      <w:r>
+        <w:rPr>
+          <w:b w:val="0"/>
+          <w:bCs w:val="0"/>
+          <w:sz w:val="22"/>
+          <w:szCs w:val="22"/>
+          <w:highlight w:val="none"/>
+          <w:lang w:val="en-US"/>
+        </w:rPr>
+        <w:t xml:space="preserve">Selanjutnya untuk hasil kode dan UI halaman profil menggunakan bootstrap sebagai beriku</w:t>
+      </w:r>
+      <w:r>
+        <w:rPr>
+          <w:b w:val="0"/>
+          <w:bCs w:val="0"/>
+          <w:sz w:val="22"/>
+          <w:szCs w:val="22"/>
+          <w:highlight w:val="none"/>
+          <w:lang w:val="en-US"/>
+        </w:rPr>
+        <w:t xml:space="preserve">t</w:t>
+      </w:r>
+      <w:r>
+        <w:rPr>
+          <w:b w:val="0"/>
+          <w:bCs w:val="0"/>
+          <w:sz w:val="22"/>
+          <w:szCs w:val="22"/>
+        </w:rPr>
+      </w:r>
+    </w:p>
+    <w:p>
+      <w:pPr>
+        <w:pBdr/>
+        <w:spacing/>
+        <w:ind w:firstLine="0" w:left="709"/>
+        <w:jc w:val="left"/>
+        <w:rPr>
+          <w:b w:val="0"/>
+          <w:bCs w:val="0"/>
+          <w:sz w:val="22"/>
+          <w:szCs w:val="22"/>
+          <w:highlight w:val="none"/>
+          <w:lang w:val="en-US"/>
+        </w:rPr>
+      </w:pPr>
+      <w:r>
+        <w:rPr>
+          <w:b w:val="0"/>
+          <w:bCs w:val="0"/>
+          <w:sz w:val="22"/>
+          <w:szCs w:val="22"/>
+          <w:highlight w:val="none"/>
+          <w:lang w:val="en-US"/>
+        </w:rPr>
+      </w:r>
+      <w:r>
+        <w:rPr>
+          <w:b w:val="0"/>
+          <w:bCs w:val="0"/>
+          <w:sz w:val="22"/>
+          <w:szCs w:val="22"/>
+          <w:highlight w:val="none"/>
+          <w:lang w:val="en-US"/>
+        </w:rPr>
+      </w:r>
+      <w:r>
+        <mc:AlternateContent>
+          <mc:Choice Requires="wpg">
+            <w:drawing>
+              <wp:inline xmlns:wp="http://schemas.openxmlformats.org/drawingml/2006/wordprocessingDrawing" distT="0" distB="0" distL="0" distR="0">
+                <wp:extent cx="5198920" cy="6920325"/>
+                <wp:effectExtent l="0" t="0" r="0" b="0"/>
+                <wp:docPr id="18" name=""/>
+                <wp:cNvGraphicFramePr>
+                  <a:graphicFrameLocks xmlns:a="http://schemas.openxmlformats.org/drawingml/2006/main" noChangeAspect="1"/>
+                </wp:cNvGraphicFramePr>
+                <a:graphic xmlns:a="http://schemas.openxmlformats.org/drawingml/2006/main">
+                  <a:graphicData uri="http://schemas.openxmlformats.org/drawingml/2006/picture">
+                    <pic:pic xmlns:pic="http://schemas.openxmlformats.org/drawingml/2006/picture">
+                      <pic:nvPicPr>
+                        <pic:cNvPr id="1950516437" name=""/>
+                        <pic:cNvPicPr>
+                          <a:picLocks noChangeAspect="1"/>
+                        </pic:cNvPicPr>
+                        <pic:nvPr/>
+                      </pic:nvPicPr>
+                      <pic:blipFill rotWithShape="1">
+                        <a:blip r:embed="rId26"/>
+                        <a:stretch/>
+                      </pic:blipFill>
+                      <pic:spPr bwMode="auto">
+                        <a:xfrm flipH="0" flipV="0">
+                          <a:off x="0" y="0"/>
+                          <a:ext cx="5198919" cy="6920325"/>
+                        </a:xfrm>
+                        <a:prstGeom prst="rect">
+                          <a:avLst/>
+                        </a:prstGeom>
+                      </pic:spPr>
+                    </pic:pic>
+                  </a:graphicData>
+                </a:graphic>
+              </wp:inline>
+            </w:drawing>
+          </mc:Choice>
+          <mc:Fallback>
+            <w:pict>
+              <v:shapetype id="_x0000_t75" coordsize="21600,21600" o:spt="75" o:preferrelative="t" path="m@4@5l@4@11@9@11@9@5xe" filled="f" stroked="f">
+                <v:stroke joinstyle="miter"/>
+                <v:formulas>
+                  <v:f eqn="if lineDrawn pixelLineWidth 0"/>
+                  <v:f eqn="sum @0 1 0"/>
+                  <v:f eqn="sum 0 0 @1"/>
+                  <v:f eqn="prod @2 1 2"/>
+                  <v:f eqn="prod @3 21600 pixelWidth"/>
+                  <v:f eqn="prod @3 21600 pixelHeight"/>
+                  <v:f eqn="sum @0 0 1"/>
+                  <v:f eqn="prod @6 1 2"/>
+                  <v:f eqn="prod @7 21600 pixelWidth"/>
+                  <v:f eqn="sum @8 21600 0"/>
+                  <v:f eqn="prod @7 21600 pixelHeight"/>
+                  <v:f eqn="sum @10 21600 0"/>
+                </v:formulas>
+                <v:path o:extrusionok="f" gradientshapeok="t" o:connecttype="rect"/>
+                <o:lock v:ext="edit" aspectratio="t"/>
+              </v:shapetype>
+              <v:shape id="_x0000_i17" o:spid="_x0000_s17" type="#_x0000_t75" style="width:409.36pt;height:544.91pt;mso-wrap-distance-left:0.00pt;mso-wrap-distance-top:0.00pt;mso-wrap-distance-right:0.00pt;mso-wrap-distance-bottom:0.00pt;z-index:1;" stroked="false">
+                <v:imagedata r:id="rId26" o:title=""/>
+                <o:lock v:ext="edit" rotation="t"/>
+              </v:shape>
+            </w:pict>
+          </mc:Fallback>
+        </mc:AlternateContent>
+      </w:r>
+      <w:r>
+        <w:rPr>
+          <w:b w:val="0"/>
+          <w:bCs w:val="0"/>
+          <w:sz w:val="22"/>
+          <w:szCs w:val="22"/>
+          <w:highlight w:val="none"/>
+          <w:lang w:val="en-US"/>
+        </w:rPr>
+      </w:r>
+      <w:r>
+        <w:rPr>
+          <w:b w:val="0"/>
+          <w:bCs w:val="0"/>
+          <w:sz w:val="22"/>
+          <w:szCs w:val="22"/>
+        </w:rPr>
+      </w:r>
+    </w:p>
+    <w:p>
+      <w:pPr>
+        <w:pBdr/>
+        <w:spacing/>
+        <w:ind w:firstLine="0" w:left="709"/>
+        <w:jc w:val="left"/>
+        <w:rPr>
+          <w:b w:val="0"/>
+          <w:bCs w:val="0"/>
+          <w:sz w:val="22"/>
+          <w:szCs w:val="22"/>
+        </w:rPr>
+      </w:pPr>
+      <w:r>
+        <w:rPr>
+          <w:b w:val="0"/>
+          <w:bCs w:val="0"/>
+          <w:sz w:val="22"/>
+          <w:szCs w:val="22"/>
+          <w:highlight w:val="none"/>
+          <w:lang w:val="en-US"/>
+        </w:rPr>
+      </w:r>
+      <w:r>
+        <mc:AlternateContent>
+          <mc:Choice Requires="wpg">
+            <w:drawing>
+              <wp:inline xmlns:wp="http://schemas.openxmlformats.org/drawingml/2006/wordprocessingDrawing" distT="0" distB="0" distL="0" distR="0">
+                <wp:extent cx="5103835" cy="1653000"/>
+                <wp:effectExtent l="0" t="0" r="0" b="0"/>
+                <wp:docPr id="19" name=""/>
+                <wp:cNvGraphicFramePr>
+                  <a:graphicFrameLocks xmlns:a="http://schemas.openxmlformats.org/drawingml/2006/main" noChangeAspect="1"/>
+                </wp:cNvGraphicFramePr>
+                <a:graphic xmlns:a="http://schemas.openxmlformats.org/drawingml/2006/main">
+                  <a:graphicData uri="http://schemas.openxmlformats.org/drawingml/2006/picture">
+                    <pic:pic xmlns:pic="http://schemas.openxmlformats.org/drawingml/2006/picture">
+                      <pic:nvPicPr>
+                        <pic:cNvPr id="1773961610" name=""/>
+                        <pic:cNvPicPr>
+                          <a:picLocks noChangeAspect="1"/>
+                        </pic:cNvPicPr>
+                        <pic:nvPr/>
+                      </pic:nvPicPr>
+                      <pic:blipFill rotWithShape="1">
+                        <a:blip r:embed="rId27"/>
+                        <a:srcRect l="0" t="0" r="0" b="42422"/>
+                        <a:stretch/>
+                      </pic:blipFill>
+                      <pic:spPr bwMode="auto">
+                        <a:xfrm flipH="0" flipV="0">
+                          <a:off x="0" y="0"/>
+                          <a:ext cx="5103834" cy="1652999"/>
+                        </a:xfrm>
+                        <a:prstGeom prst="rect">
+                          <a:avLst/>
+                        </a:prstGeom>
+                      </pic:spPr>
+                    </pic:pic>
+                  </a:graphicData>
+                </a:graphic>
+              </wp:inline>
+            </w:drawing>
+          </mc:Choice>
+          <mc:Fallback>
+            <w:pict>
+              <v:shapetype id="_x0000_t75" coordsize="21600,21600" o:spt="75" o:preferrelative="t" path="m@4@5l@4@11@9@11@9@5xe" filled="f" stroked="f">
+                <v:stroke joinstyle="miter"/>
+                <v:formulas>
+                  <v:f eqn="if lineDrawn pixelLineWidth 0"/>
+                  <v:f eqn="sum @0 1 0"/>
+                  <v:f eqn="sum 0 0 @1"/>
+                  <v:f eqn="prod @2 1 2"/>
+                  <v:f eqn="prod @3 21600 pixelWidth"/>
+                  <v:f eqn="prod @3 21600 pixelHeight"/>
+                  <v:f eqn="sum @0 0 1"/>
+                  <v:f eqn="prod @6 1 2"/>
+                  <v:f eqn="prod @7 21600 pixelWidth"/>
+                  <v:f eqn="sum @8 21600 0"/>
+                  <v:f eqn="prod @7 21600 pixelHeight"/>
+                  <v:f eqn="sum @10 21600 0"/>
+                </v:formulas>
+                <v:path o:extrusionok="f" gradientshapeok="t" o:connecttype="rect"/>
+                <o:lock v:ext="edit" aspectratio="t"/>
+              </v:shapetype>
+              <v:shape id="_x0000_i18" o:spid="_x0000_s18" type="#_x0000_t75" style="width:401.88pt;height:130.16pt;mso-wrap-distance-left:0.00pt;mso-wrap-distance-top:0.00pt;mso-wrap-distance-right:0.00pt;mso-wrap-distance-bottom:0.00pt;z-index:1;" stroked="false">
+                <v:imagedata r:id="rId27" o:title="" croptop="0f" cropleft="0f" cropbottom="27802f" cropright="0f"/>
+                <o:lock v:ext="edit" rotation="t"/>
+              </v:shape>
+            </w:pict>
+          </mc:Fallback>
+        </mc:AlternateContent>
+      </w:r>
+      <w:r>
+        <w:rPr>
+          <w:b w:val="0"/>
+          <w:bCs w:val="0"/>
+          <w:sz w:val="22"/>
+          <w:szCs w:val="22"/>
+          <w:highlight w:val="none"/>
+          <w:lang w:val="en-US"/>
+        </w:rPr>
+      </w:r>
+      <w:r>
+        <w:rPr>
+          <w:b w:val="0"/>
+          <w:bCs w:val="0"/>
+          <w:sz w:val="22"/>
+          <w:szCs w:val="22"/>
+          <w:highlight w:val="none"/>
+          <w:lang w:val="en-US"/>
+        </w:rPr>
+      </w:r>
+      <w:r>
+        <w:rPr>
+          <w:b w:val="0"/>
+          <w:bCs w:val="0"/>
+          <w:sz w:val="22"/>
+          <w:szCs w:val="22"/>
+          <w:highlight w:val="none"/>
+          <w:lang w:val="en-US"/>
+        </w:rPr>
+      </w:r>
+    </w:p>
+    <w:p>
+      <w:pPr>
+        <w:pStyle w:val="898"/>
+        <w:numPr>
+          <w:ilvl w:val="0"/>
+          <w:numId w:val="10"/>
+        </w:numPr>
+        <w:pBdr/>
+        <w:spacing/>
+        <w:ind/>
+        <w:jc w:val="left"/>
+        <w:rPr>
+          <w:b w:val="0"/>
+          <w:bCs w:val="0"/>
+          <w:sz w:val="22"/>
+          <w:szCs w:val="22"/>
+        </w:rPr>
+      </w:pPr>
+      <w:r>
+        <w:rPr>
+          <w:b w:val="0"/>
+          <w:bCs w:val="0"/>
+          <w:sz w:val="22"/>
+          <w:szCs w:val="22"/>
+          <w:highlight w:val="none"/>
+          <w:lang w:val="en-US"/>
+        </w:rPr>
+      </w:r>
+      <w:r>
+        <w:rPr>
+          <w:b w:val="0"/>
+          <w:bCs w:val="0"/>
+          <w:sz w:val="22"/>
+          <w:szCs w:val="22"/>
+          <w:highlight w:val="none"/>
+          <w:lang w:val="en-US"/>
+        </w:rPr>
+        <w:t xml:space="preserve">Selanjutnya untuk hasil kode dan UI halaman kontak menggunakan bootstrap sebagai beriku</w:t>
+      </w:r>
+      <w:r>
+        <w:rPr>
+          <w:b w:val="0"/>
+          <w:bCs w:val="0"/>
+          <w:sz w:val="22"/>
+          <w:szCs w:val="22"/>
+          <w:highlight w:val="none"/>
+          <w:lang w:val="en-US"/>
+        </w:rPr>
+        <w:t xml:space="preserve">t</w:t>
+      </w:r>
+      <w:r>
+        <w:rPr>
+          <w:b w:val="0"/>
+          <w:bCs w:val="0"/>
+          <w:sz w:val="22"/>
+          <w:szCs w:val="22"/>
+        </w:rPr>
+      </w:r>
+      <w:r>
+        <w:rPr>
+          <w:b w:val="0"/>
+          <w:bCs w:val="0"/>
+          <w:sz w:val="22"/>
+          <w:szCs w:val="22"/>
+        </w:rPr>
+      </w:r>
+    </w:p>
+    <w:p>
+      <w:pPr>
+        <w:pBdr/>
+        <w:spacing/>
+        <w:ind w:firstLine="0" w:left="709"/>
+        <w:jc w:val="left"/>
+        <w:rPr>
+          <w:b w:val="0"/>
+          <w:bCs w:val="0"/>
+          <w:sz w:val="22"/>
+          <w:szCs w:val="22"/>
+          <w:highlight w:val="none"/>
+          <w:lang w:val="en-US"/>
+        </w:rPr>
+      </w:pPr>
+      <w:r>
+        <w:rPr>
+          <w:b w:val="0"/>
+          <w:bCs w:val="0"/>
+          <w:sz w:val="22"/>
+          <w:szCs w:val="22"/>
+          <w:highlight w:val="none"/>
+          <w:lang w:val="en-US"/>
+        </w:rPr>
+      </w:r>
+      <w:r>
+        <mc:AlternateContent>
+          <mc:Choice Requires="wpg">
+            <w:drawing>
+              <wp:inline xmlns:wp="http://schemas.openxmlformats.org/drawingml/2006/wordprocessingDrawing" distT="0" distB="0" distL="0" distR="0">
+                <wp:extent cx="5008585" cy="6666968"/>
+                <wp:effectExtent l="0" t="0" r="0" b="0"/>
+                <wp:docPr id="20" name=""/>
+                <wp:cNvGraphicFramePr>
+                  <a:graphicFrameLocks xmlns:a="http://schemas.openxmlformats.org/drawingml/2006/main" noChangeAspect="1"/>
+                </wp:cNvGraphicFramePr>
+                <a:graphic xmlns:a="http://schemas.openxmlformats.org/drawingml/2006/main">
+                  <a:graphicData uri="http://schemas.openxmlformats.org/drawingml/2006/picture">
+                    <pic:pic xmlns:pic="http://schemas.openxmlformats.org/drawingml/2006/picture">
+                      <pic:nvPicPr>
+                        <pic:cNvPr id="776501094" name=""/>
+                        <pic:cNvPicPr>
+                          <a:picLocks noChangeAspect="1"/>
+                        </pic:cNvPicPr>
+                        <pic:nvPr/>
+                      </pic:nvPicPr>
+                      <pic:blipFill rotWithShape="1">
+                        <a:blip r:embed="rId28"/>
+                        <a:stretch/>
+                      </pic:blipFill>
+                      <pic:spPr bwMode="auto">
+                        <a:xfrm flipH="0" flipV="0">
+                          <a:off x="0" y="0"/>
+                          <a:ext cx="5008584" cy="6666968"/>
+                        </a:xfrm>
+                        <a:prstGeom prst="rect">
+                          <a:avLst/>
+                        </a:prstGeom>
+                      </pic:spPr>
+                    </pic:pic>
+                  </a:graphicData>
+                </a:graphic>
+              </wp:inline>
+            </w:drawing>
+          </mc:Choice>
+          <mc:Fallback>
+            <w:pict>
+              <v:shapetype id="_x0000_t75" coordsize="21600,21600" o:spt="75" o:preferrelative="t" path="m@4@5l@4@11@9@11@9@5xe" filled="f" stroked="f">
+                <v:stroke joinstyle="miter"/>
+                <v:formulas>
+                  <v:f eqn="if lineDrawn pixelLineWidth 0"/>
+                  <v:f eqn="sum @0 1 0"/>
+                  <v:f eqn="sum 0 0 @1"/>
+                  <v:f eqn="prod @2 1 2"/>
+                  <v:f eqn="prod @3 21600 pixelWidth"/>
+                  <v:f eqn="prod @3 21600 pixelHeight"/>
+                  <v:f eqn="sum @0 0 1"/>
+                  <v:f eqn="prod @6 1 2"/>
+                  <v:f eqn="prod @7 21600 pixelWidth"/>
+                  <v:f eqn="sum @8 21600 0"/>
+                  <v:f eqn="prod @7 21600 pixelHeight"/>
+                  <v:f eqn="sum @10 21600 0"/>
+                </v:formulas>
+                <v:path o:extrusionok="f" gradientshapeok="t" o:connecttype="rect"/>
+                <o:lock v:ext="edit" aspectratio="t"/>
+              </v:shapetype>
+              <v:shape id="_x0000_i19" o:spid="_x0000_s19" type="#_x0000_t75" style="width:394.38pt;height:524.96pt;mso-wrap-distance-left:0.00pt;mso-wrap-distance-top:0.00pt;mso-wrap-distance-right:0.00pt;mso-wrap-distance-bottom:0.00pt;z-index:1;" stroked="false">
+                <v:imagedata r:id="rId28" o:title=""/>
+                <o:lock v:ext="edit" rotation="t"/>
+              </v:shape>
+            </w:pict>
+          </mc:Fallback>
+        </mc:AlternateContent>
+      </w:r>
+      <w:r>
+        <w:rPr>
+          <w:b w:val="0"/>
+          <w:bCs w:val="0"/>
+          <w:sz w:val="22"/>
+          <w:szCs w:val="22"/>
+          <w:highlight w:val="none"/>
+          <w:lang w:val="en-US"/>
+        </w:rPr>
+      </w:r>
+      <w:r>
+        <w:rPr>
+          <w:b w:val="0"/>
+          <w:bCs w:val="0"/>
+          <w:sz w:val="22"/>
+          <w:szCs w:val="22"/>
+        </w:rPr>
+      </w:r>
+    </w:p>
+    <w:p>
+      <w:pPr>
+        <w:pBdr/>
+        <w:spacing/>
+        <w:ind w:firstLine="0" w:left="709"/>
+        <w:jc w:val="left"/>
+        <w:rPr>
+          <w:b w:val="0"/>
+          <w:bCs w:val="0"/>
+          <w:sz w:val="22"/>
+          <w:szCs w:val="22"/>
+        </w:rPr>
+      </w:pPr>
+      <w:r>
+        <w:rPr>
+          <w:b w:val="0"/>
+          <w:bCs w:val="0"/>
+          <w:sz w:val="22"/>
+          <w:szCs w:val="22"/>
+          <w:highlight w:val="none"/>
+          <w:lang w:val="en-US"/>
+        </w:rPr>
+      </w:r>
+      <w:r>
+        <mc:AlternateContent>
+          <mc:Choice Requires="wpg">
+            <w:drawing>
+              <wp:inline xmlns:wp="http://schemas.openxmlformats.org/drawingml/2006/wordprocessingDrawing" distT="0" distB="0" distL="0" distR="0">
+                <wp:extent cx="5132410" cy="1986375"/>
+                <wp:effectExtent l="0" t="0" r="0" b="0"/>
+                <wp:docPr id="21" name=""/>
+                <wp:cNvGraphicFramePr>
+                  <a:graphicFrameLocks xmlns:a="http://schemas.openxmlformats.org/drawingml/2006/main" noChangeAspect="1"/>
+                </wp:cNvGraphicFramePr>
+                <a:graphic xmlns:a="http://schemas.openxmlformats.org/drawingml/2006/main">
+                  <a:graphicData uri="http://schemas.openxmlformats.org/drawingml/2006/picture">
+                    <pic:pic xmlns:pic="http://schemas.openxmlformats.org/drawingml/2006/picture">
+                      <pic:nvPicPr>
+                        <pic:cNvPr id="1981521826" name=""/>
+                        <pic:cNvPicPr>
+                          <a:picLocks noChangeAspect="1"/>
+                        </pic:cNvPicPr>
+                        <pic:nvPr/>
+                      </pic:nvPicPr>
+                      <pic:blipFill rotWithShape="1">
+                        <a:blip r:embed="rId29"/>
+                        <a:srcRect l="0" t="0" r="0" b="31195"/>
+                        <a:stretch/>
+                      </pic:blipFill>
+                      <pic:spPr bwMode="auto">
+                        <a:xfrm flipH="0" flipV="0">
+                          <a:off x="0" y="0"/>
+                          <a:ext cx="5132409" cy="1986374"/>
+                        </a:xfrm>
+                        <a:prstGeom prst="rect">
+                          <a:avLst/>
+                        </a:prstGeom>
+                      </pic:spPr>
+                    </pic:pic>
+                  </a:graphicData>
+                </a:graphic>
+              </wp:inline>
+            </w:drawing>
+          </mc:Choice>
+          <mc:Fallback>
+            <w:pict>
+              <v:shapetype id="_x0000_t75" coordsize="21600,21600" o:spt="75" o:preferrelative="t" path="m@4@5l@4@11@9@11@9@5xe" filled="f" stroked="f">
+                <v:stroke joinstyle="miter"/>
+                <v:formulas>
+                  <v:f eqn="if lineDrawn pixelLineWidth 0"/>
+                  <v:f eqn="sum @0 1 0"/>
+                  <v:f eqn="sum 0 0 @1"/>
+                  <v:f eqn="prod @2 1 2"/>
+                  <v:f eqn="prod @3 21600 pixelWidth"/>
+                  <v:f eqn="prod @3 21600 pixelHeight"/>
+                  <v:f eqn="sum @0 0 1"/>
+                  <v:f eqn="prod @6 1 2"/>
+                  <v:f eqn="prod @7 21600 pixelWidth"/>
+                  <v:f eqn="sum @8 21600 0"/>
+                  <v:f eqn="prod @7 21600 pixelHeight"/>
+                  <v:f eqn="sum @10 21600 0"/>
+                </v:formulas>
+                <v:path o:extrusionok="f" gradientshapeok="t" o:connecttype="rect"/>
+                <o:lock v:ext="edit" aspectratio="t"/>
+              </v:shapetype>
+              <v:shape id="_x0000_i20" o:spid="_x0000_s20" type="#_x0000_t75" style="width:404.13pt;height:156.41pt;mso-wrap-distance-left:0.00pt;mso-wrap-distance-top:0.00pt;mso-wrap-distance-right:0.00pt;mso-wrap-distance-bottom:0.00pt;z-index:1;" stroked="false">
+                <v:imagedata r:id="rId29" o:title="" croptop="0f" cropleft="0f" cropbottom="20444f" cropright="0f"/>
+                <o:lock v:ext="edit" rotation="t"/>
+              </v:shape>
+            </w:pict>
+          </mc:Fallback>
+        </mc:AlternateContent>
+      </w:r>
+      <w:r>
+        <w:rPr>
+          <w:b w:val="0"/>
+          <w:bCs w:val="0"/>
+          <w:sz w:val="22"/>
+          <w:szCs w:val="22"/>
+          <w:highlight w:val="none"/>
+          <w:lang w:val="en-US"/>
+        </w:rPr>
+      </w:r>
+      <w:r>
+        <w:rPr>
+          <w:b w:val="0"/>
+          <w:bCs w:val="0"/>
+          <w:sz w:val="22"/>
+          <w:szCs w:val="22"/>
+          <w:highlight w:val="none"/>
+          <w:lang w:val="en-US"/>
+        </w:rPr>
+      </w:r>
+      <w:r>
+        <w:rPr>
+          <w:b w:val="0"/>
+          <w:bCs w:val="0"/>
+          <w:sz w:val="22"/>
+          <w:szCs w:val="22"/>
+          <w:highlight w:val="none"/>
+          <w:lang w:val="en-US"/>
+        </w:rPr>
+      </w:r>
+      <w:r>
+        <w:rPr>
+          <w:b w:val="0"/>
+          <w:bCs w:val="0"/>
+          <w:sz w:val="22"/>
+          <w:szCs w:val="22"/>
+          <w:highlight w:val="none"/>
+          <w:lang w:val="en-US"/>
+        </w:rPr>
+      </w:r>
+      <w:r>
+        <w:rPr>
+          <w:b w:val="0"/>
+          <w:bCs w:val="0"/>
+          <w:sz w:val="22"/>
+          <w:szCs w:val="22"/>
+          <w:highlight w:val="none"/>
+          <w:lang w:val="en-US"/>
+        </w:rPr>
+      </w:r>
+      <w:r>
+        <w:rPr>
+          <w:b w:val="0"/>
+          <w:bCs w:val="0"/>
+          <w:sz w:val="22"/>
+          <w:szCs w:val="22"/>
+          <w:highlight w:val="none"/>
+          <w:lang w:val="en-US"/>
+        </w:rPr>
+      </w:r>
+      <w:r>
+        <w:rPr>
+          <w:b w:val="0"/>
+          <w:bCs w:val="0"/>
+          <w:sz w:val="22"/>
+          <w:szCs w:val="22"/>
+        </w:rPr>
+      </w:r>
+    </w:p>
+    <w:p>
+      <w:pPr>
+        <w:pBdr/>
+        <w:spacing/>
+        <w:ind w:firstLine="0" w:left="0"/>
+        <w:jc w:val="left"/>
+        <w:rPr>
+          <w:b w:val="0"/>
+          <w:bCs w:val="0"/>
+          <w:sz w:val="22"/>
+          <w:szCs w:val="22"/>
+          <w:highlight w:val="none"/>
+          <w:lang w:val="en-US"/>
+        </w:rPr>
+      </w:pPr>
+      <w:r>
+        <w:rPr>
+          <w:highlight w:val="none"/>
+          <w:lang w:val="en-US" w:bidi="en-US"/>
+        </w:rPr>
+      </w:r>
+      <w:r>
+        <w:rPr>
+          <w:highlight w:val="none"/>
+          <w:lang w:val="en-US" w:bidi="en-US"/>
+        </w:rPr>
+      </w:r>
+      <w:r>
+        <w:rPr>
+          <w:highlight w:val="none"/>
+          <w:lang w:val="en-US"/>
+        </w:rPr>
+      </w:r>
+    </w:p>
     <w:sectPr>
       <w:footnotePr/>
       <w:endnotePr/>
@@ -1594,7 +3360,6 @@
         <w:ind/>
         <w:rPr/>
       </w:pPr>
-      <w:r/>
       <w:r>
         <w:separator/>
       </w:r>
@@ -1609,7 +3374,6 @@
         <w:ind/>
         <w:rPr/>
       </w:pPr>
-      <w:r/>
       <w:r>
         <w:continuationSeparator/>
       </w:r>
@@ -1629,7 +3393,6 @@
         <w:ind/>
         <w:rPr/>
       </w:pPr>
-      <w:r/>
       <w:r>
         <w:separator/>
       </w:r>
@@ -1644,7 +3407,6 @@
         <w:ind/>
         <w:rPr/>
       </w:pPr>
-      <w:r/>
       <w:r>
         <w:continuationSeparator/>
       </w:r>
@@ -2190,6 +3952,798 @@
       <w:suff w:val="tab"/>
     </w:lvl>
   </w:abstractNum>
+  <w:abstractNum w:abstractNumId="4">
+    <w:nsid w:val="7B9D3685"/>
+    <w:lvl w:ilvl="0">
+      <w:isLgl w:val="false"/>
+      <w:lvlJc w:val="left"/>
+      <w:lvlText w:val="%1."/>
+      <w:numFmt w:val="decimal"/>
+      <w:pPr>
+        <w:pBdr/>
+        <w:spacing/>
+        <w:ind w:hanging="360" w:left="709"/>
+      </w:pPr>
+      <w:rPr/>
+      <w:start w:val="1"/>
+      <w:suff w:val="tab"/>
+    </w:lvl>
+    <w:lvl w:ilvl="1">
+      <w:isLgl w:val="false"/>
+      <w:lvlJc w:val="left"/>
+      <w:lvlText w:val="%2."/>
+      <w:numFmt w:val="lowerLetter"/>
+      <w:pPr>
+        <w:pBdr/>
+        <w:spacing/>
+        <w:ind w:hanging="360" w:left="1429"/>
+      </w:pPr>
+      <w:rPr/>
+      <w:start w:val="1"/>
+      <w:suff w:val="tab"/>
+    </w:lvl>
+    <w:lvl w:ilvl="2">
+      <w:isLgl w:val="false"/>
+      <w:lvlJc w:val="right"/>
+      <w:lvlText w:val="%3."/>
+      <w:numFmt w:val="lowerRoman"/>
+      <w:pPr>
+        <w:pBdr/>
+        <w:spacing/>
+        <w:ind w:hanging="180" w:left="2149"/>
+      </w:pPr>
+      <w:rPr/>
+      <w:start w:val="1"/>
+      <w:suff w:val="tab"/>
+    </w:lvl>
+    <w:lvl w:ilvl="3">
+      <w:isLgl w:val="false"/>
+      <w:lvlJc w:val="left"/>
+      <w:lvlText w:val="%4."/>
+      <w:numFmt w:val="decimal"/>
+      <w:pPr>
+        <w:pBdr/>
+        <w:spacing/>
+        <w:ind w:hanging="360" w:left="2869"/>
+      </w:pPr>
+      <w:rPr/>
+      <w:start w:val="1"/>
+      <w:suff w:val="tab"/>
+    </w:lvl>
+    <w:lvl w:ilvl="4">
+      <w:isLgl w:val="false"/>
+      <w:lvlJc w:val="left"/>
+      <w:lvlText w:val="%5."/>
+      <w:numFmt w:val="lowerLetter"/>
+      <w:pPr>
+        <w:pBdr/>
+        <w:spacing/>
+        <w:ind w:hanging="360" w:left="3589"/>
+      </w:pPr>
+      <w:rPr/>
+      <w:start w:val="1"/>
+      <w:suff w:val="tab"/>
+    </w:lvl>
+    <w:lvl w:ilvl="5">
+      <w:isLgl w:val="false"/>
+      <w:lvlJc w:val="right"/>
+      <w:lvlText w:val="%6."/>
+      <w:numFmt w:val="lowerRoman"/>
+      <w:pPr>
+        <w:pBdr/>
+        <w:spacing/>
+        <w:ind w:hanging="180" w:left="4309"/>
+      </w:pPr>
+      <w:rPr/>
+      <w:start w:val="1"/>
+      <w:suff w:val="tab"/>
+    </w:lvl>
+    <w:lvl w:ilvl="6">
+      <w:isLgl w:val="false"/>
+      <w:lvlJc w:val="left"/>
+      <w:lvlText w:val="%7."/>
+      <w:numFmt w:val="decimal"/>
+      <w:pPr>
+        <w:pBdr/>
+        <w:spacing/>
+        <w:ind w:hanging="360" w:left="5029"/>
+      </w:pPr>
+      <w:rPr/>
+      <w:start w:val="1"/>
+      <w:suff w:val="tab"/>
+    </w:lvl>
+    <w:lvl w:ilvl="7">
+      <w:isLgl w:val="false"/>
+      <w:lvlJc w:val="left"/>
+      <w:lvlText w:val="%8."/>
+      <w:numFmt w:val="lowerLetter"/>
+      <w:pPr>
+        <w:pBdr/>
+        <w:spacing/>
+        <w:ind w:hanging="360" w:left="5749"/>
+      </w:pPr>
+      <w:rPr/>
+      <w:start w:val="1"/>
+      <w:suff w:val="tab"/>
+    </w:lvl>
+    <w:lvl w:ilvl="8">
+      <w:isLgl w:val="false"/>
+      <w:lvlJc w:val="right"/>
+      <w:lvlText w:val="%9."/>
+      <w:numFmt w:val="lowerRoman"/>
+      <w:pPr>
+        <w:pBdr/>
+        <w:spacing/>
+        <w:ind w:hanging="180" w:left="6469"/>
+      </w:pPr>
+      <w:rPr/>
+      <w:start w:val="1"/>
+      <w:suff w:val="tab"/>
+    </w:lvl>
+  </w:abstractNum>
+  <w:abstractNum w:abstractNumId="5">
+    <w:nsid w:val="44432F26"/>
+    <w:lvl w:ilvl="0">
+      <w:isLgl w:val="false"/>
+      <w:lvlJc w:val="left"/>
+      <w:lvlText w:val="–"/>
+      <w:numFmt w:val="bullet"/>
+      <w:pPr>
+        <w:pBdr/>
+        <w:spacing/>
+        <w:ind w:hanging="360" w:left="1417"/>
+      </w:pPr>
+      <w:rPr>
+        <w:rFonts w:hint="default" w:ascii="Arial" w:hAnsi="Arial" w:eastAsia="Arial" w:cs="Arial"/>
+      </w:rPr>
+      <w:start w:val="1"/>
+      <w:suff w:val="tab"/>
+    </w:lvl>
+    <w:lvl w:ilvl="1">
+      <w:isLgl w:val="false"/>
+      <w:lvlJc w:val="left"/>
+      <w:lvlText w:val="o"/>
+      <w:numFmt w:val="bullet"/>
+      <w:pPr>
+        <w:pBdr/>
+        <w:spacing/>
+        <w:ind w:hanging="360" w:left="2137"/>
+      </w:pPr>
+      <w:rPr>
+        <w:rFonts w:hint="default" w:ascii="Courier New" w:hAnsi="Courier New" w:eastAsia="Courier New" w:cs="Courier New"/>
+      </w:rPr>
+      <w:start w:val="1"/>
+      <w:suff w:val="tab"/>
+    </w:lvl>
+    <w:lvl w:ilvl="2">
+      <w:isLgl w:val="false"/>
+      <w:lvlJc w:val="left"/>
+      <w:lvlText w:val="§"/>
+      <w:numFmt w:val="bullet"/>
+      <w:pPr>
+        <w:pBdr/>
+        <w:spacing/>
+        <w:ind w:hanging="360" w:left="2857"/>
+      </w:pPr>
+      <w:rPr>
+        <w:rFonts w:hint="default" w:ascii="Wingdings" w:hAnsi="Wingdings" w:eastAsia="Wingdings" w:cs="Wingdings"/>
+      </w:rPr>
+      <w:start w:val="1"/>
+      <w:suff w:val="tab"/>
+    </w:lvl>
+    <w:lvl w:ilvl="3">
+      <w:isLgl w:val="false"/>
+      <w:lvlJc w:val="left"/>
+      <w:lvlText w:val="·"/>
+      <w:numFmt w:val="bullet"/>
+      <w:pPr>
+        <w:pBdr/>
+        <w:spacing/>
+        <w:ind w:hanging="360" w:left="3577"/>
+      </w:pPr>
+      <w:rPr>
+        <w:rFonts w:hint="default" w:ascii="Symbol" w:hAnsi="Symbol" w:eastAsia="Symbol" w:cs="Symbol"/>
+      </w:rPr>
+      <w:start w:val="1"/>
+      <w:suff w:val="tab"/>
+    </w:lvl>
+    <w:lvl w:ilvl="4">
+      <w:isLgl w:val="false"/>
+      <w:lvlJc w:val="left"/>
+      <w:lvlText w:val="o"/>
+      <w:numFmt w:val="bullet"/>
+      <w:pPr>
+        <w:pBdr/>
+        <w:spacing/>
+        <w:ind w:hanging="360" w:left="4297"/>
+      </w:pPr>
+      <w:rPr>
+        <w:rFonts w:hint="default" w:ascii="Courier New" w:hAnsi="Courier New" w:eastAsia="Courier New" w:cs="Courier New"/>
+      </w:rPr>
+      <w:start w:val="1"/>
+      <w:suff w:val="tab"/>
+    </w:lvl>
+    <w:lvl w:ilvl="5">
+      <w:isLgl w:val="false"/>
+      <w:lvlJc w:val="left"/>
+      <w:lvlText w:val="§"/>
+      <w:numFmt w:val="bullet"/>
+      <w:pPr>
+        <w:pBdr/>
+        <w:spacing/>
+        <w:ind w:hanging="360" w:left="5017"/>
+      </w:pPr>
+      <w:rPr>
+        <w:rFonts w:hint="default" w:ascii="Wingdings" w:hAnsi="Wingdings" w:eastAsia="Wingdings" w:cs="Wingdings"/>
+      </w:rPr>
+      <w:start w:val="1"/>
+      <w:suff w:val="tab"/>
+    </w:lvl>
+    <w:lvl w:ilvl="6">
+      <w:isLgl w:val="false"/>
+      <w:lvlJc w:val="left"/>
+      <w:lvlText w:val="·"/>
+      <w:numFmt w:val="bullet"/>
+      <w:pPr>
+        <w:pBdr/>
+        <w:spacing/>
+        <w:ind w:hanging="360" w:left="5737"/>
+      </w:pPr>
+      <w:rPr>
+        <w:rFonts w:hint="default" w:ascii="Symbol" w:hAnsi="Symbol" w:eastAsia="Symbol" w:cs="Symbol"/>
+      </w:rPr>
+      <w:start w:val="1"/>
+      <w:suff w:val="tab"/>
+    </w:lvl>
+    <w:lvl w:ilvl="7">
+      <w:isLgl w:val="false"/>
+      <w:lvlJc w:val="left"/>
+      <w:lvlText w:val="o"/>
+      <w:numFmt w:val="bullet"/>
+      <w:pPr>
+        <w:pBdr/>
+        <w:spacing/>
+        <w:ind w:hanging="360" w:left="6457"/>
+      </w:pPr>
+      <w:rPr>
+        <w:rFonts w:hint="default" w:ascii="Courier New" w:hAnsi="Courier New" w:eastAsia="Courier New" w:cs="Courier New"/>
+      </w:rPr>
+      <w:start w:val="1"/>
+      <w:suff w:val="tab"/>
+    </w:lvl>
+    <w:lvl w:ilvl="8">
+      <w:isLgl w:val="false"/>
+      <w:lvlJc w:val="left"/>
+      <w:lvlText w:val="§"/>
+      <w:numFmt w:val="bullet"/>
+      <w:pPr>
+        <w:pBdr/>
+        <w:spacing/>
+        <w:ind w:hanging="360" w:left="7177"/>
+      </w:pPr>
+      <w:rPr>
+        <w:rFonts w:hint="default" w:ascii="Wingdings" w:hAnsi="Wingdings" w:eastAsia="Wingdings" w:cs="Wingdings"/>
+      </w:rPr>
+      <w:start w:val="1"/>
+      <w:suff w:val="tab"/>
+    </w:lvl>
+  </w:abstractNum>
+  <w:abstractNum w:abstractNumId="6">
+    <w:nsid w:val="7B9D3685"/>
+    <w:lvl w:ilvl="0">
+      <w:isLgl w:val="false"/>
+      <w:lvlJc w:val="left"/>
+      <w:lvlText w:val="%1."/>
+      <w:numFmt w:val="decimal"/>
+      <w:pPr>
+        <w:pBdr/>
+        <w:spacing/>
+        <w:ind w:hanging="360" w:left="709"/>
+      </w:pPr>
+      <w:rPr/>
+      <w:start w:val="1"/>
+      <w:suff w:val="tab"/>
+    </w:lvl>
+    <w:lvl w:ilvl="1">
+      <w:isLgl w:val="false"/>
+      <w:lvlJc w:val="left"/>
+      <w:lvlText w:val="%2."/>
+      <w:numFmt w:val="lowerLetter"/>
+      <w:pPr>
+        <w:pBdr/>
+        <w:spacing/>
+        <w:ind w:hanging="360" w:left="1429"/>
+      </w:pPr>
+      <w:rPr/>
+      <w:start w:val="1"/>
+      <w:suff w:val="tab"/>
+    </w:lvl>
+    <w:lvl w:ilvl="2">
+      <w:isLgl w:val="false"/>
+      <w:lvlJc w:val="right"/>
+      <w:lvlText w:val="%3."/>
+      <w:numFmt w:val="lowerRoman"/>
+      <w:pPr>
+        <w:pBdr/>
+        <w:spacing/>
+        <w:ind w:hanging="180" w:left="2149"/>
+      </w:pPr>
+      <w:rPr/>
+      <w:start w:val="1"/>
+      <w:suff w:val="tab"/>
+    </w:lvl>
+    <w:lvl w:ilvl="3">
+      <w:isLgl w:val="false"/>
+      <w:lvlJc w:val="left"/>
+      <w:lvlText w:val="%4."/>
+      <w:numFmt w:val="decimal"/>
+      <w:pPr>
+        <w:pBdr/>
+        <w:spacing/>
+        <w:ind w:hanging="360" w:left="2869"/>
+      </w:pPr>
+      <w:rPr/>
+      <w:start w:val="1"/>
+      <w:suff w:val="tab"/>
+    </w:lvl>
+    <w:lvl w:ilvl="4">
+      <w:isLgl w:val="false"/>
+      <w:lvlJc w:val="left"/>
+      <w:lvlText w:val="%5."/>
+      <w:numFmt w:val="lowerLetter"/>
+      <w:pPr>
+        <w:pBdr/>
+        <w:spacing/>
+        <w:ind w:hanging="360" w:left="3589"/>
+      </w:pPr>
+      <w:rPr/>
+      <w:start w:val="1"/>
+      <w:suff w:val="tab"/>
+    </w:lvl>
+    <w:lvl w:ilvl="5">
+      <w:isLgl w:val="false"/>
+      <w:lvlJc w:val="right"/>
+      <w:lvlText w:val="%6."/>
+      <w:numFmt w:val="lowerRoman"/>
+      <w:pPr>
+        <w:pBdr/>
+        <w:spacing/>
+        <w:ind w:hanging="180" w:left="4309"/>
+      </w:pPr>
+      <w:rPr/>
+      <w:start w:val="1"/>
+      <w:suff w:val="tab"/>
+    </w:lvl>
+    <w:lvl w:ilvl="6">
+      <w:isLgl w:val="false"/>
+      <w:lvlJc w:val="left"/>
+      <w:lvlText w:val="%7."/>
+      <w:numFmt w:val="decimal"/>
+      <w:pPr>
+        <w:pBdr/>
+        <w:spacing/>
+        <w:ind w:hanging="360" w:left="5029"/>
+      </w:pPr>
+      <w:rPr/>
+      <w:start w:val="1"/>
+      <w:suff w:val="tab"/>
+    </w:lvl>
+    <w:lvl w:ilvl="7">
+      <w:isLgl w:val="false"/>
+      <w:lvlJc w:val="left"/>
+      <w:lvlText w:val="%8."/>
+      <w:numFmt w:val="lowerLetter"/>
+      <w:pPr>
+        <w:pBdr/>
+        <w:spacing/>
+        <w:ind w:hanging="360" w:left="5749"/>
+      </w:pPr>
+      <w:rPr/>
+      <w:start w:val="1"/>
+      <w:suff w:val="tab"/>
+    </w:lvl>
+    <w:lvl w:ilvl="8">
+      <w:isLgl w:val="false"/>
+      <w:lvlJc w:val="right"/>
+      <w:lvlText w:val="%9."/>
+      <w:numFmt w:val="lowerRoman"/>
+      <w:pPr>
+        <w:pBdr/>
+        <w:spacing/>
+        <w:ind w:hanging="180" w:left="6469"/>
+      </w:pPr>
+      <w:rPr/>
+      <w:start w:val="1"/>
+      <w:suff w:val="tab"/>
+    </w:lvl>
+  </w:abstractNum>
+  <w:abstractNum w:abstractNumId="7">
+    <w:nsid w:val="7B9D3685"/>
+    <w:lvl w:ilvl="0">
+      <w:isLgl w:val="false"/>
+      <w:lvlJc w:val="left"/>
+      <w:lvlText w:val="%1."/>
+      <w:numFmt w:val="decimal"/>
+      <w:pPr>
+        <w:pBdr/>
+        <w:spacing/>
+        <w:ind w:hanging="360" w:left="709"/>
+      </w:pPr>
+      <w:rPr/>
+      <w:start w:val="1"/>
+      <w:suff w:val="tab"/>
+    </w:lvl>
+    <w:lvl w:ilvl="1">
+      <w:isLgl w:val="false"/>
+      <w:lvlJc w:val="left"/>
+      <w:lvlText w:val="%2."/>
+      <w:numFmt w:val="lowerLetter"/>
+      <w:pPr>
+        <w:pBdr/>
+        <w:spacing/>
+        <w:ind w:hanging="360" w:left="1429"/>
+      </w:pPr>
+      <w:rPr/>
+      <w:start w:val="1"/>
+      <w:suff w:val="tab"/>
+    </w:lvl>
+    <w:lvl w:ilvl="2">
+      <w:isLgl w:val="false"/>
+      <w:lvlJc w:val="right"/>
+      <w:lvlText w:val="%3."/>
+      <w:numFmt w:val="lowerRoman"/>
+      <w:pPr>
+        <w:pBdr/>
+        <w:spacing/>
+        <w:ind w:hanging="180" w:left="2149"/>
+      </w:pPr>
+      <w:rPr/>
+      <w:start w:val="1"/>
+      <w:suff w:val="tab"/>
+    </w:lvl>
+    <w:lvl w:ilvl="3">
+      <w:isLgl w:val="false"/>
+      <w:lvlJc w:val="left"/>
+      <w:lvlText w:val="%4."/>
+      <w:numFmt w:val="decimal"/>
+      <w:pPr>
+        <w:pBdr/>
+        <w:spacing/>
+        <w:ind w:hanging="360" w:left="2869"/>
+      </w:pPr>
+      <w:rPr/>
+      <w:start w:val="1"/>
+      <w:suff w:val="tab"/>
+    </w:lvl>
+    <w:lvl w:ilvl="4">
+      <w:isLgl w:val="false"/>
+      <w:lvlJc w:val="left"/>
+      <w:lvlText w:val="%5."/>
+      <w:numFmt w:val="lowerLetter"/>
+      <w:pPr>
+        <w:pBdr/>
+        <w:spacing/>
+        <w:ind w:hanging="360" w:left="3589"/>
+      </w:pPr>
+      <w:rPr/>
+      <w:start w:val="1"/>
+      <w:suff w:val="tab"/>
+    </w:lvl>
+    <w:lvl w:ilvl="5">
+      <w:isLgl w:val="false"/>
+      <w:lvlJc w:val="right"/>
+      <w:lvlText w:val="%6."/>
+      <w:numFmt w:val="lowerRoman"/>
+      <w:pPr>
+        <w:pBdr/>
+        <w:spacing/>
+        <w:ind w:hanging="180" w:left="4309"/>
+      </w:pPr>
+      <w:rPr/>
+      <w:start w:val="1"/>
+      <w:suff w:val="tab"/>
+    </w:lvl>
+    <w:lvl w:ilvl="6">
+      <w:isLgl w:val="false"/>
+      <w:lvlJc w:val="left"/>
+      <w:lvlText w:val="%7."/>
+      <w:numFmt w:val="decimal"/>
+      <w:pPr>
+        <w:pBdr/>
+        <w:spacing/>
+        <w:ind w:hanging="360" w:left="5029"/>
+      </w:pPr>
+      <w:rPr/>
+      <w:start w:val="1"/>
+      <w:suff w:val="tab"/>
+    </w:lvl>
+    <w:lvl w:ilvl="7">
+      <w:isLgl w:val="false"/>
+      <w:lvlJc w:val="left"/>
+      <w:lvlText w:val="%8."/>
+      <w:numFmt w:val="lowerLetter"/>
+      <w:pPr>
+        <w:pBdr/>
+        <w:spacing/>
+        <w:ind w:hanging="360" w:left="5749"/>
+      </w:pPr>
+      <w:rPr/>
+      <w:start w:val="1"/>
+      <w:suff w:val="tab"/>
+    </w:lvl>
+    <w:lvl w:ilvl="8">
+      <w:isLgl w:val="false"/>
+      <w:lvlJc w:val="right"/>
+      <w:lvlText w:val="%9."/>
+      <w:numFmt w:val="lowerRoman"/>
+      <w:pPr>
+        <w:pBdr/>
+        <w:spacing/>
+        <w:ind w:hanging="180" w:left="6469"/>
+      </w:pPr>
+      <w:rPr/>
+      <w:start w:val="1"/>
+      <w:suff w:val="tab"/>
+    </w:lvl>
+  </w:abstractNum>
+  <w:abstractNum w:abstractNumId="8">
+    <w:nsid w:val="7B9D3685"/>
+    <w:lvl w:ilvl="0">
+      <w:isLgl w:val="false"/>
+      <w:lvlJc w:val="left"/>
+      <w:lvlText w:val="%1."/>
+      <w:numFmt w:val="decimal"/>
+      <w:pPr>
+        <w:pBdr/>
+        <w:spacing/>
+        <w:ind w:hanging="360" w:left="709"/>
+      </w:pPr>
+      <w:rPr/>
+      <w:start w:val="1"/>
+      <w:suff w:val="tab"/>
+    </w:lvl>
+    <w:lvl w:ilvl="1">
+      <w:isLgl w:val="false"/>
+      <w:lvlJc w:val="left"/>
+      <w:lvlText w:val="%2."/>
+      <w:numFmt w:val="lowerLetter"/>
+      <w:pPr>
+        <w:pBdr/>
+        <w:spacing/>
+        <w:ind w:hanging="360" w:left="1429"/>
+      </w:pPr>
+      <w:rPr/>
+      <w:start w:val="1"/>
+      <w:suff w:val="tab"/>
+    </w:lvl>
+    <w:lvl w:ilvl="2">
+      <w:isLgl w:val="false"/>
+      <w:lvlJc w:val="right"/>
+      <w:lvlText w:val="%3."/>
+      <w:numFmt w:val="lowerRoman"/>
+      <w:pPr>
+        <w:pBdr/>
+        <w:spacing/>
+        <w:ind w:hanging="180" w:left="2149"/>
+      </w:pPr>
+      <w:rPr/>
+      <w:start w:val="1"/>
+      <w:suff w:val="tab"/>
+    </w:lvl>
+    <w:lvl w:ilvl="3">
+      <w:isLgl w:val="false"/>
+      <w:lvlJc w:val="left"/>
+      <w:lvlText w:val="%4."/>
+      <w:numFmt w:val="decimal"/>
+      <w:pPr>
+        <w:pBdr/>
+        <w:spacing/>
+        <w:ind w:hanging="360" w:left="2869"/>
+      </w:pPr>
+      <w:rPr/>
+      <w:start w:val="1"/>
+      <w:suff w:val="tab"/>
+    </w:lvl>
+    <w:lvl w:ilvl="4">
+      <w:isLgl w:val="false"/>
+      <w:lvlJc w:val="left"/>
+      <w:lvlText w:val="%5."/>
+      <w:numFmt w:val="lowerLetter"/>
+      <w:pPr>
+        <w:pBdr/>
+        <w:spacing/>
+        <w:ind w:hanging="360" w:left="3589"/>
+      </w:pPr>
+      <w:rPr/>
+      <w:start w:val="1"/>
+      <w:suff w:val="tab"/>
+    </w:lvl>
+    <w:lvl w:ilvl="5">
+      <w:isLgl w:val="false"/>
+      <w:lvlJc w:val="right"/>
+      <w:lvlText w:val="%6."/>
+      <w:numFmt w:val="lowerRoman"/>
+      <w:pPr>
+        <w:pBdr/>
+        <w:spacing/>
+        <w:ind w:hanging="180" w:left="4309"/>
+      </w:pPr>
+      <w:rPr/>
+      <w:start w:val="1"/>
+      <w:suff w:val="tab"/>
+    </w:lvl>
+    <w:lvl w:ilvl="6">
+      <w:isLgl w:val="false"/>
+      <w:lvlJc w:val="left"/>
+      <w:lvlText w:val="%7."/>
+      <w:numFmt w:val="decimal"/>
+      <w:pPr>
+        <w:pBdr/>
+        <w:spacing/>
+        <w:ind w:hanging="360" w:left="5029"/>
+      </w:pPr>
+      <w:rPr/>
+      <w:start w:val="1"/>
+      <w:suff w:val="tab"/>
+    </w:lvl>
+    <w:lvl w:ilvl="7">
+      <w:isLgl w:val="false"/>
+      <w:lvlJc w:val="left"/>
+      <w:lvlText w:val="%8."/>
+      <w:numFmt w:val="lowerLetter"/>
+      <w:pPr>
+        <w:pBdr/>
+        <w:spacing/>
+        <w:ind w:hanging="360" w:left="5749"/>
+      </w:pPr>
+      <w:rPr/>
+      <w:start w:val="1"/>
+      <w:suff w:val="tab"/>
+    </w:lvl>
+    <w:lvl w:ilvl="8">
+      <w:isLgl w:val="false"/>
+      <w:lvlJc w:val="right"/>
+      <w:lvlText w:val="%9."/>
+      <w:numFmt w:val="lowerRoman"/>
+      <w:pPr>
+        <w:pBdr/>
+        <w:spacing/>
+        <w:ind w:hanging="180" w:left="6469"/>
+      </w:pPr>
+      <w:rPr/>
+      <w:start w:val="1"/>
+      <w:suff w:val="tab"/>
+    </w:lvl>
+  </w:abstractNum>
+  <w:abstractNum w:abstractNumId="9">
+    <w:nsid w:val="7B9D3685"/>
+    <w:lvl w:ilvl="0">
+      <w:isLgl w:val="false"/>
+      <w:lvlJc w:val="left"/>
+      <w:lvlText w:val="%1."/>
+      <w:numFmt w:val="decimal"/>
+      <w:pPr>
+        <w:pBdr/>
+        <w:spacing/>
+        <w:ind w:hanging="360" w:left="709"/>
+      </w:pPr>
+      <w:rPr/>
+      <w:start w:val="1"/>
+      <w:suff w:val="tab"/>
+    </w:lvl>
+    <w:lvl w:ilvl="1">
+      <w:isLgl w:val="false"/>
+      <w:lvlJc w:val="left"/>
+      <w:lvlText w:val="%2."/>
+      <w:numFmt w:val="lowerLetter"/>
+      <w:pPr>
+        <w:pBdr/>
+        <w:spacing/>
+        <w:ind w:hanging="360" w:left="1429"/>
+      </w:pPr>
+      <w:rPr/>
+      <w:start w:val="1"/>
+      <w:suff w:val="tab"/>
+    </w:lvl>
+    <w:lvl w:ilvl="2">
+      <w:isLgl w:val="false"/>
+      <w:lvlJc w:val="right"/>
+      <w:lvlText w:val="%3."/>
+      <w:numFmt w:val="lowerRoman"/>
+      <w:pPr>
+        <w:pBdr/>
+        <w:spacing/>
+        <w:ind w:hanging="180" w:left="2149"/>
+      </w:pPr>
+      <w:rPr/>
+      <w:start w:val="1"/>
+      <w:suff w:val="tab"/>
+    </w:lvl>
+    <w:lvl w:ilvl="3">
+      <w:isLgl w:val="false"/>
+      <w:lvlJc w:val="left"/>
+      <w:lvlText w:val="%4."/>
+      <w:numFmt w:val="decimal"/>
+      <w:pPr>
+        <w:pBdr/>
+        <w:spacing/>
+        <w:ind w:hanging="360" w:left="2869"/>
+      </w:pPr>
+      <w:rPr/>
+      <w:start w:val="1"/>
+      <w:suff w:val="tab"/>
+    </w:lvl>
+    <w:lvl w:ilvl="4">
+      <w:isLgl w:val="false"/>
+      <w:lvlJc w:val="left"/>
+      <w:lvlText w:val="%5."/>
+      <w:numFmt w:val="lowerLetter"/>
+      <w:pPr>
+        <w:pBdr/>
+        <w:spacing/>
+        <w:ind w:hanging="360" w:left="3589"/>
+      </w:pPr>
+      <w:rPr/>
+      <w:start w:val="1"/>
+      <w:suff w:val="tab"/>
+    </w:lvl>
+    <w:lvl w:ilvl="5">
+      <w:isLgl w:val="false"/>
+      <w:lvlJc w:val="right"/>
+      <w:lvlText w:val="%6."/>
+      <w:numFmt w:val="lowerRoman"/>
+      <w:pPr>
+        <w:pBdr/>
+        <w:spacing/>
+        <w:ind w:hanging="180" w:left="4309"/>
+      </w:pPr>
+      <w:rPr/>
+      <w:start w:val="1"/>
+      <w:suff w:val="tab"/>
+    </w:lvl>
+    <w:lvl w:ilvl="6">
+      <w:isLgl w:val="false"/>
+      <w:lvlJc w:val="left"/>
+      <w:lvlText w:val="%7."/>
+      <w:numFmt w:val="decimal"/>
+      <w:pPr>
+        <w:pBdr/>
+        <w:spacing/>
+        <w:ind w:hanging="360" w:left="5029"/>
+      </w:pPr>
+      <w:rPr/>
+      <w:start w:val="1"/>
+      <w:suff w:val="tab"/>
+    </w:lvl>
+    <w:lvl w:ilvl="7">
+      <w:isLgl w:val="false"/>
+      <w:lvlJc w:val="left"/>
+      <w:lvlText w:val="%8."/>
+      <w:numFmt w:val="lowerLetter"/>
+      <w:pPr>
+        <w:pBdr/>
+        <w:spacing/>
+        <w:ind w:hanging="360" w:left="5749"/>
+      </w:pPr>
+      <w:rPr/>
+      <w:start w:val="1"/>
+      <w:suff w:val="tab"/>
+    </w:lvl>
+    <w:lvl w:ilvl="8">
+      <w:isLgl w:val="false"/>
+      <w:lvlJc w:val="right"/>
+      <w:lvlText w:val="%9."/>
+      <w:numFmt w:val="lowerRoman"/>
+      <w:pPr>
+        <w:pBdr/>
+        <w:spacing/>
+        <w:ind w:hanging="180" w:left="6469"/>
+      </w:pPr>
+      <w:rPr/>
+      <w:start w:val="1"/>
+      <w:suff w:val="tab"/>
+    </w:lvl>
+  </w:abstractNum>
   <w:num w:numId="1">
     <w:abstractNumId w:val="0"/>
   </w:num>
@@ -2201,6 +4755,24 @@
   </w:num>
   <w:num w:numId="4">
     <w:abstractNumId w:val="3"/>
+  </w:num>
+  <w:num w:numId="5">
+    <w:abstractNumId w:val="4"/>
+  </w:num>
+  <w:num w:numId="6">
+    <w:abstractNumId w:val="5"/>
+  </w:num>
+  <w:num w:numId="7">
+    <w:abstractNumId w:val="6"/>
+  </w:num>
+  <w:num w:numId="8">
+    <w:abstractNumId w:val="7"/>
+  </w:num>
+  <w:num w:numId="9">
+    <w:abstractNumId w:val="8"/>
+  </w:num>
+  <w:num w:numId="10">
+    <w:abstractNumId w:val="9"/>
   </w:num>
 </w:numbering>
 </file>
@@ -2363,9 +4935,9 @@
     <w:lsdException w:name="Bibliography" w:uiPriority="37"/>
     <w:lsdException w:name="TOC Heading" w:uiPriority="39" w:qFormat="1"/>
   </w:latentStyles>
-  <w:style w:type="table" w:styleId="12">
+  <w:style w:type="table" w:styleId="709">
     <w:name w:val="Table Grid"/>
-    <w:basedOn w:val="665"/>
+    <w:basedOn w:val="895"/>
     <w:uiPriority w:val="59"/>
     <w:pPr>
       <w:pBdr/>
@@ -2562,9 +5134,9 @@
       </w:tcPr>
     </w:tblStylePr>
   </w:style>
-  <w:style w:type="table" w:styleId="13">
+  <w:style w:type="table" w:styleId="710">
     <w:name w:val="Table Grid Light"/>
-    <w:basedOn w:val="665"/>
+    <w:basedOn w:val="895"/>
     <w:uiPriority w:val="59"/>
     <w:pPr>
       <w:pBdr/>
@@ -2761,9 +5333,9 @@
       </w:tcPr>
     </w:tblStylePr>
   </w:style>
-  <w:style w:type="table" w:styleId="14">
+  <w:style w:type="table" w:styleId="711">
     <w:name w:val="Plain Table 1"/>
-    <w:basedOn w:val="665"/>
+    <w:basedOn w:val="895"/>
     <w:uiPriority w:val="59"/>
     <w:pPr>
       <w:pBdr/>
@@ -2986,9 +5558,9 @@
       </w:tcPr>
     </w:tblStylePr>
   </w:style>
-  <w:style w:type="table" w:styleId="15">
+  <w:style w:type="table" w:styleId="712">
     <w:name w:val="Plain Table 2"/>
-    <w:basedOn w:val="665"/>
+    <w:basedOn w:val="895"/>
     <w:uiPriority w:val="59"/>
     <w:pPr>
       <w:pBdr/>
@@ -3219,9 +5791,9 @@
       </w:tcPr>
     </w:tblStylePr>
   </w:style>
-  <w:style w:type="table" w:styleId="16">
+  <w:style w:type="table" w:styleId="713">
     <w:name w:val="Plain Table 3"/>
-    <w:basedOn w:val="665"/>
+    <w:basedOn w:val="895"/>
     <w:uiPriority w:val="99"/>
     <w:pPr>
       <w:pBdr/>
@@ -3449,9 +6021,9 @@
       </w:tcPr>
     </w:tblStylePr>
   </w:style>
-  <w:style w:type="table" w:styleId="17">
+  <w:style w:type="table" w:styleId="714">
     <w:name w:val="Plain Table 4"/>
-    <w:basedOn w:val="665"/>
+    <w:basedOn w:val="895"/>
     <w:uiPriority w:val="99"/>
     <w:pPr>
       <w:pBdr/>
@@ -3665,9 +6237,9 @@
       </w:tcPr>
     </w:tblStylePr>
   </w:style>
-  <w:style w:type="table" w:styleId="18">
+  <w:style w:type="table" w:styleId="715">
     <w:name w:val="Plain Table 5"/>
-    <w:basedOn w:val="665"/>
+    <w:basedOn w:val="895"/>
     <w:uiPriority w:val="99"/>
     <w:pPr>
       <w:pBdr/>
@@ -3898,9 +6470,9 @@
       </w:tcPr>
     </w:tblStylePr>
   </w:style>
-  <w:style w:type="table" w:styleId="19">
+  <w:style w:type="table" w:styleId="716">
     <w:name w:val="Grid Table 1 Light"/>
-    <w:basedOn w:val="665"/>
+    <w:basedOn w:val="895"/>
     <w:uiPriority w:val="99"/>
     <w:pPr>
       <w:pBdr/>
@@ -4121,9 +6693,9 @@
       </w:tcPr>
     </w:tblStylePr>
   </w:style>
-  <w:style w:type="table" w:styleId="20">
+  <w:style w:type="table" w:styleId="717">
     <w:name w:val="Grid Table 1 Light - Accent 1"/>
-    <w:basedOn w:val="665"/>
+    <w:basedOn w:val="895"/>
     <w:uiPriority w:val="99"/>
     <w:pPr>
       <w:pBdr/>
@@ -4344,9 +6916,9 @@
       </w:tcPr>
     </w:tblStylePr>
   </w:style>
-  <w:style w:type="table" w:styleId="21">
+  <w:style w:type="table" w:styleId="718">
     <w:name w:val="Grid Table 1 Light - Accent 2"/>
-    <w:basedOn w:val="665"/>
+    <w:basedOn w:val="895"/>
     <w:uiPriority w:val="99"/>
     <w:pPr>
       <w:pBdr/>
@@ -4567,9 +7139,9 @@
       </w:tcPr>
     </w:tblStylePr>
   </w:style>
-  <w:style w:type="table" w:styleId="22">
+  <w:style w:type="table" w:styleId="719">
     <w:name w:val="Grid Table 1 Light - Accent 3"/>
-    <w:basedOn w:val="665"/>
+    <w:basedOn w:val="895"/>
     <w:uiPriority w:val="99"/>
     <w:pPr>
       <w:pBdr/>
@@ -4790,9 +7362,9 @@
       </w:tcPr>
     </w:tblStylePr>
   </w:style>
-  <w:style w:type="table" w:styleId="23">
+  <w:style w:type="table" w:styleId="720">
     <w:name w:val="Grid Table 1 Light - Accent 4"/>
-    <w:basedOn w:val="665"/>
+    <w:basedOn w:val="895"/>
     <w:uiPriority w:val="99"/>
     <w:pPr>
       <w:pBdr/>
@@ -5013,9 +7585,9 @@
       </w:tcPr>
     </w:tblStylePr>
   </w:style>
-  <w:style w:type="table" w:styleId="24">
+  <w:style w:type="table" w:styleId="721">
     <w:name w:val="Grid Table 1 Light - Accent 5"/>
-    <w:basedOn w:val="665"/>
+    <w:basedOn w:val="895"/>
     <w:uiPriority w:val="99"/>
     <w:pPr>
       <w:pBdr/>
@@ -5236,9 +7808,9 @@
       </w:tcPr>
     </w:tblStylePr>
   </w:style>
-  <w:style w:type="table" w:styleId="25">
+  <w:style w:type="table" w:styleId="722">
     <w:name w:val="Grid Table 1 Light - Accent 6"/>
-    <w:basedOn w:val="665"/>
+    <w:basedOn w:val="895"/>
     <w:uiPriority w:val="99"/>
     <w:pPr>
       <w:pBdr/>
@@ -5459,9 +8031,9 @@
       </w:tcPr>
     </w:tblStylePr>
   </w:style>
-  <w:style w:type="table" w:styleId="26">
+  <w:style w:type="table" w:styleId="723">
     <w:name w:val="Grid Table 2"/>
-    <w:basedOn w:val="665"/>
+    <w:basedOn w:val="895"/>
     <w:uiPriority w:val="99"/>
     <w:pPr>
       <w:pBdr/>
@@ -5691,9 +8263,9 @@
       </w:tcPr>
     </w:tblStylePr>
   </w:style>
-  <w:style w:type="table" w:styleId="27">
+  <w:style w:type="table" w:styleId="724">
     <w:name w:val="Grid Table 2 - Accent 1"/>
-    <w:basedOn w:val="665"/>
+    <w:basedOn w:val="895"/>
     <w:uiPriority w:val="99"/>
     <w:pPr>
       <w:pBdr/>
@@ -5923,9 +8495,9 @@
       </w:tcPr>
     </w:tblStylePr>
   </w:style>
-  <w:style w:type="table" w:styleId="28">
+  <w:style w:type="table" w:styleId="725">
     <w:name w:val="Grid Table 2 - Accent 2"/>
-    <w:basedOn w:val="665"/>
+    <w:basedOn w:val="895"/>
     <w:uiPriority w:val="99"/>
     <w:pPr>
       <w:pBdr/>
@@ -6155,9 +8727,9 @@
       </w:tcPr>
     </w:tblStylePr>
   </w:style>
-  <w:style w:type="table" w:styleId="29">
+  <w:style w:type="table" w:styleId="726">
     <w:name w:val="Grid Table 2 - Accent 3"/>
-    <w:basedOn w:val="665"/>
+    <w:basedOn w:val="895"/>
     <w:uiPriority w:val="99"/>
     <w:pPr>
       <w:pBdr/>
@@ -6387,9 +8959,9 @@
       </w:tcPr>
     </w:tblStylePr>
   </w:style>
-  <w:style w:type="table" w:styleId="30">
+  <w:style w:type="table" w:styleId="727">
     <w:name w:val="Grid Table 2 - Accent 4"/>
-    <w:basedOn w:val="665"/>
+    <w:basedOn w:val="895"/>
     <w:uiPriority w:val="99"/>
     <w:pPr>
       <w:pBdr/>
@@ -6619,9 +9191,9 @@
       </w:tcPr>
     </w:tblStylePr>
   </w:style>
-  <w:style w:type="table" w:styleId="31">
+  <w:style w:type="table" w:styleId="728">
     <w:name w:val="Grid Table 2 - Accent 5"/>
-    <w:basedOn w:val="665"/>
+    <w:basedOn w:val="895"/>
     <w:uiPriority w:val="99"/>
     <w:pPr>
       <w:pBdr/>
@@ -6851,9 +9423,9 @@
       </w:tcPr>
     </w:tblStylePr>
   </w:style>
-  <w:style w:type="table" w:styleId="32">
+  <w:style w:type="table" w:styleId="729">
     <w:name w:val="Grid Table 2 - Accent 6"/>
-    <w:basedOn w:val="665"/>
+    <w:basedOn w:val="895"/>
     <w:uiPriority w:val="99"/>
     <w:pPr>
       <w:pBdr/>
@@ -7083,9 +9655,9 @@
       </w:tcPr>
     </w:tblStylePr>
   </w:style>
-  <w:style w:type="table" w:styleId="33">
+  <w:style w:type="table" w:styleId="730">
     <w:name w:val="Grid Table 3"/>
-    <w:basedOn w:val="665"/>
+    <w:basedOn w:val="895"/>
     <w:uiPriority w:val="99"/>
     <w:pPr>
       <w:pBdr/>
@@ -7184,29 +9756,6 @@
         <w:tblBorders/>
       </w:tblPr>
       <w:tcPr>
-        <w:shd w:color="ffffff"/>
-        <w:tcBorders>
-          <w:top w:val="none" w:color="000000" w:sz="4" w:space="0"/>
-          <w:left w:val="none" w:color="000000" w:sz="4" w:space="0"/>
-          <w:bottom w:val="none" w:color="000000" w:sz="4" w:space="0"/>
-          <w:right w:val="none" w:color="000000" w:sz="4" w:space="0"/>
-        </w:tcBorders>
-      </w:tcPr>
-    </w:tblStylePr>
-    <w:tblStylePr w:type="firstRow">
-      <w:rPr>
-        <w:b/>
-        <w:color w:val="404040"/>
-      </w:rPr>
-      <w:pPr>
-        <w:pBdr/>
-        <w:spacing/>
-        <w:ind/>
-      </w:pPr>
-      <w:tblPr>
-        <w:tblBorders/>
-      </w:tblPr>
-      <w:tcPr>
         <w:shd w:val="clear" w:color="ffffff"/>
         <w:tcBorders>
           <w:top w:val="none" w:color="000000" w:sz="4" w:space="0"/>
@@ -7216,30 +9765,7 @@
         </w:tcBorders>
       </w:tcPr>
     </w:tblStylePr>
-    <w:tblStylePr w:type="lastCol">
-      <w:rPr>
-        <w:i/>
-        <w:color w:val="404040"/>
-      </w:rPr>
-      <w:pPr>
-        <w:pBdr/>
-        <w:spacing/>
-        <w:ind/>
-      </w:pPr>
-      <w:tblPr>
-        <w:tblBorders/>
-      </w:tblPr>
-      <w:tcPr>
-        <w:shd w:color="ffffff"/>
-        <w:tcBorders>
-          <w:top w:val="none" w:color="000000" w:sz="4" w:space="0"/>
-          <w:left w:val="none" w:color="000000" w:sz="4" w:space="0"/>
-          <w:bottom w:val="none" w:color="000000" w:sz="4" w:space="0"/>
-          <w:right w:val="none" w:color="000000" w:sz="4" w:space="0"/>
-        </w:tcBorders>
-      </w:tcPr>
-    </w:tblStylePr>
-    <w:tblStylePr w:type="lastRow">
+    <w:tblStylePr w:type="firstRow">
       <w:rPr>
         <w:b/>
         <w:color w:val="404040"/>
@@ -7262,6 +9788,52 @@
         </w:tcBorders>
       </w:tcPr>
     </w:tblStylePr>
+    <w:tblStylePr w:type="lastCol">
+      <w:rPr>
+        <w:i/>
+        <w:color w:val="404040"/>
+      </w:rPr>
+      <w:pPr>
+        <w:pBdr/>
+        <w:spacing/>
+        <w:ind/>
+      </w:pPr>
+      <w:tblPr>
+        <w:tblBorders/>
+      </w:tblPr>
+      <w:tcPr>
+        <w:shd w:val="clear" w:color="ffffff"/>
+        <w:tcBorders>
+          <w:top w:val="none" w:color="000000" w:sz="4" w:space="0"/>
+          <w:left w:val="none" w:color="000000" w:sz="4" w:space="0"/>
+          <w:bottom w:val="none" w:color="000000" w:sz="4" w:space="0"/>
+          <w:right w:val="none" w:color="000000" w:sz="4" w:space="0"/>
+        </w:tcBorders>
+      </w:tcPr>
+    </w:tblStylePr>
+    <w:tblStylePr w:type="lastRow">
+      <w:rPr>
+        <w:b/>
+        <w:color w:val="404040"/>
+      </w:rPr>
+      <w:pPr>
+        <w:pBdr/>
+        <w:spacing/>
+        <w:ind/>
+      </w:pPr>
+      <w:tblPr>
+        <w:tblBorders/>
+      </w:tblPr>
+      <w:tcPr>
+        <w:shd w:val="clear" w:color="ffffff"/>
+        <w:tcBorders>
+          <w:top w:val="none" w:color="000000" w:sz="4" w:space="0"/>
+          <w:left w:val="none" w:color="000000" w:sz="4" w:space="0"/>
+          <w:bottom w:val="none" w:color="000000" w:sz="4" w:space="0"/>
+          <w:right w:val="none" w:color="000000" w:sz="4" w:space="0"/>
+        </w:tcBorders>
+      </w:tcPr>
+    </w:tblStylePr>
     <w:tblStylePr w:type="nwCell">
       <w:pPr>
         <w:pBdr/>
@@ -7328,9 +9900,9 @@
       </w:tcPr>
     </w:tblStylePr>
   </w:style>
-  <w:style w:type="table" w:styleId="34">
+  <w:style w:type="table" w:styleId="731">
     <w:name w:val="Grid Table 3 - Accent 1"/>
-    <w:basedOn w:val="665"/>
+    <w:basedOn w:val="895"/>
     <w:uiPriority w:val="99"/>
     <w:pPr>
       <w:pBdr/>
@@ -7429,29 +10001,6 @@
         <w:tblBorders/>
       </w:tblPr>
       <w:tcPr>
-        <w:shd w:color="ffffff"/>
-        <w:tcBorders>
-          <w:top w:val="none" w:color="000000" w:sz="4" w:space="0"/>
-          <w:left w:val="none" w:color="000000" w:sz="4" w:space="0"/>
-          <w:bottom w:val="none" w:color="000000" w:sz="4" w:space="0"/>
-          <w:right w:val="none" w:color="000000" w:sz="4" w:space="0"/>
-        </w:tcBorders>
-      </w:tcPr>
-    </w:tblStylePr>
-    <w:tblStylePr w:type="firstRow">
-      <w:rPr>
-        <w:b/>
-        <w:color w:val="404040"/>
-      </w:rPr>
-      <w:pPr>
-        <w:pBdr/>
-        <w:spacing/>
-        <w:ind/>
-      </w:pPr>
-      <w:tblPr>
-        <w:tblBorders/>
-      </w:tblPr>
-      <w:tcPr>
         <w:shd w:val="clear" w:color="ffffff"/>
         <w:tcBorders>
           <w:top w:val="none" w:color="000000" w:sz="4" w:space="0"/>
@@ -7461,30 +10010,7 @@
         </w:tcBorders>
       </w:tcPr>
     </w:tblStylePr>
-    <w:tblStylePr w:type="lastCol">
-      <w:rPr>
-        <w:i/>
-        <w:color w:val="404040"/>
-      </w:rPr>
-      <w:pPr>
-        <w:pBdr/>
-        <w:spacing/>
-        <w:ind/>
-      </w:pPr>
-      <w:tblPr>
-        <w:tblBorders/>
-      </w:tblPr>
-      <w:tcPr>
-        <w:shd w:color="ffffff"/>
-        <w:tcBorders>
-          <w:top w:val="none" w:color="000000" w:sz="4" w:space="0"/>
-          <w:left w:val="none" w:color="000000" w:sz="4" w:space="0"/>
-          <w:bottom w:val="none" w:color="000000" w:sz="4" w:space="0"/>
-          <w:right w:val="none" w:color="000000" w:sz="4" w:space="0"/>
-        </w:tcBorders>
-      </w:tcPr>
-    </w:tblStylePr>
-    <w:tblStylePr w:type="lastRow">
+    <w:tblStylePr w:type="firstRow">
       <w:rPr>
         <w:b/>
         <w:color w:val="404040"/>
@@ -7507,6 +10033,52 @@
         </w:tcBorders>
       </w:tcPr>
     </w:tblStylePr>
+    <w:tblStylePr w:type="lastCol">
+      <w:rPr>
+        <w:i/>
+        <w:color w:val="404040"/>
+      </w:rPr>
+      <w:pPr>
+        <w:pBdr/>
+        <w:spacing/>
+        <w:ind/>
+      </w:pPr>
+      <w:tblPr>
+        <w:tblBorders/>
+      </w:tblPr>
+      <w:tcPr>
+        <w:shd w:val="clear" w:color="ffffff"/>
+        <w:tcBorders>
+          <w:top w:val="none" w:color="000000" w:sz="4" w:space="0"/>
+          <w:left w:val="none" w:color="000000" w:sz="4" w:space="0"/>
+          <w:bottom w:val="none" w:color="000000" w:sz="4" w:space="0"/>
+          <w:right w:val="none" w:color="000000" w:sz="4" w:space="0"/>
+        </w:tcBorders>
+      </w:tcPr>
+    </w:tblStylePr>
+    <w:tblStylePr w:type="lastRow">
+      <w:rPr>
+        <w:b/>
+        <w:color w:val="404040"/>
+      </w:rPr>
+      <w:pPr>
+        <w:pBdr/>
+        <w:spacing/>
+        <w:ind/>
+      </w:pPr>
+      <w:tblPr>
+        <w:tblBorders/>
+      </w:tblPr>
+      <w:tcPr>
+        <w:shd w:val="clear" w:color="ffffff"/>
+        <w:tcBorders>
+          <w:top w:val="none" w:color="000000" w:sz="4" w:space="0"/>
+          <w:left w:val="none" w:color="000000" w:sz="4" w:space="0"/>
+          <w:bottom w:val="none" w:color="000000" w:sz="4" w:space="0"/>
+          <w:right w:val="none" w:color="000000" w:sz="4" w:space="0"/>
+        </w:tcBorders>
+      </w:tcPr>
+    </w:tblStylePr>
     <w:tblStylePr w:type="nwCell">
       <w:pPr>
         <w:pBdr/>
@@ -7573,9 +10145,9 @@
       </w:tcPr>
     </w:tblStylePr>
   </w:style>
-  <w:style w:type="table" w:styleId="35">
+  <w:style w:type="table" w:styleId="732">
     <w:name w:val="Grid Table 3 - Accent 2"/>
-    <w:basedOn w:val="665"/>
+    <w:basedOn w:val="895"/>
     <w:uiPriority w:val="99"/>
     <w:pPr>
       <w:pBdr/>
@@ -7674,29 +10246,6 @@
         <w:tblBorders/>
       </w:tblPr>
       <w:tcPr>
-        <w:shd w:color="ffffff"/>
-        <w:tcBorders>
-          <w:top w:val="none" w:color="000000" w:sz="4" w:space="0"/>
-          <w:left w:val="none" w:color="000000" w:sz="4" w:space="0"/>
-          <w:bottom w:val="none" w:color="000000" w:sz="4" w:space="0"/>
-          <w:right w:val="none" w:color="000000" w:sz="4" w:space="0"/>
-        </w:tcBorders>
-      </w:tcPr>
-    </w:tblStylePr>
-    <w:tblStylePr w:type="firstRow">
-      <w:rPr>
-        <w:b/>
-        <w:color w:val="404040"/>
-      </w:rPr>
-      <w:pPr>
-        <w:pBdr/>
-        <w:spacing/>
-        <w:ind/>
-      </w:pPr>
-      <w:tblPr>
-        <w:tblBorders/>
-      </w:tblPr>
-      <w:tcPr>
         <w:shd w:val="clear" w:color="ffffff"/>
         <w:tcBorders>
           <w:top w:val="none" w:color="000000" w:sz="4" w:space="0"/>
@@ -7706,30 +10255,7 @@
         </w:tcBorders>
       </w:tcPr>
     </w:tblStylePr>
-    <w:tblStylePr w:type="lastCol">
-      <w:rPr>
-        <w:i/>
-        <w:color w:val="404040"/>
-      </w:rPr>
-      <w:pPr>
-        <w:pBdr/>
-        <w:spacing/>
-        <w:ind/>
-      </w:pPr>
-      <w:tblPr>
-        <w:tblBorders/>
-      </w:tblPr>
-      <w:tcPr>
-        <w:shd w:color="ffffff"/>
-        <w:tcBorders>
-          <w:top w:val="none" w:color="000000" w:sz="4" w:space="0"/>
-          <w:left w:val="none" w:color="000000" w:sz="4" w:space="0"/>
-          <w:bottom w:val="none" w:color="000000" w:sz="4" w:space="0"/>
-          <w:right w:val="none" w:color="000000" w:sz="4" w:space="0"/>
-        </w:tcBorders>
-      </w:tcPr>
-    </w:tblStylePr>
-    <w:tblStylePr w:type="lastRow">
+    <w:tblStylePr w:type="firstRow">
       <w:rPr>
         <w:b/>
         <w:color w:val="404040"/>
@@ -7752,6 +10278,52 @@
         </w:tcBorders>
       </w:tcPr>
     </w:tblStylePr>
+    <w:tblStylePr w:type="lastCol">
+      <w:rPr>
+        <w:i/>
+        <w:color w:val="404040"/>
+      </w:rPr>
+      <w:pPr>
+        <w:pBdr/>
+        <w:spacing/>
+        <w:ind/>
+      </w:pPr>
+      <w:tblPr>
+        <w:tblBorders/>
+      </w:tblPr>
+      <w:tcPr>
+        <w:shd w:val="clear" w:color="ffffff"/>
+        <w:tcBorders>
+          <w:top w:val="none" w:color="000000" w:sz="4" w:space="0"/>
+          <w:left w:val="none" w:color="000000" w:sz="4" w:space="0"/>
+          <w:bottom w:val="none" w:color="000000" w:sz="4" w:space="0"/>
+          <w:right w:val="none" w:color="000000" w:sz="4" w:space="0"/>
+        </w:tcBorders>
+      </w:tcPr>
+    </w:tblStylePr>
+    <w:tblStylePr w:type="lastRow">
+      <w:rPr>
+        <w:b/>
+        <w:color w:val="404040"/>
+      </w:rPr>
+      <w:pPr>
+        <w:pBdr/>
+        <w:spacing/>
+        <w:ind/>
+      </w:pPr>
+      <w:tblPr>
+        <w:tblBorders/>
+      </w:tblPr>
+      <w:tcPr>
+        <w:shd w:val="clear" w:color="ffffff"/>
+        <w:tcBorders>
+          <w:top w:val="none" w:color="000000" w:sz="4" w:space="0"/>
+          <w:left w:val="none" w:color="000000" w:sz="4" w:space="0"/>
+          <w:bottom w:val="none" w:color="000000" w:sz="4" w:space="0"/>
+          <w:right w:val="none" w:color="000000" w:sz="4" w:space="0"/>
+        </w:tcBorders>
+      </w:tcPr>
+    </w:tblStylePr>
     <w:tblStylePr w:type="nwCell">
       <w:pPr>
         <w:pBdr/>
@@ -7818,9 +10390,9 @@
       </w:tcPr>
     </w:tblStylePr>
   </w:style>
-  <w:style w:type="table" w:styleId="36">
+  <w:style w:type="table" w:styleId="733">
     <w:name w:val="Grid Table 3 - Accent 3"/>
-    <w:basedOn w:val="665"/>
+    <w:basedOn w:val="895"/>
     <w:uiPriority w:val="99"/>
     <w:pPr>
       <w:pBdr/>
@@ -7919,29 +10491,6 @@
         <w:tblBorders/>
       </w:tblPr>
       <w:tcPr>
-        <w:shd w:color="ffffff"/>
-        <w:tcBorders>
-          <w:top w:val="none" w:color="000000" w:sz="4" w:space="0"/>
-          <w:left w:val="none" w:color="000000" w:sz="4" w:space="0"/>
-          <w:bottom w:val="none" w:color="000000" w:sz="4" w:space="0"/>
-          <w:right w:val="none" w:color="000000" w:sz="4" w:space="0"/>
-        </w:tcBorders>
-      </w:tcPr>
-    </w:tblStylePr>
-    <w:tblStylePr w:type="firstRow">
-      <w:rPr>
-        <w:b/>
-        <w:color w:val="404040"/>
-      </w:rPr>
-      <w:pPr>
-        <w:pBdr/>
-        <w:spacing/>
-        <w:ind/>
-      </w:pPr>
-      <w:tblPr>
-        <w:tblBorders/>
-      </w:tblPr>
-      <w:tcPr>
         <w:shd w:val="clear" w:color="ffffff"/>
         <w:tcBorders>
           <w:top w:val="none" w:color="000000" w:sz="4" w:space="0"/>
@@ -7951,30 +10500,7 @@
         </w:tcBorders>
       </w:tcPr>
     </w:tblStylePr>
-    <w:tblStylePr w:type="lastCol">
-      <w:rPr>
-        <w:i/>
-        <w:color w:val="404040"/>
-      </w:rPr>
-      <w:pPr>
-        <w:pBdr/>
-        <w:spacing/>
-        <w:ind/>
-      </w:pPr>
-      <w:tblPr>
-        <w:tblBorders/>
-      </w:tblPr>
-      <w:tcPr>
-        <w:shd w:color="ffffff"/>
-        <w:tcBorders>
-          <w:top w:val="none" w:color="000000" w:sz="4" w:space="0"/>
-          <w:left w:val="none" w:color="000000" w:sz="4" w:space="0"/>
-          <w:bottom w:val="none" w:color="000000" w:sz="4" w:space="0"/>
-          <w:right w:val="none" w:color="000000" w:sz="4" w:space="0"/>
-        </w:tcBorders>
-      </w:tcPr>
-    </w:tblStylePr>
-    <w:tblStylePr w:type="lastRow">
+    <w:tblStylePr w:type="firstRow">
       <w:rPr>
         <w:b/>
         <w:color w:val="404040"/>
@@ -7997,6 +10523,52 @@
         </w:tcBorders>
       </w:tcPr>
     </w:tblStylePr>
+    <w:tblStylePr w:type="lastCol">
+      <w:rPr>
+        <w:i/>
+        <w:color w:val="404040"/>
+      </w:rPr>
+      <w:pPr>
+        <w:pBdr/>
+        <w:spacing/>
+        <w:ind/>
+      </w:pPr>
+      <w:tblPr>
+        <w:tblBorders/>
+      </w:tblPr>
+      <w:tcPr>
+        <w:shd w:val="clear" w:color="ffffff"/>
+        <w:tcBorders>
+          <w:top w:val="none" w:color="000000" w:sz="4" w:space="0"/>
+          <w:left w:val="none" w:color="000000" w:sz="4" w:space="0"/>
+          <w:bottom w:val="none" w:color="000000" w:sz="4" w:space="0"/>
+          <w:right w:val="none" w:color="000000" w:sz="4" w:space="0"/>
+        </w:tcBorders>
+      </w:tcPr>
+    </w:tblStylePr>
+    <w:tblStylePr w:type="lastRow">
+      <w:rPr>
+        <w:b/>
+        <w:color w:val="404040"/>
+      </w:rPr>
+      <w:pPr>
+        <w:pBdr/>
+        <w:spacing/>
+        <w:ind/>
+      </w:pPr>
+      <w:tblPr>
+        <w:tblBorders/>
+      </w:tblPr>
+      <w:tcPr>
+        <w:shd w:val="clear" w:color="ffffff"/>
+        <w:tcBorders>
+          <w:top w:val="none" w:color="000000" w:sz="4" w:space="0"/>
+          <w:left w:val="none" w:color="000000" w:sz="4" w:space="0"/>
+          <w:bottom w:val="none" w:color="000000" w:sz="4" w:space="0"/>
+          <w:right w:val="none" w:color="000000" w:sz="4" w:space="0"/>
+        </w:tcBorders>
+      </w:tcPr>
+    </w:tblStylePr>
     <w:tblStylePr w:type="nwCell">
       <w:pPr>
         <w:pBdr/>
@@ -8063,9 +10635,9 @@
       </w:tcPr>
     </w:tblStylePr>
   </w:style>
-  <w:style w:type="table" w:styleId="37">
+  <w:style w:type="table" w:styleId="734">
     <w:name w:val="Grid Table 3 - Accent 4"/>
-    <w:basedOn w:val="665"/>
+    <w:basedOn w:val="895"/>
     <w:uiPriority w:val="99"/>
     <w:pPr>
       <w:pBdr/>
@@ -8164,29 +10736,6 @@
         <w:tblBorders/>
       </w:tblPr>
       <w:tcPr>
-        <w:shd w:color="ffffff"/>
-        <w:tcBorders>
-          <w:top w:val="none" w:color="000000" w:sz="4" w:space="0"/>
-          <w:left w:val="none" w:color="000000" w:sz="4" w:space="0"/>
-          <w:bottom w:val="none" w:color="000000" w:sz="4" w:space="0"/>
-          <w:right w:val="none" w:color="000000" w:sz="4" w:space="0"/>
-        </w:tcBorders>
-      </w:tcPr>
-    </w:tblStylePr>
-    <w:tblStylePr w:type="firstRow">
-      <w:rPr>
-        <w:b/>
-        <w:color w:val="404040"/>
-      </w:rPr>
-      <w:pPr>
-        <w:pBdr/>
-        <w:spacing/>
-        <w:ind/>
-      </w:pPr>
-      <w:tblPr>
-        <w:tblBorders/>
-      </w:tblPr>
-      <w:tcPr>
         <w:shd w:val="clear" w:color="ffffff"/>
         <w:tcBorders>
           <w:top w:val="none" w:color="000000" w:sz="4" w:space="0"/>
@@ -8196,30 +10745,7 @@
         </w:tcBorders>
       </w:tcPr>
     </w:tblStylePr>
-    <w:tblStylePr w:type="lastCol">
-      <w:rPr>
-        <w:i/>
-        <w:color w:val="404040"/>
-      </w:rPr>
-      <w:pPr>
-        <w:pBdr/>
-        <w:spacing/>
-        <w:ind/>
-      </w:pPr>
-      <w:tblPr>
-        <w:tblBorders/>
-      </w:tblPr>
-      <w:tcPr>
-        <w:shd w:color="ffffff"/>
-        <w:tcBorders>
-          <w:top w:val="none" w:color="000000" w:sz="4" w:space="0"/>
-          <w:left w:val="none" w:color="000000" w:sz="4" w:space="0"/>
-          <w:bottom w:val="none" w:color="000000" w:sz="4" w:space="0"/>
-          <w:right w:val="none" w:color="000000" w:sz="4" w:space="0"/>
-        </w:tcBorders>
-      </w:tcPr>
-    </w:tblStylePr>
-    <w:tblStylePr w:type="lastRow">
+    <w:tblStylePr w:type="firstRow">
       <w:rPr>
         <w:b/>
         <w:color w:val="404040"/>
@@ -8242,6 +10768,52 @@
         </w:tcBorders>
       </w:tcPr>
     </w:tblStylePr>
+    <w:tblStylePr w:type="lastCol">
+      <w:rPr>
+        <w:i/>
+        <w:color w:val="404040"/>
+      </w:rPr>
+      <w:pPr>
+        <w:pBdr/>
+        <w:spacing/>
+        <w:ind/>
+      </w:pPr>
+      <w:tblPr>
+        <w:tblBorders/>
+      </w:tblPr>
+      <w:tcPr>
+        <w:shd w:val="clear" w:color="ffffff"/>
+        <w:tcBorders>
+          <w:top w:val="none" w:color="000000" w:sz="4" w:space="0"/>
+          <w:left w:val="none" w:color="000000" w:sz="4" w:space="0"/>
+          <w:bottom w:val="none" w:color="000000" w:sz="4" w:space="0"/>
+          <w:right w:val="none" w:color="000000" w:sz="4" w:space="0"/>
+        </w:tcBorders>
+      </w:tcPr>
+    </w:tblStylePr>
+    <w:tblStylePr w:type="lastRow">
+      <w:rPr>
+        <w:b/>
+        <w:color w:val="404040"/>
+      </w:rPr>
+      <w:pPr>
+        <w:pBdr/>
+        <w:spacing/>
+        <w:ind/>
+      </w:pPr>
+      <w:tblPr>
+        <w:tblBorders/>
+      </w:tblPr>
+      <w:tcPr>
+        <w:shd w:val="clear" w:color="ffffff"/>
+        <w:tcBorders>
+          <w:top w:val="none" w:color="000000" w:sz="4" w:space="0"/>
+          <w:left w:val="none" w:color="000000" w:sz="4" w:space="0"/>
+          <w:bottom w:val="none" w:color="000000" w:sz="4" w:space="0"/>
+          <w:right w:val="none" w:color="000000" w:sz="4" w:space="0"/>
+        </w:tcBorders>
+      </w:tcPr>
+    </w:tblStylePr>
     <w:tblStylePr w:type="nwCell">
       <w:pPr>
         <w:pBdr/>
@@ -8308,9 +10880,9 @@
       </w:tcPr>
     </w:tblStylePr>
   </w:style>
-  <w:style w:type="table" w:styleId="38">
+  <w:style w:type="table" w:styleId="735">
     <w:name w:val="Grid Table 3 - Accent 5"/>
-    <w:basedOn w:val="665"/>
+    <w:basedOn w:val="895"/>
     <w:uiPriority w:val="99"/>
     <w:pPr>
       <w:pBdr/>
@@ -8409,29 +10981,6 @@
         <w:tblBorders/>
       </w:tblPr>
       <w:tcPr>
-        <w:shd w:color="ffffff"/>
-        <w:tcBorders>
-          <w:top w:val="none" w:color="000000" w:sz="4" w:space="0"/>
-          <w:left w:val="none" w:color="000000" w:sz="4" w:space="0"/>
-          <w:bottom w:val="none" w:color="000000" w:sz="4" w:space="0"/>
-          <w:right w:val="none" w:color="000000" w:sz="4" w:space="0"/>
-        </w:tcBorders>
-      </w:tcPr>
-    </w:tblStylePr>
-    <w:tblStylePr w:type="firstRow">
-      <w:rPr>
-        <w:b/>
-        <w:color w:val="404040"/>
-      </w:rPr>
-      <w:pPr>
-        <w:pBdr/>
-        <w:spacing/>
-        <w:ind/>
-      </w:pPr>
-      <w:tblPr>
-        <w:tblBorders/>
-      </w:tblPr>
-      <w:tcPr>
         <w:shd w:val="clear" w:color="ffffff"/>
         <w:tcBorders>
           <w:top w:val="none" w:color="000000" w:sz="4" w:space="0"/>
@@ -8441,30 +10990,7 @@
         </w:tcBorders>
       </w:tcPr>
     </w:tblStylePr>
-    <w:tblStylePr w:type="lastCol">
-      <w:rPr>
-        <w:i/>
-        <w:color w:val="404040"/>
-      </w:rPr>
-      <w:pPr>
-        <w:pBdr/>
-        <w:spacing/>
-        <w:ind/>
-      </w:pPr>
-      <w:tblPr>
-        <w:tblBorders/>
-      </w:tblPr>
-      <w:tcPr>
-        <w:shd w:color="ffffff"/>
-        <w:tcBorders>
-          <w:top w:val="none" w:color="000000" w:sz="4" w:space="0"/>
-          <w:left w:val="none" w:color="000000" w:sz="4" w:space="0"/>
-          <w:bottom w:val="none" w:color="000000" w:sz="4" w:space="0"/>
-          <w:right w:val="none" w:color="000000" w:sz="4" w:space="0"/>
-        </w:tcBorders>
-      </w:tcPr>
-    </w:tblStylePr>
-    <w:tblStylePr w:type="lastRow">
+    <w:tblStylePr w:type="firstRow">
       <w:rPr>
         <w:b/>
         <w:color w:val="404040"/>
@@ -8487,6 +11013,52 @@
         </w:tcBorders>
       </w:tcPr>
     </w:tblStylePr>
+    <w:tblStylePr w:type="lastCol">
+      <w:rPr>
+        <w:i/>
+        <w:color w:val="404040"/>
+      </w:rPr>
+      <w:pPr>
+        <w:pBdr/>
+        <w:spacing/>
+        <w:ind/>
+      </w:pPr>
+      <w:tblPr>
+        <w:tblBorders/>
+      </w:tblPr>
+      <w:tcPr>
+        <w:shd w:val="clear" w:color="ffffff"/>
+        <w:tcBorders>
+          <w:top w:val="none" w:color="000000" w:sz="4" w:space="0"/>
+          <w:left w:val="none" w:color="000000" w:sz="4" w:space="0"/>
+          <w:bottom w:val="none" w:color="000000" w:sz="4" w:space="0"/>
+          <w:right w:val="none" w:color="000000" w:sz="4" w:space="0"/>
+        </w:tcBorders>
+      </w:tcPr>
+    </w:tblStylePr>
+    <w:tblStylePr w:type="lastRow">
+      <w:rPr>
+        <w:b/>
+        <w:color w:val="404040"/>
+      </w:rPr>
+      <w:pPr>
+        <w:pBdr/>
+        <w:spacing/>
+        <w:ind/>
+      </w:pPr>
+      <w:tblPr>
+        <w:tblBorders/>
+      </w:tblPr>
+      <w:tcPr>
+        <w:shd w:val="clear" w:color="ffffff"/>
+        <w:tcBorders>
+          <w:top w:val="none" w:color="000000" w:sz="4" w:space="0"/>
+          <w:left w:val="none" w:color="000000" w:sz="4" w:space="0"/>
+          <w:bottom w:val="none" w:color="000000" w:sz="4" w:space="0"/>
+          <w:right w:val="none" w:color="000000" w:sz="4" w:space="0"/>
+        </w:tcBorders>
+      </w:tcPr>
+    </w:tblStylePr>
     <w:tblStylePr w:type="nwCell">
       <w:pPr>
         <w:pBdr/>
@@ -8553,9 +11125,9 @@
       </w:tcPr>
     </w:tblStylePr>
   </w:style>
-  <w:style w:type="table" w:styleId="39">
+  <w:style w:type="table" w:styleId="736">
     <w:name w:val="Grid Table 3 - Accent 6"/>
-    <w:basedOn w:val="665"/>
+    <w:basedOn w:val="895"/>
     <w:uiPriority w:val="99"/>
     <w:pPr>
       <w:pBdr/>
@@ -8654,29 +11226,6 @@
         <w:tblBorders/>
       </w:tblPr>
       <w:tcPr>
-        <w:shd w:color="ffffff"/>
-        <w:tcBorders>
-          <w:top w:val="none" w:color="000000" w:sz="4" w:space="0"/>
-          <w:left w:val="none" w:color="000000" w:sz="4" w:space="0"/>
-          <w:bottom w:val="none" w:color="000000" w:sz="4" w:space="0"/>
-          <w:right w:val="none" w:color="000000" w:sz="4" w:space="0"/>
-        </w:tcBorders>
-      </w:tcPr>
-    </w:tblStylePr>
-    <w:tblStylePr w:type="firstRow">
-      <w:rPr>
-        <w:b/>
-        <w:color w:val="404040"/>
-      </w:rPr>
-      <w:pPr>
-        <w:pBdr/>
-        <w:spacing/>
-        <w:ind/>
-      </w:pPr>
-      <w:tblPr>
-        <w:tblBorders/>
-      </w:tblPr>
-      <w:tcPr>
         <w:shd w:val="clear" w:color="ffffff"/>
         <w:tcBorders>
           <w:top w:val="none" w:color="000000" w:sz="4" w:space="0"/>
@@ -8686,30 +11235,7 @@
         </w:tcBorders>
       </w:tcPr>
     </w:tblStylePr>
-    <w:tblStylePr w:type="lastCol">
-      <w:rPr>
-        <w:i/>
-        <w:color w:val="404040"/>
-      </w:rPr>
-      <w:pPr>
-        <w:pBdr/>
-        <w:spacing/>
-        <w:ind/>
-      </w:pPr>
-      <w:tblPr>
-        <w:tblBorders/>
-      </w:tblPr>
-      <w:tcPr>
-        <w:shd w:color="ffffff"/>
-        <w:tcBorders>
-          <w:top w:val="none" w:color="000000" w:sz="4" w:space="0"/>
-          <w:left w:val="none" w:color="000000" w:sz="4" w:space="0"/>
-          <w:bottom w:val="none" w:color="000000" w:sz="4" w:space="0"/>
-          <w:right w:val="none" w:color="000000" w:sz="4" w:space="0"/>
-        </w:tcBorders>
-      </w:tcPr>
-    </w:tblStylePr>
-    <w:tblStylePr w:type="lastRow">
+    <w:tblStylePr w:type="firstRow">
       <w:rPr>
         <w:b/>
         <w:color w:val="404040"/>
@@ -8732,6 +11258,52 @@
         </w:tcBorders>
       </w:tcPr>
     </w:tblStylePr>
+    <w:tblStylePr w:type="lastCol">
+      <w:rPr>
+        <w:i/>
+        <w:color w:val="404040"/>
+      </w:rPr>
+      <w:pPr>
+        <w:pBdr/>
+        <w:spacing/>
+        <w:ind/>
+      </w:pPr>
+      <w:tblPr>
+        <w:tblBorders/>
+      </w:tblPr>
+      <w:tcPr>
+        <w:shd w:val="clear" w:color="ffffff"/>
+        <w:tcBorders>
+          <w:top w:val="none" w:color="000000" w:sz="4" w:space="0"/>
+          <w:left w:val="none" w:color="000000" w:sz="4" w:space="0"/>
+          <w:bottom w:val="none" w:color="000000" w:sz="4" w:space="0"/>
+          <w:right w:val="none" w:color="000000" w:sz="4" w:space="0"/>
+        </w:tcBorders>
+      </w:tcPr>
+    </w:tblStylePr>
+    <w:tblStylePr w:type="lastRow">
+      <w:rPr>
+        <w:b/>
+        <w:color w:val="404040"/>
+      </w:rPr>
+      <w:pPr>
+        <w:pBdr/>
+        <w:spacing/>
+        <w:ind/>
+      </w:pPr>
+      <w:tblPr>
+        <w:tblBorders/>
+      </w:tblPr>
+      <w:tcPr>
+        <w:shd w:val="clear" w:color="ffffff"/>
+        <w:tcBorders>
+          <w:top w:val="none" w:color="000000" w:sz="4" w:space="0"/>
+          <w:left w:val="none" w:color="000000" w:sz="4" w:space="0"/>
+          <w:bottom w:val="none" w:color="000000" w:sz="4" w:space="0"/>
+          <w:right w:val="none" w:color="000000" w:sz="4" w:space="0"/>
+        </w:tcBorders>
+      </w:tcPr>
+    </w:tblStylePr>
     <w:tblStylePr w:type="nwCell">
       <w:pPr>
         <w:pBdr/>
@@ -8798,9 +11370,9 @@
       </w:tcPr>
     </w:tblStylePr>
   </w:style>
-  <w:style w:type="table" w:styleId="40">
+  <w:style w:type="table" w:styleId="737">
     <w:name w:val="Grid Table 4"/>
-    <w:basedOn w:val="665"/>
+    <w:basedOn w:val="895"/>
     <w:uiPriority w:val="59"/>
     <w:pPr>
       <w:pBdr/>
@@ -9031,9 +11603,9 @@
       </w:tcPr>
     </w:tblStylePr>
   </w:style>
-  <w:style w:type="table" w:styleId="41">
+  <w:style w:type="table" w:styleId="738">
     <w:name w:val="Grid Table 4 - Accent 1"/>
-    <w:basedOn w:val="665"/>
+    <w:basedOn w:val="895"/>
     <w:uiPriority w:val="59"/>
     <w:pPr>
       <w:pBdr/>
@@ -9264,9 +11836,9 @@
       </w:tcPr>
     </w:tblStylePr>
   </w:style>
-  <w:style w:type="table" w:styleId="42">
+  <w:style w:type="table" w:styleId="739">
     <w:name w:val="Grid Table 4 - Accent 2"/>
-    <w:basedOn w:val="665"/>
+    <w:basedOn w:val="895"/>
     <w:uiPriority w:val="59"/>
     <w:pPr>
       <w:pBdr/>
@@ -9497,9 +12069,9 @@
       </w:tcPr>
     </w:tblStylePr>
   </w:style>
-  <w:style w:type="table" w:styleId="43">
+  <w:style w:type="table" w:styleId="740">
     <w:name w:val="Grid Table 4 - Accent 3"/>
-    <w:basedOn w:val="665"/>
+    <w:basedOn w:val="895"/>
     <w:uiPriority w:val="59"/>
     <w:pPr>
       <w:pBdr/>
@@ -9730,9 +12302,9 @@
       </w:tcPr>
     </w:tblStylePr>
   </w:style>
-  <w:style w:type="table" w:styleId="44">
+  <w:style w:type="table" w:styleId="741">
     <w:name w:val="Grid Table 4 - Accent 4"/>
-    <w:basedOn w:val="665"/>
+    <w:basedOn w:val="895"/>
     <w:uiPriority w:val="59"/>
     <w:pPr>
       <w:pBdr/>
@@ -9963,9 +12535,9 @@
       </w:tcPr>
     </w:tblStylePr>
   </w:style>
-  <w:style w:type="table" w:styleId="45">
+  <w:style w:type="table" w:styleId="742">
     <w:name w:val="Grid Table 4 - Accent 5"/>
-    <w:basedOn w:val="665"/>
+    <w:basedOn w:val="895"/>
     <w:uiPriority w:val="59"/>
     <w:pPr>
       <w:pBdr/>
@@ -10196,9 +12768,9 @@
       </w:tcPr>
     </w:tblStylePr>
   </w:style>
-  <w:style w:type="table" w:styleId="46">
+  <w:style w:type="table" w:styleId="743">
     <w:name w:val="Grid Table 4 - Accent 6"/>
-    <w:basedOn w:val="665"/>
+    <w:basedOn w:val="895"/>
     <w:uiPriority w:val="59"/>
     <w:pPr>
       <w:pBdr/>
@@ -10429,9 +13001,9 @@
       </w:tcPr>
     </w:tblStylePr>
   </w:style>
-  <w:style w:type="table" w:styleId="47">
+  <w:style w:type="table" w:styleId="744">
     <w:name w:val="Grid Table 5 Dark"/>
-    <w:basedOn w:val="665"/>
+    <w:basedOn w:val="895"/>
     <w:uiPriority w:val="99"/>
     <w:pPr>
       <w:pBdr/>
@@ -10657,9 +13229,9 @@
       </w:tcPr>
     </w:tblStylePr>
   </w:style>
-  <w:style w:type="table" w:styleId="48">
+  <w:style w:type="table" w:styleId="745">
     <w:name w:val="Grid Table 5 Dark- Accent 1"/>
-    <w:basedOn w:val="665"/>
+    <w:basedOn w:val="895"/>
     <w:uiPriority w:val="99"/>
     <w:pPr>
       <w:pBdr/>
@@ -10885,9 +13457,9 @@
       </w:tcPr>
     </w:tblStylePr>
   </w:style>
-  <w:style w:type="table" w:styleId="49">
+  <w:style w:type="table" w:styleId="746">
     <w:name w:val="Grid Table 5 Dark - Accent 2"/>
-    <w:basedOn w:val="665"/>
+    <w:basedOn w:val="895"/>
     <w:uiPriority w:val="99"/>
     <w:pPr>
       <w:pBdr/>
@@ -11113,9 +13685,9 @@
       </w:tcPr>
     </w:tblStylePr>
   </w:style>
-  <w:style w:type="table" w:styleId="50">
+  <w:style w:type="table" w:styleId="747">
     <w:name w:val="Grid Table 5 Dark - Accent 3"/>
-    <w:basedOn w:val="665"/>
+    <w:basedOn w:val="895"/>
     <w:uiPriority w:val="99"/>
     <w:pPr>
       <w:pBdr/>
@@ -11341,9 +13913,9 @@
       </w:tcPr>
     </w:tblStylePr>
   </w:style>
-  <w:style w:type="table" w:styleId="51">
+  <w:style w:type="table" w:styleId="748">
     <w:name w:val="Grid Table 5 Dark- Accent 4"/>
-    <w:basedOn w:val="665"/>
+    <w:basedOn w:val="895"/>
     <w:uiPriority w:val="99"/>
     <w:pPr>
       <w:pBdr/>
@@ -11569,9 +14141,9 @@
       </w:tcPr>
     </w:tblStylePr>
   </w:style>
-  <w:style w:type="table" w:styleId="52">
+  <w:style w:type="table" w:styleId="749">
     <w:name w:val="Grid Table 5 Dark - Accent 5"/>
-    <w:basedOn w:val="665"/>
+    <w:basedOn w:val="895"/>
     <w:uiPriority w:val="99"/>
     <w:pPr>
       <w:pBdr/>
@@ -11797,9 +14369,9 @@
       </w:tcPr>
     </w:tblStylePr>
   </w:style>
-  <w:style w:type="table" w:styleId="53">
+  <w:style w:type="table" w:styleId="750">
     <w:name w:val="Grid Table 5 Dark - Accent 6"/>
-    <w:basedOn w:val="665"/>
+    <w:basedOn w:val="895"/>
     <w:uiPriority w:val="99"/>
     <w:pPr>
       <w:pBdr/>
@@ -12025,9 +14597,9 @@
       </w:tcPr>
     </w:tblStylePr>
   </w:style>
-  <w:style w:type="table" w:styleId="54">
+  <w:style w:type="table" w:styleId="751">
     <w:name w:val="Grid Table 6 Colorful"/>
-    <w:basedOn w:val="665"/>
+    <w:basedOn w:val="895"/>
     <w:uiPriority w:val="99"/>
     <w:pPr>
       <w:pBdr/>
@@ -12255,9 +14827,9 @@
       </w:tcPr>
     </w:tblStylePr>
   </w:style>
-  <w:style w:type="table" w:styleId="55">
+  <w:style w:type="table" w:styleId="752">
     <w:name w:val="Grid Table 6 Colorful - Accent 1"/>
-    <w:basedOn w:val="665"/>
+    <w:basedOn w:val="895"/>
     <w:uiPriority w:val="99"/>
     <w:pPr>
       <w:pBdr/>
@@ -12485,9 +15057,9 @@
       </w:tcPr>
     </w:tblStylePr>
   </w:style>
-  <w:style w:type="table" w:styleId="56">
+  <w:style w:type="table" w:styleId="753">
     <w:name w:val="Grid Table 6 Colorful - Accent 2"/>
-    <w:basedOn w:val="665"/>
+    <w:basedOn w:val="895"/>
     <w:uiPriority w:val="99"/>
     <w:pPr>
       <w:pBdr/>
@@ -12715,9 +15287,9 @@
       </w:tcPr>
     </w:tblStylePr>
   </w:style>
-  <w:style w:type="table" w:styleId="57">
+  <w:style w:type="table" w:styleId="754">
     <w:name w:val="Grid Table 6 Colorful - Accent 3"/>
-    <w:basedOn w:val="665"/>
+    <w:basedOn w:val="895"/>
     <w:uiPriority w:val="99"/>
     <w:pPr>
       <w:pBdr/>
@@ -12945,9 +15517,9 @@
       </w:tcPr>
     </w:tblStylePr>
   </w:style>
-  <w:style w:type="table" w:styleId="58">
+  <w:style w:type="table" w:styleId="755">
     <w:name w:val="Grid Table 6 Colorful - Accent 4"/>
-    <w:basedOn w:val="665"/>
+    <w:basedOn w:val="895"/>
     <w:uiPriority w:val="99"/>
     <w:pPr>
       <w:pBdr/>
@@ -13175,9 +15747,9 @@
       </w:tcPr>
     </w:tblStylePr>
   </w:style>
-  <w:style w:type="table" w:styleId="59">
+  <w:style w:type="table" w:styleId="756">
     <w:name w:val="Grid Table 6 Colorful - Accent 5"/>
-    <w:basedOn w:val="665"/>
+    <w:basedOn w:val="895"/>
     <w:uiPriority w:val="99"/>
     <w:pPr>
       <w:pBdr/>
@@ -13405,9 +15977,9 @@
       </w:tcPr>
     </w:tblStylePr>
   </w:style>
-  <w:style w:type="table" w:styleId="60">
+  <w:style w:type="table" w:styleId="757">
     <w:name w:val="Grid Table 6 Colorful - Accent 6"/>
-    <w:basedOn w:val="665"/>
+    <w:basedOn w:val="895"/>
     <w:uiPriority w:val="99"/>
     <w:pPr>
       <w:pBdr/>
@@ -13635,9 +16207,9 @@
       </w:tcPr>
     </w:tblStylePr>
   </w:style>
-  <w:style w:type="table" w:styleId="61">
+  <w:style w:type="table" w:styleId="758">
     <w:name w:val="Grid Table 7 Colorful"/>
-    <w:basedOn w:val="665"/>
+    <w:basedOn w:val="895"/>
     <w:uiPriority w:val="99"/>
     <w:pPr>
       <w:pBdr/>
@@ -13739,11 +16311,11 @@
         <w:tblBorders/>
       </w:tblPr>
       <w:tcPr>
-        <w:shd w:color="ffffff"/>
+        <w:shd w:val="clear" w:color="ffffff"/>
         <w:tcBorders>
-          <w:top w:val="none"/>
-          <w:left w:val="none"/>
-          <w:bottom w:val="none"/>
+          <w:top w:val="none" w:color="000000" w:sz="4" w:space="0"/>
+          <w:left w:val="none" w:color="000000" w:sz="4" w:space="0"/>
+          <w:bottom w:val="none" w:color="000000" w:sz="4" w:space="0"/>
           <w:right w:val="single" w:color="000000" w:themeColor="text1" w:themeTint="80" w:sz="4" w:space="0"/>
         </w:tcBorders>
       </w:tcPr>
@@ -13766,10 +16338,10 @@
       <w:tcPr>
         <w:shd w:val="clear" w:color="ffffff" w:themeColor="light1" w:fill="ffffff" w:themeFill="light1"/>
         <w:tcBorders>
-          <w:top w:val="none"/>
-          <w:left w:val="none"/>
+          <w:top w:val="none" w:color="000000" w:sz="4" w:space="0"/>
+          <w:left w:val="none" w:color="000000" w:sz="4" w:space="0"/>
           <w:bottom w:val="single" w:color="000000" w:themeColor="text1" w:themeTint="80" w:sz="4" w:space="0"/>
-          <w:right w:val="none"/>
+          <w:right w:val="none" w:color="000000" w:sz="4" w:space="0"/>
         </w:tcBorders>
       </w:tcPr>
     </w:tblStylePr>
@@ -13789,12 +16361,12 @@
         <w:tblBorders/>
       </w:tblPr>
       <w:tcPr>
-        <w:shd w:color="ffffff"/>
+        <w:shd w:val="clear" w:color="ffffff"/>
         <w:tcBorders>
-          <w:top w:val="none"/>
+          <w:top w:val="none" w:color="000000" w:sz="4" w:space="0"/>
           <w:left w:val="single" w:color="000000" w:themeColor="text1" w:themeTint="80" w:sz="4" w:space="0"/>
-          <w:bottom w:val="none"/>
-          <w:right w:val="none"/>
+          <w:bottom w:val="none" w:color="000000" w:sz="4" w:space="0"/>
+          <w:right w:val="none" w:color="000000" w:sz="4" w:space="0"/>
         </w:tcBorders>
       </w:tcPr>
     </w:tblStylePr>
@@ -13817,9 +16389,9 @@
         <w:shd w:val="clear" w:color="ffffff" w:themeColor="light1" w:fill="ffffff" w:themeFill="light1"/>
         <w:tcBorders>
           <w:top w:val="single" w:color="000000" w:themeColor="text1" w:themeTint="80" w:sz="4" w:space="0"/>
-          <w:left w:val="none"/>
-          <w:bottom w:val="none"/>
-          <w:right w:val="none"/>
+          <w:left w:val="none" w:color="000000" w:sz="4" w:space="0"/>
+          <w:bottom w:val="none" w:color="000000" w:sz="4" w:space="0"/>
+          <w:right w:val="none" w:color="000000" w:sz="4" w:space="0"/>
         </w:tcBorders>
       </w:tcPr>
     </w:tblStylePr>
@@ -13889,9 +16461,9 @@
       </w:tcPr>
     </w:tblStylePr>
   </w:style>
-  <w:style w:type="table" w:styleId="62">
+  <w:style w:type="table" w:styleId="759">
     <w:name w:val="Grid Table 7 Colorful - Accent 1"/>
-    <w:basedOn w:val="665"/>
+    <w:basedOn w:val="895"/>
     <w:uiPriority w:val="99"/>
     <w:pPr>
       <w:pBdr/>
@@ -13993,11 +16565,11 @@
         <w:tblBorders/>
       </w:tblPr>
       <w:tcPr>
-        <w:shd w:color="ffffff"/>
+        <w:shd w:val="clear" w:color="ffffff"/>
         <w:tcBorders>
-          <w:top w:val="none"/>
-          <w:left w:val="none"/>
-          <w:bottom w:val="none"/>
+          <w:top w:val="none" w:color="000000" w:sz="4" w:space="0"/>
+          <w:left w:val="none" w:color="000000" w:sz="4" w:space="0"/>
+          <w:bottom w:val="none" w:color="000000" w:sz="4" w:space="0"/>
           <w:right w:val="single" w:color="000000" w:themeColor="accent1" w:themeTint="80" w:sz="4" w:space="0"/>
         </w:tcBorders>
       </w:tcPr>
@@ -14020,10 +16592,10 @@
       <w:tcPr>
         <w:shd w:val="clear" w:color="ffffff" w:themeColor="light1" w:fill="ffffff" w:themeFill="light1"/>
         <w:tcBorders>
-          <w:top w:val="none"/>
-          <w:left w:val="none"/>
+          <w:top w:val="none" w:color="000000" w:sz="4" w:space="0"/>
+          <w:left w:val="none" w:color="000000" w:sz="4" w:space="0"/>
           <w:bottom w:val="single" w:color="000000" w:themeColor="accent1" w:themeTint="80" w:sz="4" w:space="0"/>
-          <w:right w:val="none"/>
+          <w:right w:val="none" w:color="000000" w:sz="4" w:space="0"/>
         </w:tcBorders>
       </w:tcPr>
     </w:tblStylePr>
@@ -14043,12 +16615,12 @@
         <w:tblBorders/>
       </w:tblPr>
       <w:tcPr>
-        <w:shd w:color="ffffff"/>
+        <w:shd w:val="clear" w:color="ffffff"/>
         <w:tcBorders>
-          <w:top w:val="none"/>
+          <w:top w:val="none" w:color="000000" w:sz="4" w:space="0"/>
           <w:left w:val="single" w:color="000000" w:themeColor="accent1" w:themeTint="80" w:sz="4" w:space="0"/>
-          <w:bottom w:val="none"/>
-          <w:right w:val="none"/>
+          <w:bottom w:val="none" w:color="000000" w:sz="4" w:space="0"/>
+          <w:right w:val="none" w:color="000000" w:sz="4" w:space="0"/>
         </w:tcBorders>
       </w:tcPr>
     </w:tblStylePr>
@@ -14071,9 +16643,9 @@
         <w:shd w:val="clear" w:color="ffffff" w:themeColor="light1" w:fill="ffffff" w:themeFill="light1"/>
         <w:tcBorders>
           <w:top w:val="single" w:color="000000" w:themeColor="accent1" w:themeTint="80" w:sz="4" w:space="0"/>
-          <w:left w:val="none"/>
-          <w:bottom w:val="none"/>
-          <w:right w:val="none"/>
+          <w:left w:val="none" w:color="000000" w:sz="4" w:space="0"/>
+          <w:bottom w:val="none" w:color="000000" w:sz="4" w:space="0"/>
+          <w:right w:val="none" w:color="000000" w:sz="4" w:space="0"/>
         </w:tcBorders>
       </w:tcPr>
     </w:tblStylePr>
@@ -14143,9 +16715,9 @@
       </w:tcPr>
     </w:tblStylePr>
   </w:style>
-  <w:style w:type="table" w:styleId="63">
+  <w:style w:type="table" w:styleId="760">
     <w:name w:val="Grid Table 7 Colorful - Accent 2"/>
-    <w:basedOn w:val="665"/>
+    <w:basedOn w:val="895"/>
     <w:uiPriority w:val="99"/>
     <w:pPr>
       <w:pBdr/>
@@ -14247,11 +16819,11 @@
         <w:tblBorders/>
       </w:tblPr>
       <w:tcPr>
-        <w:shd w:color="ffffff"/>
+        <w:shd w:val="clear" w:color="ffffff"/>
         <w:tcBorders>
-          <w:top w:val="none"/>
-          <w:left w:val="none"/>
-          <w:bottom w:val="none"/>
+          <w:top w:val="none" w:color="000000" w:sz="4" w:space="0"/>
+          <w:left w:val="none" w:color="000000" w:sz="4" w:space="0"/>
+          <w:bottom w:val="none" w:color="000000" w:sz="4" w:space="0"/>
           <w:right w:val="single" w:color="000000" w:themeColor="accent2" w:themeTint="97" w:sz="4" w:space="0"/>
         </w:tcBorders>
       </w:tcPr>
@@ -14274,10 +16846,10 @@
       <w:tcPr>
         <w:shd w:val="clear" w:color="ffffff" w:themeColor="light1" w:fill="ffffff" w:themeFill="light1"/>
         <w:tcBorders>
-          <w:top w:val="none"/>
-          <w:left w:val="none"/>
+          <w:top w:val="none" w:color="000000" w:sz="4" w:space="0"/>
+          <w:left w:val="none" w:color="000000" w:sz="4" w:space="0"/>
           <w:bottom w:val="single" w:color="000000" w:themeColor="accent2" w:themeTint="97" w:sz="4" w:space="0"/>
-          <w:right w:val="none"/>
+          <w:right w:val="none" w:color="000000" w:sz="4" w:space="0"/>
         </w:tcBorders>
       </w:tcPr>
     </w:tblStylePr>
@@ -14297,12 +16869,12 @@
         <w:tblBorders/>
       </w:tblPr>
       <w:tcPr>
-        <w:shd w:color="ffffff"/>
+        <w:shd w:val="clear" w:color="ffffff"/>
         <w:tcBorders>
-          <w:top w:val="none"/>
+          <w:top w:val="none" w:color="000000" w:sz="4" w:space="0"/>
           <w:left w:val="single" w:color="000000" w:themeColor="accent2" w:themeTint="97" w:sz="4" w:space="0"/>
-          <w:bottom w:val="none"/>
-          <w:right w:val="none"/>
+          <w:bottom w:val="none" w:color="000000" w:sz="4" w:space="0"/>
+          <w:right w:val="none" w:color="000000" w:sz="4" w:space="0"/>
         </w:tcBorders>
       </w:tcPr>
     </w:tblStylePr>
@@ -14325,9 +16897,9 @@
         <w:shd w:val="clear" w:color="ffffff" w:themeColor="light1" w:fill="ffffff" w:themeFill="light1"/>
         <w:tcBorders>
           <w:top w:val="single" w:color="000000" w:themeColor="accent2" w:themeTint="97" w:sz="4" w:space="0"/>
-          <w:left w:val="none"/>
-          <w:bottom w:val="none"/>
-          <w:right w:val="none"/>
+          <w:left w:val="none" w:color="000000" w:sz="4" w:space="0"/>
+          <w:bottom w:val="none" w:color="000000" w:sz="4" w:space="0"/>
+          <w:right w:val="none" w:color="000000" w:sz="4" w:space="0"/>
         </w:tcBorders>
       </w:tcPr>
     </w:tblStylePr>
@@ -14397,9 +16969,9 @@
       </w:tcPr>
     </w:tblStylePr>
   </w:style>
-  <w:style w:type="table" w:styleId="64">
+  <w:style w:type="table" w:styleId="761">
     <w:name w:val="Grid Table 7 Colorful - Accent 3"/>
-    <w:basedOn w:val="665"/>
+    <w:basedOn w:val="895"/>
     <w:uiPriority w:val="99"/>
     <w:pPr>
       <w:pBdr/>
@@ -14501,11 +17073,11 @@
         <w:tblBorders/>
       </w:tblPr>
       <w:tcPr>
-        <w:shd w:color="ffffff"/>
+        <w:shd w:val="clear" w:color="ffffff"/>
         <w:tcBorders>
-          <w:top w:val="none"/>
-          <w:left w:val="none"/>
-          <w:bottom w:val="none"/>
+          <w:top w:val="none" w:color="000000" w:sz="4" w:space="0"/>
+          <w:left w:val="none" w:color="000000" w:sz="4" w:space="0"/>
+          <w:bottom w:val="none" w:color="000000" w:sz="4" w:space="0"/>
           <w:right w:val="single" w:color="000000" w:themeColor="accent3" w:themeTint="FE" w:sz="4" w:space="0"/>
         </w:tcBorders>
       </w:tcPr>
@@ -14528,10 +17100,10 @@
       <w:tcPr>
         <w:shd w:val="clear" w:color="ffffff" w:themeColor="light1" w:fill="ffffff" w:themeFill="light1"/>
         <w:tcBorders>
-          <w:top w:val="none"/>
-          <w:left w:val="none"/>
+          <w:top w:val="none" w:color="000000" w:sz="4" w:space="0"/>
+          <w:left w:val="none" w:color="000000" w:sz="4" w:space="0"/>
           <w:bottom w:val="single" w:color="000000" w:themeColor="accent3" w:themeTint="FE" w:sz="4" w:space="0"/>
-          <w:right w:val="none"/>
+          <w:right w:val="none" w:color="000000" w:sz="4" w:space="0"/>
         </w:tcBorders>
       </w:tcPr>
     </w:tblStylePr>
@@ -14551,12 +17123,12 @@
         <w:tblBorders/>
       </w:tblPr>
       <w:tcPr>
-        <w:shd w:color="ffffff"/>
+        <w:shd w:val="clear" w:color="ffffff"/>
         <w:tcBorders>
-          <w:top w:val="none"/>
+          <w:top w:val="none" w:color="000000" w:sz="4" w:space="0"/>
           <w:left w:val="single" w:color="000000" w:themeColor="accent3" w:themeTint="FE" w:sz="4" w:space="0"/>
-          <w:bottom w:val="none"/>
-          <w:right w:val="none"/>
+          <w:bottom w:val="none" w:color="000000" w:sz="4" w:space="0"/>
+          <w:right w:val="none" w:color="000000" w:sz="4" w:space="0"/>
         </w:tcBorders>
       </w:tcPr>
     </w:tblStylePr>
@@ -14579,9 +17151,9 @@
         <w:shd w:val="clear" w:color="ffffff" w:themeColor="light1" w:fill="ffffff" w:themeFill="light1"/>
         <w:tcBorders>
           <w:top w:val="single" w:color="000000" w:themeColor="accent3" w:themeTint="FE" w:sz="4" w:space="0"/>
-          <w:left w:val="none"/>
-          <w:bottom w:val="none"/>
-          <w:right w:val="none"/>
+          <w:left w:val="none" w:color="000000" w:sz="4" w:space="0"/>
+          <w:bottom w:val="none" w:color="000000" w:sz="4" w:space="0"/>
+          <w:right w:val="none" w:color="000000" w:sz="4" w:space="0"/>
         </w:tcBorders>
       </w:tcPr>
     </w:tblStylePr>
@@ -14651,9 +17223,9 @@
       </w:tcPr>
     </w:tblStylePr>
   </w:style>
-  <w:style w:type="table" w:styleId="65">
+  <w:style w:type="table" w:styleId="762">
     <w:name w:val="Grid Table 7 Colorful - Accent 4"/>
-    <w:basedOn w:val="665"/>
+    <w:basedOn w:val="895"/>
     <w:uiPriority w:val="99"/>
     <w:pPr>
       <w:pBdr/>
@@ -14755,11 +17327,11 @@
         <w:tblBorders/>
       </w:tblPr>
       <w:tcPr>
-        <w:shd w:color="ffffff"/>
+        <w:shd w:val="clear" w:color="ffffff"/>
         <w:tcBorders>
-          <w:top w:val="none"/>
-          <w:left w:val="none"/>
-          <w:bottom w:val="none"/>
+          <w:top w:val="none" w:color="000000" w:sz="4" w:space="0"/>
+          <w:left w:val="none" w:color="000000" w:sz="4" w:space="0"/>
+          <w:bottom w:val="none" w:color="000000" w:sz="4" w:space="0"/>
           <w:right w:val="single" w:color="000000" w:themeColor="accent4" w:themeTint="9A" w:sz="4" w:space="0"/>
         </w:tcBorders>
       </w:tcPr>
@@ -14782,10 +17354,10 @@
       <w:tcPr>
         <w:shd w:val="clear" w:color="ffffff" w:themeColor="light1" w:fill="ffffff" w:themeFill="light1"/>
         <w:tcBorders>
-          <w:top w:val="none"/>
-          <w:left w:val="none"/>
+          <w:top w:val="none" w:color="000000" w:sz="4" w:space="0"/>
+          <w:left w:val="none" w:color="000000" w:sz="4" w:space="0"/>
           <w:bottom w:val="single" w:color="000000" w:themeColor="accent4" w:themeTint="9A" w:sz="4" w:space="0"/>
-          <w:right w:val="none"/>
+          <w:right w:val="none" w:color="000000" w:sz="4" w:space="0"/>
         </w:tcBorders>
       </w:tcPr>
     </w:tblStylePr>
@@ -14805,12 +17377,12 @@
         <w:tblBorders/>
       </w:tblPr>
       <w:tcPr>
-        <w:shd w:color="ffffff"/>
+        <w:shd w:val="clear" w:color="ffffff"/>
         <w:tcBorders>
-          <w:top w:val="none"/>
+          <w:top w:val="none" w:color="000000" w:sz="4" w:space="0"/>
           <w:left w:val="single" w:color="000000" w:themeColor="accent4" w:themeTint="9A" w:sz="4" w:space="0"/>
-          <w:bottom w:val="none"/>
-          <w:right w:val="none"/>
+          <w:bottom w:val="none" w:color="000000" w:sz="4" w:space="0"/>
+          <w:right w:val="none" w:color="000000" w:sz="4" w:space="0"/>
         </w:tcBorders>
       </w:tcPr>
     </w:tblStylePr>
@@ -14833,9 +17405,9 @@
         <w:shd w:val="clear" w:color="ffffff" w:themeColor="light1" w:fill="ffffff" w:themeFill="light1"/>
         <w:tcBorders>
           <w:top w:val="single" w:color="000000" w:themeColor="accent4" w:themeTint="9A" w:sz="4" w:space="0"/>
-          <w:left w:val="none"/>
-          <w:bottom w:val="none"/>
-          <w:right w:val="none"/>
+          <w:left w:val="none" w:color="000000" w:sz="4" w:space="0"/>
+          <w:bottom w:val="none" w:color="000000" w:sz="4" w:space="0"/>
+          <w:right w:val="none" w:color="000000" w:sz="4" w:space="0"/>
         </w:tcBorders>
       </w:tcPr>
     </w:tblStylePr>
@@ -14905,9 +17477,9 @@
       </w:tcPr>
     </w:tblStylePr>
   </w:style>
-  <w:style w:type="table" w:styleId="66">
+  <w:style w:type="table" w:styleId="763">
     <w:name w:val="Grid Table 7 Colorful - Accent 5"/>
-    <w:basedOn w:val="665"/>
+    <w:basedOn w:val="895"/>
     <w:uiPriority w:val="99"/>
     <w:pPr>
       <w:pBdr/>
@@ -15009,11 +17581,11 @@
         <w:tblBorders/>
       </w:tblPr>
       <w:tcPr>
-        <w:shd w:color="ffffff"/>
+        <w:shd w:val="clear" w:color="ffffff"/>
         <w:tcBorders>
-          <w:top w:val="none"/>
-          <w:left w:val="none"/>
-          <w:bottom w:val="none"/>
+          <w:top w:val="none" w:color="000000" w:sz="4" w:space="0"/>
+          <w:left w:val="none" w:color="000000" w:sz="4" w:space="0"/>
+          <w:bottom w:val="none" w:color="000000" w:sz="4" w:space="0"/>
           <w:right w:val="single" w:color="000000" w:themeColor="accent5" w:themeTint="90" w:sz="4" w:space="0"/>
         </w:tcBorders>
       </w:tcPr>
@@ -15036,10 +17608,10 @@
       <w:tcPr>
         <w:shd w:val="clear" w:color="ffffff" w:themeColor="light1" w:fill="ffffff" w:themeFill="light1"/>
         <w:tcBorders>
-          <w:top w:val="none"/>
-          <w:left w:val="none"/>
+          <w:top w:val="none" w:color="000000" w:sz="4" w:space="0"/>
+          <w:left w:val="none" w:color="000000" w:sz="4" w:space="0"/>
           <w:bottom w:val="single" w:color="000000" w:themeColor="accent5" w:themeTint="90" w:sz="4" w:space="0"/>
-          <w:right w:val="none"/>
+          <w:right w:val="none" w:color="000000" w:sz="4" w:space="0"/>
         </w:tcBorders>
       </w:tcPr>
     </w:tblStylePr>
@@ -15059,12 +17631,12 @@
         <w:tblBorders/>
       </w:tblPr>
       <w:tcPr>
-        <w:shd w:color="ffffff"/>
+        <w:shd w:val="clear" w:color="ffffff"/>
         <w:tcBorders>
-          <w:top w:val="none"/>
+          <w:top w:val="none" w:color="000000" w:sz="4" w:space="0"/>
           <w:left w:val="single" w:color="000000" w:themeColor="accent5" w:themeTint="90" w:sz="4" w:space="0"/>
-          <w:bottom w:val="none"/>
-          <w:right w:val="none"/>
+          <w:bottom w:val="none" w:color="000000" w:sz="4" w:space="0"/>
+          <w:right w:val="none" w:color="000000" w:sz="4" w:space="0"/>
         </w:tcBorders>
       </w:tcPr>
     </w:tblStylePr>
@@ -15087,9 +17659,9 @@
         <w:shd w:val="clear" w:color="ffffff" w:themeColor="light1" w:fill="ffffff" w:themeFill="light1"/>
         <w:tcBorders>
           <w:top w:val="single" w:color="000000" w:themeColor="accent5" w:themeTint="90" w:sz="4" w:space="0"/>
-          <w:left w:val="none"/>
-          <w:bottom w:val="none"/>
-          <w:right w:val="none"/>
+          <w:left w:val="none" w:color="000000" w:sz="4" w:space="0"/>
+          <w:bottom w:val="none" w:color="000000" w:sz="4" w:space="0"/>
+          <w:right w:val="none" w:color="000000" w:sz="4" w:space="0"/>
         </w:tcBorders>
       </w:tcPr>
     </w:tblStylePr>
@@ -15159,9 +17731,9 @@
       </w:tcPr>
     </w:tblStylePr>
   </w:style>
-  <w:style w:type="table" w:styleId="67">
+  <w:style w:type="table" w:styleId="764">
     <w:name w:val="Grid Table 7 Colorful - Accent 6"/>
-    <w:basedOn w:val="665"/>
+    <w:basedOn w:val="895"/>
     <w:uiPriority w:val="99"/>
     <w:pPr>
       <w:pBdr/>
@@ -15263,11 +17835,11 @@
         <w:tblBorders/>
       </w:tblPr>
       <w:tcPr>
-        <w:shd w:color="ffffff"/>
+        <w:shd w:val="clear" w:color="ffffff"/>
         <w:tcBorders>
-          <w:top w:val="none"/>
-          <w:left w:val="none"/>
-          <w:bottom w:val="none"/>
+          <w:top w:val="none" w:color="000000" w:sz="4" w:space="0"/>
+          <w:left w:val="none" w:color="000000" w:sz="4" w:space="0"/>
+          <w:bottom w:val="none" w:color="000000" w:sz="4" w:space="0"/>
           <w:right w:val="single" w:color="000000" w:themeColor="accent6" w:themeTint="90" w:sz="4" w:space="0"/>
         </w:tcBorders>
       </w:tcPr>
@@ -15290,10 +17862,10 @@
       <w:tcPr>
         <w:shd w:val="clear" w:color="ffffff" w:themeColor="light1" w:fill="ffffff" w:themeFill="light1"/>
         <w:tcBorders>
-          <w:top w:val="none"/>
-          <w:left w:val="none"/>
+          <w:top w:val="none" w:color="000000" w:sz="4" w:space="0"/>
+          <w:left w:val="none" w:color="000000" w:sz="4" w:space="0"/>
           <w:bottom w:val="single" w:color="000000" w:themeColor="accent6" w:themeTint="90" w:sz="4" w:space="0"/>
-          <w:right w:val="none"/>
+          <w:right w:val="none" w:color="000000" w:sz="4" w:space="0"/>
         </w:tcBorders>
       </w:tcPr>
     </w:tblStylePr>
@@ -15313,12 +17885,12 @@
         <w:tblBorders/>
       </w:tblPr>
       <w:tcPr>
-        <w:shd w:color="ffffff"/>
+        <w:shd w:val="clear" w:color="ffffff"/>
         <w:tcBorders>
-          <w:top w:val="none"/>
+          <w:top w:val="none" w:color="000000" w:sz="4" w:space="0"/>
           <w:left w:val="single" w:color="000000" w:themeColor="accent6" w:themeTint="90" w:sz="4" w:space="0"/>
-          <w:bottom w:val="none"/>
-          <w:right w:val="none"/>
+          <w:bottom w:val="none" w:color="000000" w:sz="4" w:space="0"/>
+          <w:right w:val="none" w:color="000000" w:sz="4" w:space="0"/>
         </w:tcBorders>
       </w:tcPr>
     </w:tblStylePr>
@@ -15341,9 +17913,9 @@
         <w:shd w:val="clear" w:color="ffffff" w:themeColor="light1" w:fill="ffffff" w:themeFill="light1"/>
         <w:tcBorders>
           <w:top w:val="single" w:color="000000" w:themeColor="accent6" w:themeTint="90" w:sz="4" w:space="0"/>
-          <w:left w:val="none"/>
-          <w:bottom w:val="none"/>
-          <w:right w:val="none"/>
+          <w:left w:val="none" w:color="000000" w:sz="4" w:space="0"/>
+          <w:bottom w:val="none" w:color="000000" w:sz="4" w:space="0"/>
+          <w:right w:val="none" w:color="000000" w:sz="4" w:space="0"/>
         </w:tcBorders>
       </w:tcPr>
     </w:tblStylePr>
@@ -15413,9 +17985,9 @@
       </w:tcPr>
     </w:tblStylePr>
   </w:style>
-  <w:style w:type="table" w:styleId="68">
+  <w:style w:type="table" w:styleId="765">
     <w:name w:val="List Table 1 Light"/>
-    <w:basedOn w:val="665"/>
+    <w:basedOn w:val="895"/>
     <w:uiPriority w:val="99"/>
     <w:pPr>
       <w:pBdr/>
@@ -15629,9 +18201,9 @@
       </w:tcPr>
     </w:tblStylePr>
   </w:style>
-  <w:style w:type="table" w:styleId="69">
+  <w:style w:type="table" w:styleId="766">
     <w:name w:val="List Table 1 Light - Accent 1"/>
-    <w:basedOn w:val="665"/>
+    <w:basedOn w:val="895"/>
     <w:uiPriority w:val="99"/>
     <w:pPr>
       <w:pBdr/>
@@ -15845,9 +18417,9 @@
       </w:tcPr>
     </w:tblStylePr>
   </w:style>
-  <w:style w:type="table" w:styleId="70">
+  <w:style w:type="table" w:styleId="767">
     <w:name w:val="List Table 1 Light - Accent 2"/>
-    <w:basedOn w:val="665"/>
+    <w:basedOn w:val="895"/>
     <w:uiPriority w:val="99"/>
     <w:pPr>
       <w:pBdr/>
@@ -16061,9 +18633,9 @@
       </w:tcPr>
     </w:tblStylePr>
   </w:style>
-  <w:style w:type="table" w:styleId="71">
+  <w:style w:type="table" w:styleId="768">
     <w:name w:val="List Table 1 Light - Accent 3"/>
-    <w:basedOn w:val="665"/>
+    <w:basedOn w:val="895"/>
     <w:uiPriority w:val="99"/>
     <w:pPr>
       <w:pBdr/>
@@ -16277,9 +18849,9 @@
       </w:tcPr>
     </w:tblStylePr>
   </w:style>
-  <w:style w:type="table" w:styleId="72">
+  <w:style w:type="table" w:styleId="769">
     <w:name w:val="List Table 1 Light - Accent 4"/>
-    <w:basedOn w:val="665"/>
+    <w:basedOn w:val="895"/>
     <w:uiPriority w:val="99"/>
     <w:pPr>
       <w:pBdr/>
@@ -16493,9 +19065,9 @@
       </w:tcPr>
     </w:tblStylePr>
   </w:style>
-  <w:style w:type="table" w:styleId="73">
+  <w:style w:type="table" w:styleId="770">
     <w:name w:val="List Table 1 Light - Accent 5"/>
-    <w:basedOn w:val="665"/>
+    <w:basedOn w:val="895"/>
     <w:uiPriority w:val="99"/>
     <w:pPr>
       <w:pBdr/>
@@ -16709,9 +19281,9 @@
       </w:tcPr>
     </w:tblStylePr>
   </w:style>
-  <w:style w:type="table" w:styleId="74">
+  <w:style w:type="table" w:styleId="771">
     <w:name w:val="List Table 1 Light - Accent 6"/>
-    <w:basedOn w:val="665"/>
+    <w:basedOn w:val="895"/>
     <w:uiPriority w:val="99"/>
     <w:pPr>
       <w:pBdr/>
@@ -16925,9 +19497,9 @@
       </w:tcPr>
     </w:tblStylePr>
   </w:style>
-  <w:style w:type="table" w:styleId="75">
+  <w:style w:type="table" w:styleId="772">
     <w:name w:val="List Table 2"/>
-    <w:basedOn w:val="665"/>
+    <w:basedOn w:val="895"/>
     <w:uiPriority w:val="99"/>
     <w:pPr>
       <w:pBdr/>
@@ -17163,9 +19735,9 @@
       </w:tcPr>
     </w:tblStylePr>
   </w:style>
-  <w:style w:type="table" w:styleId="76">
+  <w:style w:type="table" w:styleId="773">
     <w:name w:val="List Table 2 - Accent 1"/>
-    <w:basedOn w:val="665"/>
+    <w:basedOn w:val="895"/>
     <w:uiPriority w:val="99"/>
     <w:pPr>
       <w:pBdr/>
@@ -17401,9 +19973,9 @@
       </w:tcPr>
     </w:tblStylePr>
   </w:style>
-  <w:style w:type="table" w:styleId="77">
+  <w:style w:type="table" w:styleId="774">
     <w:name w:val="List Table 2 - Accent 2"/>
-    <w:basedOn w:val="665"/>
+    <w:basedOn w:val="895"/>
     <w:uiPriority w:val="99"/>
     <w:pPr>
       <w:pBdr/>
@@ -17639,9 +20211,9 @@
       </w:tcPr>
     </w:tblStylePr>
   </w:style>
-  <w:style w:type="table" w:styleId="78">
+  <w:style w:type="table" w:styleId="775">
     <w:name w:val="List Table 2 - Accent 3"/>
-    <w:basedOn w:val="665"/>
+    <w:basedOn w:val="895"/>
     <w:uiPriority w:val="99"/>
     <w:pPr>
       <w:pBdr/>
@@ -17877,9 +20449,9 @@
       </w:tcPr>
     </w:tblStylePr>
   </w:style>
-  <w:style w:type="table" w:styleId="79">
+  <w:style w:type="table" w:styleId="776">
     <w:name w:val="List Table 2 - Accent 4"/>
-    <w:basedOn w:val="665"/>
+    <w:basedOn w:val="895"/>
     <w:uiPriority w:val="99"/>
     <w:pPr>
       <w:pBdr/>
@@ -18115,9 +20687,9 @@
       </w:tcPr>
     </w:tblStylePr>
   </w:style>
-  <w:style w:type="table" w:styleId="80">
+  <w:style w:type="table" w:styleId="777">
     <w:name w:val="List Table 2 - Accent 5"/>
-    <w:basedOn w:val="665"/>
+    <w:basedOn w:val="895"/>
     <w:uiPriority w:val="99"/>
     <w:pPr>
       <w:pBdr/>
@@ -18353,9 +20925,9 @@
       </w:tcPr>
     </w:tblStylePr>
   </w:style>
-  <w:style w:type="table" w:styleId="81">
+  <w:style w:type="table" w:styleId="778">
     <w:name w:val="List Table 2 - Accent 6"/>
-    <w:basedOn w:val="665"/>
+    <w:basedOn w:val="895"/>
     <w:uiPriority w:val="99"/>
     <w:pPr>
       <w:pBdr/>
@@ -18591,9 +21163,9 @@
       </w:tcPr>
     </w:tblStylePr>
   </w:style>
-  <w:style w:type="table" w:styleId="82">
+  <w:style w:type="table" w:styleId="779">
     <w:name w:val="List Table 3"/>
-    <w:basedOn w:val="665"/>
+    <w:basedOn w:val="895"/>
     <w:uiPriority w:val="99"/>
     <w:pPr>
       <w:pBdr/>
@@ -18819,9 +21391,9 @@
       </w:tcPr>
     </w:tblStylePr>
   </w:style>
-  <w:style w:type="table" w:styleId="83">
+  <w:style w:type="table" w:styleId="780">
     <w:name w:val="List Table 3 - Accent 1"/>
-    <w:basedOn w:val="665"/>
+    <w:basedOn w:val="895"/>
     <w:uiPriority w:val="99"/>
     <w:pPr>
       <w:pBdr/>
@@ -19047,9 +21619,9 @@
       </w:tcPr>
     </w:tblStylePr>
   </w:style>
-  <w:style w:type="table" w:styleId="84">
+  <w:style w:type="table" w:styleId="781">
     <w:name w:val="List Table 3 - Accent 2"/>
-    <w:basedOn w:val="665"/>
+    <w:basedOn w:val="895"/>
     <w:uiPriority w:val="99"/>
     <w:pPr>
       <w:pBdr/>
@@ -19275,9 +21847,9 @@
       </w:tcPr>
     </w:tblStylePr>
   </w:style>
-  <w:style w:type="table" w:styleId="85">
+  <w:style w:type="table" w:styleId="782">
     <w:name w:val="List Table 3 - Accent 3"/>
-    <w:basedOn w:val="665"/>
+    <w:basedOn w:val="895"/>
     <w:uiPriority w:val="99"/>
     <w:pPr>
       <w:pBdr/>
@@ -19503,9 +22075,9 @@
       </w:tcPr>
     </w:tblStylePr>
   </w:style>
-  <w:style w:type="table" w:styleId="86">
+  <w:style w:type="table" w:styleId="783">
     <w:name w:val="List Table 3 - Accent 4"/>
-    <w:basedOn w:val="665"/>
+    <w:basedOn w:val="895"/>
     <w:uiPriority w:val="99"/>
     <w:pPr>
       <w:pBdr/>
@@ -19731,9 +22303,9 @@
       </w:tcPr>
     </w:tblStylePr>
   </w:style>
-  <w:style w:type="table" w:styleId="87">
+  <w:style w:type="table" w:styleId="784">
     <w:name w:val="List Table 3 - Accent 5"/>
-    <w:basedOn w:val="665"/>
+    <w:basedOn w:val="895"/>
     <w:uiPriority w:val="99"/>
     <w:pPr>
       <w:pBdr/>
@@ -19959,9 +22531,9 @@
       </w:tcPr>
     </w:tblStylePr>
   </w:style>
-  <w:style w:type="table" w:styleId="88">
+  <w:style w:type="table" w:styleId="785">
     <w:name w:val="List Table 3 - Accent 6"/>
-    <w:basedOn w:val="665"/>
+    <w:basedOn w:val="895"/>
     <w:uiPriority w:val="99"/>
     <w:pPr>
       <w:pBdr/>
@@ -20187,9 +22759,9 @@
       </w:tcPr>
     </w:tblStylePr>
   </w:style>
-  <w:style w:type="table" w:styleId="89">
+  <w:style w:type="table" w:styleId="786">
     <w:name w:val="List Table 4"/>
-    <w:basedOn w:val="665"/>
+    <w:basedOn w:val="895"/>
     <w:uiPriority w:val="99"/>
     <w:pPr>
       <w:pBdr/>
@@ -20412,9 +22984,9 @@
       </w:tcPr>
     </w:tblStylePr>
   </w:style>
-  <w:style w:type="table" w:styleId="90">
+  <w:style w:type="table" w:styleId="787">
     <w:name w:val="List Table 4 - Accent 1"/>
-    <w:basedOn w:val="665"/>
+    <w:basedOn w:val="895"/>
     <w:uiPriority w:val="99"/>
     <w:pPr>
       <w:pBdr/>
@@ -20637,9 +23209,9 @@
       </w:tcPr>
     </w:tblStylePr>
   </w:style>
-  <w:style w:type="table" w:styleId="91">
+  <w:style w:type="table" w:styleId="788">
     <w:name w:val="List Table 4 - Accent 2"/>
-    <w:basedOn w:val="665"/>
+    <w:basedOn w:val="895"/>
     <w:uiPriority w:val="99"/>
     <w:pPr>
       <w:pBdr/>
@@ -20862,9 +23434,9 @@
       </w:tcPr>
     </w:tblStylePr>
   </w:style>
-  <w:style w:type="table" w:styleId="92">
+  <w:style w:type="table" w:styleId="789">
     <w:name w:val="List Table 4 - Accent 3"/>
-    <w:basedOn w:val="665"/>
+    <w:basedOn w:val="895"/>
     <w:uiPriority w:val="99"/>
     <w:pPr>
       <w:pBdr/>
@@ -21087,9 +23659,9 @@
       </w:tcPr>
     </w:tblStylePr>
   </w:style>
-  <w:style w:type="table" w:styleId="93">
+  <w:style w:type="table" w:styleId="790">
     <w:name w:val="List Table 4 - Accent 4"/>
-    <w:basedOn w:val="665"/>
+    <w:basedOn w:val="895"/>
     <w:uiPriority w:val="99"/>
     <w:pPr>
       <w:pBdr/>
@@ -21312,9 +23884,9 @@
       </w:tcPr>
     </w:tblStylePr>
   </w:style>
-  <w:style w:type="table" w:styleId="94">
+  <w:style w:type="table" w:styleId="791">
     <w:name w:val="List Table 4 - Accent 5"/>
-    <w:basedOn w:val="665"/>
+    <w:basedOn w:val="895"/>
     <w:uiPriority w:val="99"/>
     <w:pPr>
       <w:pBdr/>
@@ -21537,9 +24109,9 @@
       </w:tcPr>
     </w:tblStylePr>
   </w:style>
-  <w:style w:type="table" w:styleId="95">
+  <w:style w:type="table" w:styleId="792">
     <w:name w:val="List Table 4 - Accent 6"/>
-    <w:basedOn w:val="665"/>
+    <w:basedOn w:val="895"/>
     <w:uiPriority w:val="99"/>
     <w:pPr>
       <w:pBdr/>
@@ -21762,9 +24334,9 @@
       </w:tcPr>
     </w:tblStylePr>
   </w:style>
-  <w:style w:type="table" w:styleId="96">
+  <w:style w:type="table" w:styleId="793">
     <w:name w:val="List Table 5 Dark"/>
-    <w:basedOn w:val="665"/>
+    <w:basedOn w:val="895"/>
     <w:uiPriority w:val="99"/>
     <w:pPr>
       <w:pBdr/>
@@ -22004,9 +24576,9 @@
       </w:tcPr>
     </w:tblStylePr>
   </w:style>
-  <w:style w:type="table" w:styleId="97">
+  <w:style w:type="table" w:styleId="794">
     <w:name w:val="List Table 5 Dark - Accent 1"/>
-    <w:basedOn w:val="665"/>
+    <w:basedOn w:val="895"/>
     <w:uiPriority w:val="99"/>
     <w:pPr>
       <w:pBdr/>
@@ -22246,9 +24818,9 @@
       </w:tcPr>
     </w:tblStylePr>
   </w:style>
-  <w:style w:type="table" w:styleId="98">
+  <w:style w:type="table" w:styleId="795">
     <w:name w:val="List Table 5 Dark - Accent 2"/>
-    <w:basedOn w:val="665"/>
+    <w:basedOn w:val="895"/>
     <w:uiPriority w:val="99"/>
     <w:pPr>
       <w:pBdr/>
@@ -22488,9 +25060,9 @@
       </w:tcPr>
     </w:tblStylePr>
   </w:style>
-  <w:style w:type="table" w:styleId="99">
+  <w:style w:type="table" w:styleId="796">
     <w:name w:val="List Table 5 Dark - Accent 3"/>
-    <w:basedOn w:val="665"/>
+    <w:basedOn w:val="895"/>
     <w:uiPriority w:val="99"/>
     <w:pPr>
       <w:pBdr/>
@@ -22730,9 +25302,9 @@
       </w:tcPr>
     </w:tblStylePr>
   </w:style>
-  <w:style w:type="table" w:styleId="100">
+  <w:style w:type="table" w:styleId="797">
     <w:name w:val="List Table 5 Dark - Accent 4"/>
-    <w:basedOn w:val="665"/>
+    <w:basedOn w:val="895"/>
     <w:uiPriority w:val="99"/>
     <w:pPr>
       <w:pBdr/>
@@ -22972,9 +25544,9 @@
       </w:tcPr>
     </w:tblStylePr>
   </w:style>
-  <w:style w:type="table" w:styleId="101">
+  <w:style w:type="table" w:styleId="798">
     <w:name w:val="List Table 5 Dark - Accent 5"/>
-    <w:basedOn w:val="665"/>
+    <w:basedOn w:val="895"/>
     <w:uiPriority w:val="99"/>
     <w:pPr>
       <w:pBdr/>
@@ -23214,9 +25786,9 @@
       </w:tcPr>
     </w:tblStylePr>
   </w:style>
-  <w:style w:type="table" w:styleId="102">
+  <w:style w:type="table" w:styleId="799">
     <w:name w:val="List Table 5 Dark - Accent 6"/>
-    <w:basedOn w:val="665"/>
+    <w:basedOn w:val="895"/>
     <w:uiPriority w:val="99"/>
     <w:pPr>
       <w:pBdr/>
@@ -23456,9 +26028,9 @@
       </w:tcPr>
     </w:tblStylePr>
   </w:style>
-  <w:style w:type="table" w:styleId="103">
+  <w:style w:type="table" w:styleId="800">
     <w:name w:val="List Table 6 Colorful"/>
-    <w:basedOn w:val="665"/>
+    <w:basedOn w:val="895"/>
     <w:uiPriority w:val="99"/>
     <w:pPr>
       <w:pBdr/>
@@ -23679,9 +26251,9 @@
       </w:tcPr>
     </w:tblStylePr>
   </w:style>
-  <w:style w:type="table" w:styleId="104">
+  <w:style w:type="table" w:styleId="801">
     <w:name w:val="List Table 6 Colorful - Accent 1"/>
-    <w:basedOn w:val="665"/>
+    <w:basedOn w:val="895"/>
     <w:uiPriority w:val="99"/>
     <w:pPr>
       <w:pBdr/>
@@ -23902,9 +26474,9 @@
       </w:tcPr>
     </w:tblStylePr>
   </w:style>
-  <w:style w:type="table" w:styleId="105">
+  <w:style w:type="table" w:styleId="802">
     <w:name w:val="List Table 6 Colorful - Accent 2"/>
-    <w:basedOn w:val="665"/>
+    <w:basedOn w:val="895"/>
     <w:uiPriority w:val="99"/>
     <w:pPr>
       <w:pBdr/>
@@ -24125,9 +26697,9 @@
       </w:tcPr>
     </w:tblStylePr>
   </w:style>
-  <w:style w:type="table" w:styleId="106">
+  <w:style w:type="table" w:styleId="803">
     <w:name w:val="List Table 6 Colorful - Accent 3"/>
-    <w:basedOn w:val="665"/>
+    <w:basedOn w:val="895"/>
     <w:uiPriority w:val="99"/>
     <w:pPr>
       <w:pBdr/>
@@ -24348,9 +26920,9 @@
       </w:tcPr>
     </w:tblStylePr>
   </w:style>
-  <w:style w:type="table" w:styleId="107">
+  <w:style w:type="table" w:styleId="804">
     <w:name w:val="List Table 6 Colorful - Accent 4"/>
-    <w:basedOn w:val="665"/>
+    <w:basedOn w:val="895"/>
     <w:uiPriority w:val="99"/>
     <w:pPr>
       <w:pBdr/>
@@ -24571,9 +27143,9 @@
       </w:tcPr>
     </w:tblStylePr>
   </w:style>
-  <w:style w:type="table" w:styleId="108">
+  <w:style w:type="table" w:styleId="805">
     <w:name w:val="List Table 6 Colorful - Accent 5"/>
-    <w:basedOn w:val="665"/>
+    <w:basedOn w:val="895"/>
     <w:uiPriority w:val="99"/>
     <w:pPr>
       <w:pBdr/>
@@ -24794,9 +27366,9 @@
       </w:tcPr>
     </w:tblStylePr>
   </w:style>
-  <w:style w:type="table" w:styleId="109">
+  <w:style w:type="table" w:styleId="806">
     <w:name w:val="List Table 6 Colorful - Accent 6"/>
-    <w:basedOn w:val="665"/>
+    <w:basedOn w:val="895"/>
     <w:uiPriority w:val="99"/>
     <w:pPr>
       <w:pBdr/>
@@ -25017,9 +27589,9 @@
       </w:tcPr>
     </w:tblStylePr>
   </w:style>
-  <w:style w:type="table" w:styleId="110">
+  <w:style w:type="table" w:styleId="807">
     <w:name w:val="List Table 7 Colorful"/>
-    <w:basedOn w:val="665"/>
+    <w:basedOn w:val="895"/>
     <w:uiPriority w:val="99"/>
     <w:pPr>
       <w:pBdr/>
@@ -25118,11 +27690,11 @@
         <w:tblBorders/>
       </w:tblPr>
       <w:tcPr>
-        <w:shd w:color="ffffff"/>
+        <w:shd w:val="clear" w:color="ffffff"/>
         <w:tcBorders>
-          <w:top w:val="none"/>
-          <w:left w:val="none"/>
-          <w:bottom w:val="none"/>
+          <w:top w:val="none" w:color="000000" w:sz="4" w:space="0"/>
+          <w:left w:val="none" w:color="000000" w:sz="4" w:space="0"/>
+          <w:bottom w:val="none" w:color="000000" w:sz="4" w:space="0"/>
           <w:right w:val="single" w:color="000000" w:themeColor="text1" w:themeTint="80" w:sz="4" w:space="0"/>
         </w:tcBorders>
       </w:tcPr>
@@ -25145,10 +27717,10 @@
       <w:tcPr>
         <w:shd w:val="clear" w:color="ffffff" w:themeColor="light1" w:fill="ffffff" w:themeFill="light1"/>
         <w:tcBorders>
-          <w:top w:val="none"/>
-          <w:left w:val="none"/>
+          <w:top w:val="none" w:color="000000" w:sz="4" w:space="0"/>
+          <w:left w:val="none" w:color="000000" w:sz="4" w:space="0"/>
           <w:bottom w:val="single" w:color="000000" w:themeColor="text1" w:themeTint="80" w:sz="4" w:space="0"/>
-          <w:right w:val="none"/>
+          <w:right w:val="none" w:color="000000" w:sz="4" w:space="0"/>
         </w:tcBorders>
       </w:tcPr>
     </w:tblStylePr>
@@ -25168,12 +27740,12 @@
         <w:tblBorders/>
       </w:tblPr>
       <w:tcPr>
-        <w:shd w:color="ffffff"/>
+        <w:shd w:val="clear" w:color="ffffff"/>
         <w:tcBorders>
-          <w:top w:val="none"/>
+          <w:top w:val="none" w:color="000000" w:sz="4" w:space="0"/>
           <w:left w:val="single" w:color="000000" w:themeColor="text1" w:themeTint="80" w:sz="4" w:space="0"/>
-          <w:bottom w:val="none"/>
-          <w:right w:val="none"/>
+          <w:bottom w:val="none" w:color="000000" w:sz="4" w:space="0"/>
+          <w:right w:val="none" w:color="000000" w:sz="4" w:space="0"/>
         </w:tcBorders>
       </w:tcPr>
     </w:tblStylePr>
@@ -25196,9 +27768,9 @@
         <w:shd w:val="clear" w:color="ffffff" w:themeColor="light1" w:fill="ffffff" w:themeFill="light1"/>
         <w:tcBorders>
           <w:top w:val="single" w:color="000000" w:themeColor="text1" w:themeTint="80" w:sz="4" w:space="0"/>
-          <w:left w:val="none"/>
-          <w:bottom w:val="none"/>
-          <w:right w:val="none"/>
+          <w:left w:val="none" w:color="000000" w:sz="4" w:space="0"/>
+          <w:bottom w:val="none" w:color="000000" w:sz="4" w:space="0"/>
+          <w:right w:val="none" w:color="000000" w:sz="4" w:space="0"/>
         </w:tcBorders>
       </w:tcPr>
     </w:tblStylePr>
@@ -25273,9 +27845,9 @@
       </w:tcPr>
     </w:tblStylePr>
   </w:style>
-  <w:style w:type="table" w:styleId="111">
+  <w:style w:type="table" w:styleId="808">
     <w:name w:val="List Table 7 Colorful - Accent 1"/>
-    <w:basedOn w:val="665"/>
+    <w:basedOn w:val="895"/>
     <w:uiPriority w:val="99"/>
     <w:pPr>
       <w:pBdr/>
@@ -25374,11 +27946,11 @@
         <w:tblBorders/>
       </w:tblPr>
       <w:tcPr>
-        <w:shd w:color="ffffff"/>
+        <w:shd w:val="clear" w:color="ffffff"/>
         <w:tcBorders>
-          <w:top w:val="none"/>
-          <w:left w:val="none"/>
-          <w:bottom w:val="none"/>
+          <w:top w:val="none" w:color="000000" w:sz="4" w:space="0"/>
+          <w:left w:val="none" w:color="000000" w:sz="4" w:space="0"/>
+          <w:bottom w:val="none" w:color="000000" w:sz="4" w:space="0"/>
           <w:right w:val="single" w:color="000000" w:themeColor="accent1" w:sz="4" w:space="0"/>
         </w:tcBorders>
       </w:tcPr>
@@ -25401,10 +27973,10 @@
       <w:tcPr>
         <w:shd w:val="clear" w:color="ffffff" w:themeColor="light1" w:fill="ffffff" w:themeFill="light1"/>
         <w:tcBorders>
-          <w:top w:val="none"/>
-          <w:left w:val="none"/>
+          <w:top w:val="none" w:color="000000" w:sz="4" w:space="0"/>
+          <w:left w:val="none" w:color="000000" w:sz="4" w:space="0"/>
           <w:bottom w:val="single" w:color="000000" w:themeColor="accent1" w:sz="4" w:space="0"/>
-          <w:right w:val="none"/>
+          <w:right w:val="none" w:color="000000" w:sz="4" w:space="0"/>
         </w:tcBorders>
       </w:tcPr>
     </w:tblStylePr>
@@ -25424,12 +27996,12 @@
         <w:tblBorders/>
       </w:tblPr>
       <w:tcPr>
-        <w:shd w:color="ffffff"/>
+        <w:shd w:val="clear" w:color="ffffff"/>
         <w:tcBorders>
-          <w:top w:val="none"/>
+          <w:top w:val="none" w:color="000000" w:sz="4" w:space="0"/>
           <w:left w:val="single" w:color="000000" w:themeColor="accent1" w:sz="4" w:space="0"/>
-          <w:bottom w:val="none"/>
-          <w:right w:val="none"/>
+          <w:bottom w:val="none" w:color="000000" w:sz="4" w:space="0"/>
+          <w:right w:val="none" w:color="000000" w:sz="4" w:space="0"/>
         </w:tcBorders>
       </w:tcPr>
     </w:tblStylePr>
@@ -25452,9 +28024,9 @@
         <w:shd w:val="clear" w:color="ffffff" w:themeColor="light1" w:fill="ffffff" w:themeFill="light1"/>
         <w:tcBorders>
           <w:top w:val="single" w:color="000000" w:themeColor="accent1" w:sz="4" w:space="0"/>
-          <w:left w:val="none"/>
-          <w:bottom w:val="none"/>
-          <w:right w:val="none"/>
+          <w:left w:val="none" w:color="000000" w:sz="4" w:space="0"/>
+          <w:bottom w:val="none" w:color="000000" w:sz="4" w:space="0"/>
+          <w:right w:val="none" w:color="000000" w:sz="4" w:space="0"/>
         </w:tcBorders>
       </w:tcPr>
     </w:tblStylePr>
@@ -25529,9 +28101,9 @@
       </w:tcPr>
     </w:tblStylePr>
   </w:style>
-  <w:style w:type="table" w:styleId="112">
+  <w:style w:type="table" w:styleId="809">
     <w:name w:val="List Table 7 Colorful - Accent 2"/>
-    <w:basedOn w:val="665"/>
+    <w:basedOn w:val="895"/>
     <w:uiPriority w:val="99"/>
     <w:pPr>
       <w:pBdr/>
@@ -25630,11 +28202,11 @@
         <w:tblBorders/>
       </w:tblPr>
       <w:tcPr>
-        <w:shd w:color="ffffff"/>
+        <w:shd w:val="clear" w:color="ffffff"/>
         <w:tcBorders>
-          <w:top w:val="none"/>
-          <w:left w:val="none"/>
-          <w:bottom w:val="none"/>
+          <w:top w:val="none" w:color="000000" w:sz="4" w:space="0"/>
+          <w:left w:val="none" w:color="000000" w:sz="4" w:space="0"/>
+          <w:bottom w:val="none" w:color="000000" w:sz="4" w:space="0"/>
           <w:right w:val="single" w:color="000000" w:themeColor="accent2" w:themeTint="97" w:sz="4" w:space="0"/>
         </w:tcBorders>
       </w:tcPr>
@@ -25657,10 +28229,10 @@
       <w:tcPr>
         <w:shd w:val="clear" w:color="ffffff" w:themeColor="light1" w:fill="ffffff" w:themeFill="light1"/>
         <w:tcBorders>
-          <w:top w:val="none"/>
-          <w:left w:val="none"/>
+          <w:top w:val="none" w:color="000000" w:sz="4" w:space="0"/>
+          <w:left w:val="none" w:color="000000" w:sz="4" w:space="0"/>
           <w:bottom w:val="single" w:color="000000" w:themeColor="accent2" w:themeTint="97" w:sz="4" w:space="0"/>
-          <w:right w:val="none"/>
+          <w:right w:val="none" w:color="000000" w:sz="4" w:space="0"/>
         </w:tcBorders>
       </w:tcPr>
     </w:tblStylePr>
@@ -25680,12 +28252,12 @@
         <w:tblBorders/>
       </w:tblPr>
       <w:tcPr>
-        <w:shd w:color="ffffff"/>
+        <w:shd w:val="clear" w:color="ffffff"/>
         <w:tcBorders>
-          <w:top w:val="none"/>
+          <w:top w:val="none" w:color="000000" w:sz="4" w:space="0"/>
           <w:left w:val="single" w:color="000000" w:themeColor="accent2" w:themeTint="97" w:sz="4" w:space="0"/>
-          <w:bottom w:val="none"/>
-          <w:right w:val="none"/>
+          <w:bottom w:val="none" w:color="000000" w:sz="4" w:space="0"/>
+          <w:right w:val="none" w:color="000000" w:sz="4" w:space="0"/>
         </w:tcBorders>
       </w:tcPr>
     </w:tblStylePr>
@@ -25708,9 +28280,9 @@
         <w:shd w:val="clear" w:color="ffffff" w:themeColor="light1" w:fill="ffffff" w:themeFill="light1"/>
         <w:tcBorders>
           <w:top w:val="single" w:color="000000" w:themeColor="accent2" w:themeTint="97" w:sz="4" w:space="0"/>
-          <w:left w:val="none"/>
-          <w:bottom w:val="none"/>
-          <w:right w:val="none"/>
+          <w:left w:val="none" w:color="000000" w:sz="4" w:space="0"/>
+          <w:bottom w:val="none" w:color="000000" w:sz="4" w:space="0"/>
+          <w:right w:val="none" w:color="000000" w:sz="4" w:space="0"/>
         </w:tcBorders>
       </w:tcPr>
     </w:tblStylePr>
@@ -25785,9 +28357,9 @@
       </w:tcPr>
     </w:tblStylePr>
   </w:style>
-  <w:style w:type="table" w:styleId="113">
+  <w:style w:type="table" w:styleId="810">
     <w:name w:val="List Table 7 Colorful - Accent 3"/>
-    <w:basedOn w:val="665"/>
+    <w:basedOn w:val="895"/>
     <w:uiPriority w:val="99"/>
     <w:pPr>
       <w:pBdr/>
@@ -25886,11 +28458,11 @@
         <w:tblBorders/>
       </w:tblPr>
       <w:tcPr>
-        <w:shd w:color="ffffff"/>
+        <w:shd w:val="clear" w:color="ffffff"/>
         <w:tcBorders>
-          <w:top w:val="none"/>
-          <w:left w:val="none"/>
-          <w:bottom w:val="none"/>
+          <w:top w:val="none" w:color="000000" w:sz="4" w:space="0"/>
+          <w:left w:val="none" w:color="000000" w:sz="4" w:space="0"/>
+          <w:bottom w:val="none" w:color="000000" w:sz="4" w:space="0"/>
           <w:right w:val="single" w:color="000000" w:themeColor="accent3" w:themeTint="98" w:sz="4" w:space="0"/>
         </w:tcBorders>
       </w:tcPr>
@@ -25913,10 +28485,10 @@
       <w:tcPr>
         <w:shd w:val="clear" w:color="ffffff" w:themeColor="light1" w:fill="ffffff" w:themeFill="light1"/>
         <w:tcBorders>
-          <w:top w:val="none"/>
-          <w:left w:val="none"/>
+          <w:top w:val="none" w:color="000000" w:sz="4" w:space="0"/>
+          <w:left w:val="none" w:color="000000" w:sz="4" w:space="0"/>
           <w:bottom w:val="single" w:color="000000" w:themeColor="accent3" w:themeTint="98" w:sz="4" w:space="0"/>
-          <w:right w:val="none"/>
+          <w:right w:val="none" w:color="000000" w:sz="4" w:space="0"/>
         </w:tcBorders>
       </w:tcPr>
     </w:tblStylePr>
@@ -25936,12 +28508,12 @@
         <w:tblBorders/>
       </w:tblPr>
       <w:tcPr>
-        <w:shd w:color="ffffff"/>
+        <w:shd w:val="clear" w:color="ffffff"/>
         <w:tcBorders>
-          <w:top w:val="none"/>
+          <w:top w:val="none" w:color="000000" w:sz="4" w:space="0"/>
           <w:left w:val="single" w:color="000000" w:themeColor="accent3" w:themeTint="98" w:sz="4" w:space="0"/>
-          <w:bottom w:val="none"/>
-          <w:right w:val="none"/>
+          <w:bottom w:val="none" w:color="000000" w:sz="4" w:space="0"/>
+          <w:right w:val="none" w:color="000000" w:sz="4" w:space="0"/>
         </w:tcBorders>
       </w:tcPr>
     </w:tblStylePr>
@@ -25964,9 +28536,9 @@
         <w:shd w:val="clear" w:color="ffffff" w:themeColor="light1" w:fill="ffffff" w:themeFill="light1"/>
         <w:tcBorders>
           <w:top w:val="single" w:color="000000" w:themeColor="accent3" w:themeTint="98" w:sz="4" w:space="0"/>
-          <w:left w:val="none"/>
-          <w:bottom w:val="none"/>
-          <w:right w:val="none"/>
+          <w:left w:val="none" w:color="000000" w:sz="4" w:space="0"/>
+          <w:bottom w:val="none" w:color="000000" w:sz="4" w:space="0"/>
+          <w:right w:val="none" w:color="000000" w:sz="4" w:space="0"/>
         </w:tcBorders>
       </w:tcPr>
     </w:tblStylePr>
@@ -26041,9 +28613,9 @@
       </w:tcPr>
     </w:tblStylePr>
   </w:style>
-  <w:style w:type="table" w:styleId="114">
+  <w:style w:type="table" w:styleId="811">
     <w:name w:val="List Table 7 Colorful - Accent 4"/>
-    <w:basedOn w:val="665"/>
+    <w:basedOn w:val="895"/>
     <w:uiPriority w:val="99"/>
     <w:pPr>
       <w:pBdr/>
@@ -26142,11 +28714,11 @@
         <w:tblBorders/>
       </w:tblPr>
       <w:tcPr>
-        <w:shd w:color="ffffff"/>
+        <w:shd w:val="clear" w:color="ffffff"/>
         <w:tcBorders>
-          <w:top w:val="none"/>
-          <w:left w:val="none"/>
-          <w:bottom w:val="none"/>
+          <w:top w:val="none" w:color="000000" w:sz="4" w:space="0"/>
+          <w:left w:val="none" w:color="000000" w:sz="4" w:space="0"/>
+          <w:bottom w:val="none" w:color="000000" w:sz="4" w:space="0"/>
           <w:right w:val="single" w:color="000000" w:themeColor="accent4" w:themeTint="9A" w:sz="4" w:space="0"/>
         </w:tcBorders>
       </w:tcPr>
@@ -26169,10 +28741,10 @@
       <w:tcPr>
         <w:shd w:val="clear" w:color="ffffff" w:themeColor="light1" w:fill="ffffff" w:themeFill="light1"/>
         <w:tcBorders>
-          <w:top w:val="none"/>
-          <w:left w:val="none"/>
+          <w:top w:val="none" w:color="000000" w:sz="4" w:space="0"/>
+          <w:left w:val="none" w:color="000000" w:sz="4" w:space="0"/>
           <w:bottom w:val="single" w:color="000000" w:themeColor="accent4" w:themeTint="9A" w:sz="4" w:space="0"/>
-          <w:right w:val="none"/>
+          <w:right w:val="none" w:color="000000" w:sz="4" w:space="0"/>
         </w:tcBorders>
       </w:tcPr>
     </w:tblStylePr>
@@ -26192,12 +28764,12 @@
         <w:tblBorders/>
       </w:tblPr>
       <w:tcPr>
-        <w:shd w:color="ffffff"/>
+        <w:shd w:val="clear" w:color="ffffff"/>
         <w:tcBorders>
-          <w:top w:val="none"/>
+          <w:top w:val="none" w:color="000000" w:sz="4" w:space="0"/>
           <w:left w:val="single" w:color="000000" w:themeColor="accent4" w:themeTint="9A" w:sz="4" w:space="0"/>
-          <w:bottom w:val="none"/>
-          <w:right w:val="none"/>
+          <w:bottom w:val="none" w:color="000000" w:sz="4" w:space="0"/>
+          <w:right w:val="none" w:color="000000" w:sz="4" w:space="0"/>
         </w:tcBorders>
       </w:tcPr>
     </w:tblStylePr>
@@ -26220,9 +28792,9 @@
         <w:shd w:val="clear" w:color="ffffff" w:themeColor="light1" w:fill="ffffff" w:themeFill="light1"/>
         <w:tcBorders>
           <w:top w:val="single" w:color="000000" w:themeColor="accent4" w:themeTint="9A" w:sz="4" w:space="0"/>
-          <w:left w:val="none"/>
-          <w:bottom w:val="none"/>
-          <w:right w:val="none"/>
+          <w:left w:val="none" w:color="000000" w:sz="4" w:space="0"/>
+          <w:bottom w:val="none" w:color="000000" w:sz="4" w:space="0"/>
+          <w:right w:val="none" w:color="000000" w:sz="4" w:space="0"/>
         </w:tcBorders>
       </w:tcPr>
     </w:tblStylePr>
@@ -26297,9 +28869,9 @@
       </w:tcPr>
     </w:tblStylePr>
   </w:style>
-  <w:style w:type="table" w:styleId="115">
+  <w:style w:type="table" w:styleId="812">
     <w:name w:val="List Table 7 Colorful - Accent 5"/>
-    <w:basedOn w:val="665"/>
+    <w:basedOn w:val="895"/>
     <w:uiPriority w:val="99"/>
     <w:pPr>
       <w:pBdr/>
@@ -26398,11 +28970,11 @@
         <w:tblBorders/>
       </w:tblPr>
       <w:tcPr>
-        <w:shd w:color="ffffff"/>
+        <w:shd w:val="clear" w:color="ffffff"/>
         <w:tcBorders>
-          <w:top w:val="none"/>
-          <w:left w:val="none"/>
-          <w:bottom w:val="none"/>
+          <w:top w:val="none" w:color="000000" w:sz="4" w:space="0"/>
+          <w:left w:val="none" w:color="000000" w:sz="4" w:space="0"/>
+          <w:bottom w:val="none" w:color="000000" w:sz="4" w:space="0"/>
           <w:right w:val="single" w:color="000000" w:themeColor="accent5" w:themeTint="9A" w:sz="4" w:space="0"/>
         </w:tcBorders>
       </w:tcPr>
@@ -26425,10 +28997,10 @@
       <w:tcPr>
         <w:shd w:val="clear" w:color="ffffff" w:themeColor="light1" w:fill="ffffff" w:themeFill="light1"/>
         <w:tcBorders>
-          <w:top w:val="none"/>
-          <w:left w:val="none"/>
+          <w:top w:val="none" w:color="000000" w:sz="4" w:space="0"/>
+          <w:left w:val="none" w:color="000000" w:sz="4" w:space="0"/>
           <w:bottom w:val="single" w:color="000000" w:themeColor="accent5" w:themeTint="9A" w:sz="4" w:space="0"/>
-          <w:right w:val="none"/>
+          <w:right w:val="none" w:color="000000" w:sz="4" w:space="0"/>
         </w:tcBorders>
       </w:tcPr>
     </w:tblStylePr>
@@ -26448,12 +29020,12 @@
         <w:tblBorders/>
       </w:tblPr>
       <w:tcPr>
-        <w:shd w:color="ffffff"/>
+        <w:shd w:val="clear" w:color="ffffff"/>
         <w:tcBorders>
-          <w:top w:val="none"/>
+          <w:top w:val="none" w:color="000000" w:sz="4" w:space="0"/>
           <w:left w:val="single" w:color="000000" w:themeColor="accent5" w:themeTint="9A" w:sz="4" w:space="0"/>
-          <w:bottom w:val="none"/>
-          <w:right w:val="none"/>
+          <w:bottom w:val="none" w:color="000000" w:sz="4" w:space="0"/>
+          <w:right w:val="none" w:color="000000" w:sz="4" w:space="0"/>
         </w:tcBorders>
       </w:tcPr>
     </w:tblStylePr>
@@ -26476,9 +29048,9 @@
         <w:shd w:val="clear" w:color="ffffff" w:themeColor="light1" w:fill="ffffff" w:themeFill="light1"/>
         <w:tcBorders>
           <w:top w:val="single" w:color="000000" w:themeColor="accent5" w:themeTint="9A" w:sz="4" w:space="0"/>
-          <w:left w:val="none"/>
-          <w:bottom w:val="none"/>
-          <w:right w:val="none"/>
+          <w:left w:val="none" w:color="000000" w:sz="4" w:space="0"/>
+          <w:bottom w:val="none" w:color="000000" w:sz="4" w:space="0"/>
+          <w:right w:val="none" w:color="000000" w:sz="4" w:space="0"/>
         </w:tcBorders>
       </w:tcPr>
     </w:tblStylePr>
@@ -26553,9 +29125,9 @@
       </w:tcPr>
     </w:tblStylePr>
   </w:style>
-  <w:style w:type="table" w:styleId="116">
+  <w:style w:type="table" w:styleId="813">
     <w:name w:val="List Table 7 Colorful - Accent 6"/>
-    <w:basedOn w:val="665"/>
+    <w:basedOn w:val="895"/>
     <w:uiPriority w:val="99"/>
     <w:pPr>
       <w:pBdr/>
@@ -26654,11 +29226,11 @@
         <w:tblBorders/>
       </w:tblPr>
       <w:tcPr>
-        <w:shd w:color="ffffff"/>
+        <w:shd w:val="clear" w:color="ffffff"/>
         <w:tcBorders>
-          <w:top w:val="none"/>
-          <w:left w:val="none"/>
-          <w:bottom w:val="none"/>
+          <w:top w:val="none" w:color="000000" w:sz="4" w:space="0"/>
+          <w:left w:val="none" w:color="000000" w:sz="4" w:space="0"/>
+          <w:bottom w:val="none" w:color="000000" w:sz="4" w:space="0"/>
           <w:right w:val="single" w:color="000000" w:themeColor="accent6" w:themeTint="98" w:sz="4" w:space="0"/>
         </w:tcBorders>
       </w:tcPr>
@@ -26681,10 +29253,10 @@
       <w:tcPr>
         <w:shd w:val="clear" w:color="ffffff" w:themeColor="light1" w:fill="ffffff" w:themeFill="light1"/>
         <w:tcBorders>
-          <w:top w:val="none"/>
-          <w:left w:val="none"/>
+          <w:top w:val="none" w:color="000000" w:sz="4" w:space="0"/>
+          <w:left w:val="none" w:color="000000" w:sz="4" w:space="0"/>
           <w:bottom w:val="single" w:color="000000" w:themeColor="accent6" w:themeTint="98" w:sz="4" w:space="0"/>
-          <w:right w:val="none"/>
+          <w:right w:val="none" w:color="000000" w:sz="4" w:space="0"/>
         </w:tcBorders>
       </w:tcPr>
     </w:tblStylePr>
@@ -26704,12 +29276,12 @@
         <w:tblBorders/>
       </w:tblPr>
       <w:tcPr>
-        <w:shd w:color="ffffff"/>
+        <w:shd w:val="clear" w:color="ffffff"/>
         <w:tcBorders>
-          <w:top w:val="none"/>
+          <w:top w:val="none" w:color="000000" w:sz="4" w:space="0"/>
           <w:left w:val="single" w:color="000000" w:themeColor="accent6" w:themeTint="98" w:sz="4" w:space="0"/>
-          <w:bottom w:val="none"/>
-          <w:right w:val="none"/>
+          <w:bottom w:val="none" w:color="000000" w:sz="4" w:space="0"/>
+          <w:right w:val="none" w:color="000000" w:sz="4" w:space="0"/>
         </w:tcBorders>
       </w:tcPr>
     </w:tblStylePr>
@@ -26732,9 +29304,9 @@
         <w:shd w:val="clear" w:color="ffffff" w:themeColor="light1" w:fill="ffffff" w:themeFill="light1"/>
         <w:tcBorders>
           <w:top w:val="single" w:color="000000" w:themeColor="accent6" w:themeTint="98" w:sz="4" w:space="0"/>
-          <w:left w:val="none"/>
-          <w:bottom w:val="none"/>
-          <w:right w:val="none"/>
+          <w:left w:val="none" w:color="000000" w:sz="4" w:space="0"/>
+          <w:bottom w:val="none" w:color="000000" w:sz="4" w:space="0"/>
+          <w:right w:val="none" w:color="000000" w:sz="4" w:space="0"/>
         </w:tcBorders>
       </w:tcPr>
     </w:tblStylePr>
@@ -26809,9 +29381,9 @@
       </w:tcPr>
     </w:tblStylePr>
   </w:style>
-  <w:style w:type="table" w:styleId="117">
+  <w:style w:type="table" w:styleId="814">
     <w:name w:val="Lined - Accent"/>
-    <w:basedOn w:val="665"/>
+    <w:basedOn w:val="895"/>
     <w:uiPriority w:val="99"/>
     <w:pPr>
       <w:pBdr/>
@@ -27046,9 +29618,9 @@
       </w:tcPr>
     </w:tblStylePr>
   </w:style>
-  <w:style w:type="table" w:styleId="118">
+  <w:style w:type="table" w:styleId="815">
     <w:name w:val="Lined - Accent 1"/>
-    <w:basedOn w:val="665"/>
+    <w:basedOn w:val="895"/>
     <w:uiPriority w:val="99"/>
     <w:pPr>
       <w:pBdr/>
@@ -27283,9 +29855,9 @@
       </w:tcPr>
     </w:tblStylePr>
   </w:style>
-  <w:style w:type="table" w:styleId="119">
+  <w:style w:type="table" w:styleId="816">
     <w:name w:val="Lined - Accent 2"/>
-    <w:basedOn w:val="665"/>
+    <w:basedOn w:val="895"/>
     <w:uiPriority w:val="99"/>
     <w:pPr>
       <w:pBdr/>
@@ -27520,9 +30092,9 @@
       </w:tcPr>
     </w:tblStylePr>
   </w:style>
-  <w:style w:type="table" w:styleId="120">
+  <w:style w:type="table" w:styleId="817">
     <w:name w:val="Lined - Accent 3"/>
-    <w:basedOn w:val="665"/>
+    <w:basedOn w:val="895"/>
     <w:uiPriority w:val="99"/>
     <w:pPr>
       <w:pBdr/>
@@ -27757,9 +30329,9 @@
       </w:tcPr>
     </w:tblStylePr>
   </w:style>
-  <w:style w:type="table" w:styleId="121">
+  <w:style w:type="table" w:styleId="818">
     <w:name w:val="Lined - Accent 4"/>
-    <w:basedOn w:val="665"/>
+    <w:basedOn w:val="895"/>
     <w:uiPriority w:val="99"/>
     <w:pPr>
       <w:pBdr/>
@@ -27994,9 +30566,9 @@
       </w:tcPr>
     </w:tblStylePr>
   </w:style>
-  <w:style w:type="table" w:styleId="122">
+  <w:style w:type="table" w:styleId="819">
     <w:name w:val="Lined - Accent 5"/>
-    <w:basedOn w:val="665"/>
+    <w:basedOn w:val="895"/>
     <w:uiPriority w:val="99"/>
     <w:pPr>
       <w:pBdr/>
@@ -28231,9 +30803,9 @@
       </w:tcPr>
     </w:tblStylePr>
   </w:style>
-  <w:style w:type="table" w:styleId="123">
+  <w:style w:type="table" w:styleId="820">
     <w:name w:val="Lined - Accent 6"/>
-    <w:basedOn w:val="665"/>
+    <w:basedOn w:val="895"/>
     <w:uiPriority w:val="99"/>
     <w:pPr>
       <w:pBdr/>
@@ -28468,9 +31040,9 @@
       </w:tcPr>
     </w:tblStylePr>
   </w:style>
-  <w:style w:type="table" w:styleId="124">
+  <w:style w:type="table" w:styleId="821">
     <w:name w:val="Bordered &amp; Lined - Accent"/>
-    <w:basedOn w:val="665"/>
+    <w:basedOn w:val="895"/>
     <w:uiPriority w:val="99"/>
     <w:pPr>
       <w:pBdr/>
@@ -28712,9 +31284,9 @@
       </w:tcPr>
     </w:tblStylePr>
   </w:style>
-  <w:style w:type="table" w:styleId="125">
+  <w:style w:type="table" w:styleId="822">
     <w:name w:val="Bordered &amp; Lined - Accent 1"/>
-    <w:basedOn w:val="665"/>
+    <w:basedOn w:val="895"/>
     <w:uiPriority w:val="99"/>
     <w:pPr>
       <w:pBdr/>
@@ -28956,9 +31528,9 @@
       </w:tcPr>
     </w:tblStylePr>
   </w:style>
-  <w:style w:type="table" w:styleId="126">
+  <w:style w:type="table" w:styleId="823">
     <w:name w:val="Bordered &amp; Lined - Accent 2"/>
-    <w:basedOn w:val="665"/>
+    <w:basedOn w:val="895"/>
     <w:uiPriority w:val="99"/>
     <w:pPr>
       <w:pBdr/>
@@ -29200,9 +31772,9 @@
       </w:tcPr>
     </w:tblStylePr>
   </w:style>
-  <w:style w:type="table" w:styleId="127">
+  <w:style w:type="table" w:styleId="824">
     <w:name w:val="Bordered &amp; Lined - Accent 3"/>
-    <w:basedOn w:val="665"/>
+    <w:basedOn w:val="895"/>
     <w:uiPriority w:val="99"/>
     <w:pPr>
       <w:pBdr/>
@@ -29444,9 +32016,9 @@
       </w:tcPr>
     </w:tblStylePr>
   </w:style>
-  <w:style w:type="table" w:styleId="128">
+  <w:style w:type="table" w:styleId="825">
     <w:name w:val="Bordered &amp; Lined - Accent 4"/>
-    <w:basedOn w:val="665"/>
+    <w:basedOn w:val="895"/>
     <w:uiPriority w:val="99"/>
     <w:pPr>
       <w:pBdr/>
@@ -29688,9 +32260,9 @@
       </w:tcPr>
     </w:tblStylePr>
   </w:style>
-  <w:style w:type="table" w:styleId="129">
+  <w:style w:type="table" w:styleId="826">
     <w:name w:val="Bordered &amp; Lined - Accent 5"/>
-    <w:basedOn w:val="665"/>
+    <w:basedOn w:val="895"/>
     <w:uiPriority w:val="99"/>
     <w:pPr>
       <w:pBdr/>
@@ -29932,9 +32504,9 @@
       </w:tcPr>
     </w:tblStylePr>
   </w:style>
-  <w:style w:type="table" w:styleId="130">
+  <w:style w:type="table" w:styleId="827">
     <w:name w:val="Bordered &amp; Lined - Accent 6"/>
-    <w:basedOn w:val="665"/>
+    <w:basedOn w:val="895"/>
     <w:uiPriority w:val="99"/>
     <w:pPr>
       <w:pBdr/>
@@ -30176,9 +32748,9 @@
       </w:tcPr>
     </w:tblStylePr>
   </w:style>
-  <w:style w:type="table" w:styleId="131">
+  <w:style w:type="table" w:styleId="828">
     <w:name w:val="Bordered"/>
-    <w:basedOn w:val="665"/>
+    <w:basedOn w:val="895"/>
     <w:uiPriority w:val="99"/>
     <w:pPr>
       <w:pBdr/>
@@ -30407,9 +32979,9 @@
       </w:tcPr>
     </w:tblStylePr>
   </w:style>
-  <w:style w:type="table" w:styleId="132">
+  <w:style w:type="table" w:styleId="829">
     <w:name w:val="Bordered - Accent 1"/>
-    <w:basedOn w:val="665"/>
+    <w:basedOn w:val="895"/>
     <w:uiPriority w:val="99"/>
     <w:pPr>
       <w:pBdr/>
@@ -30638,9 +33210,9 @@
       </w:tcPr>
     </w:tblStylePr>
   </w:style>
-  <w:style w:type="table" w:styleId="133">
+  <w:style w:type="table" w:styleId="830">
     <w:name w:val="Bordered - Accent 2"/>
-    <w:basedOn w:val="665"/>
+    <w:basedOn w:val="895"/>
     <w:uiPriority w:val="99"/>
     <w:pPr>
       <w:pBdr/>
@@ -30869,9 +33441,9 @@
       </w:tcPr>
     </w:tblStylePr>
   </w:style>
-  <w:style w:type="table" w:styleId="134">
+  <w:style w:type="table" w:styleId="831">
     <w:name w:val="Bordered - Accent 3"/>
-    <w:basedOn w:val="665"/>
+    <w:basedOn w:val="895"/>
     <w:uiPriority w:val="99"/>
     <w:pPr>
       <w:pBdr/>
@@ -31100,9 +33672,9 @@
       </w:tcPr>
     </w:tblStylePr>
   </w:style>
-  <w:style w:type="table" w:styleId="135">
+  <w:style w:type="table" w:styleId="832">
     <w:name w:val="Bordered - Accent 4"/>
-    <w:basedOn w:val="665"/>
+    <w:basedOn w:val="895"/>
     <w:uiPriority w:val="99"/>
     <w:pPr>
       <w:pBdr/>
@@ -31331,9 +33903,9 @@
       </w:tcPr>
     </w:tblStylePr>
   </w:style>
-  <w:style w:type="table" w:styleId="136">
+  <w:style w:type="table" w:styleId="833">
     <w:name w:val="Bordered - Accent 5"/>
-    <w:basedOn w:val="665"/>
+    <w:basedOn w:val="895"/>
     <w:uiPriority w:val="99"/>
     <w:pPr>
       <w:pBdr/>
@@ -31562,9 +34134,9 @@
       </w:tcPr>
     </w:tblStylePr>
   </w:style>
-  <w:style w:type="table" w:styleId="137">
+  <w:style w:type="table" w:styleId="834">
     <w:name w:val="Bordered - Accent 6"/>
-    <w:basedOn w:val="665"/>
+    <w:basedOn w:val="895"/>
     <w:uiPriority w:val="99"/>
     <w:pPr>
       <w:pBdr/>
@@ -31793,11 +34365,11 @@
       </w:tcPr>
     </w:tblStylePr>
   </w:style>
-  <w:style w:type="paragraph" w:styleId="139">
+  <w:style w:type="paragraph" w:styleId="835">
     <w:name w:val="Heading 1"/>
-    <w:basedOn w:val="664"/>
-    <w:next w:val="664"/>
-    <w:link w:val="150"/>
+    <w:basedOn w:val="894"/>
+    <w:next w:val="894"/>
+    <w:link w:val="845"/>
     <w:uiPriority w:val="9"/>
     <w:qFormat/>
     <w:pPr>
@@ -31815,11 +34387,11 @@
       <w:szCs w:val="40"/>
     </w:rPr>
   </w:style>
-  <w:style w:type="paragraph" w:styleId="140">
+  <w:style w:type="paragraph" w:styleId="836">
     <w:name w:val="Heading 2"/>
-    <w:basedOn w:val="664"/>
-    <w:next w:val="664"/>
-    <w:link w:val="151"/>
+    <w:basedOn w:val="894"/>
+    <w:next w:val="894"/>
+    <w:link w:val="846"/>
     <w:uiPriority w:val="9"/>
     <w:unhideWhenUsed/>
     <w:qFormat/>
@@ -31838,11 +34410,11 @@
       <w:szCs w:val="32"/>
     </w:rPr>
   </w:style>
-  <w:style w:type="paragraph" w:styleId="141">
+  <w:style w:type="paragraph" w:styleId="837">
     <w:name w:val="Heading 3"/>
-    <w:basedOn w:val="664"/>
-    <w:next w:val="664"/>
-    <w:link w:val="152"/>
+    <w:basedOn w:val="894"/>
+    <w:next w:val="894"/>
+    <w:link w:val="847"/>
     <w:uiPriority w:val="9"/>
     <w:unhideWhenUsed/>
     <w:qFormat/>
@@ -31861,11 +34433,11 @@
       <w:szCs w:val="28"/>
     </w:rPr>
   </w:style>
-  <w:style w:type="paragraph" w:styleId="142">
+  <w:style w:type="paragraph" w:styleId="838">
     <w:name w:val="Heading 4"/>
-    <w:basedOn w:val="664"/>
-    <w:next w:val="664"/>
-    <w:link w:val="153"/>
+    <w:basedOn w:val="894"/>
+    <w:next w:val="894"/>
+    <w:link w:val="848"/>
     <w:uiPriority w:val="9"/>
     <w:unhideWhenUsed/>
     <w:qFormat/>
@@ -31884,11 +34456,11 @@
       <w:color w:val="0f4761" w:themeColor="accent1" w:themeShade="BF"/>
     </w:rPr>
   </w:style>
-  <w:style w:type="paragraph" w:styleId="143">
+  <w:style w:type="paragraph" w:styleId="839">
     <w:name w:val="Heading 5"/>
-    <w:basedOn w:val="664"/>
-    <w:next w:val="664"/>
-    <w:link w:val="154"/>
+    <w:basedOn w:val="894"/>
+    <w:next w:val="894"/>
+    <w:link w:val="849"/>
     <w:uiPriority w:val="9"/>
     <w:unhideWhenUsed/>
     <w:qFormat/>
@@ -31905,11 +34477,11 @@
       <w:color w:val="0f4761" w:themeColor="accent1" w:themeShade="BF"/>
     </w:rPr>
   </w:style>
-  <w:style w:type="paragraph" w:styleId="144">
+  <w:style w:type="paragraph" w:styleId="840">
     <w:name w:val="Heading 6"/>
-    <w:basedOn w:val="664"/>
-    <w:next w:val="664"/>
-    <w:link w:val="155"/>
+    <w:basedOn w:val="894"/>
+    <w:next w:val="894"/>
+    <w:link w:val="850"/>
     <w:uiPriority w:val="9"/>
     <w:unhideWhenUsed/>
     <w:qFormat/>
@@ -31928,11 +34500,11 @@
       <w:color w:val="595959" w:themeColor="text1" w:themeTint="A6"/>
     </w:rPr>
   </w:style>
-  <w:style w:type="paragraph" w:styleId="145">
+  <w:style w:type="paragraph" w:styleId="841">
     <w:name w:val="Heading 7"/>
-    <w:basedOn w:val="664"/>
-    <w:next w:val="664"/>
-    <w:link w:val="156"/>
+    <w:basedOn w:val="894"/>
+    <w:next w:val="894"/>
+    <w:link w:val="851"/>
     <w:uiPriority w:val="9"/>
     <w:unhideWhenUsed/>
     <w:qFormat/>
@@ -31949,11 +34521,11 @@
       <w:color w:val="595959" w:themeColor="text1" w:themeTint="A6"/>
     </w:rPr>
   </w:style>
-  <w:style w:type="paragraph" w:styleId="146">
+  <w:style w:type="paragraph" w:styleId="842">
     <w:name w:val="Heading 8"/>
-    <w:basedOn w:val="664"/>
-    <w:next w:val="664"/>
-    <w:link w:val="157"/>
+    <w:basedOn w:val="894"/>
+    <w:next w:val="894"/>
+    <w:link w:val="852"/>
     <w:uiPriority w:val="9"/>
     <w:unhideWhenUsed/>
     <w:qFormat/>
@@ -31972,11 +34544,11 @@
       <w:color w:val="272727" w:themeColor="text1" w:themeTint="D8"/>
     </w:rPr>
   </w:style>
-  <w:style w:type="paragraph" w:styleId="147">
+  <w:style w:type="paragraph" w:styleId="843">
     <w:name w:val="Heading 9"/>
-    <w:basedOn w:val="664"/>
-    <w:next w:val="664"/>
-    <w:link w:val="158"/>
+    <w:basedOn w:val="894"/>
+    <w:next w:val="894"/>
+    <w:link w:val="853"/>
     <w:uiPriority w:val="9"/>
     <w:unhideWhenUsed/>
     <w:qFormat/>
@@ -31995,7 +34567,7 @@
       <w:color w:val="272727" w:themeColor="text1" w:themeTint="D8"/>
     </w:rPr>
   </w:style>
-  <w:style w:type="character" w:styleId="148" w:default="1">
+  <w:style w:type="character" w:styleId="844" w:default="1">
     <w:name w:val="Default Paragraph Font"/>
     <w:uiPriority w:val="1"/>
     <w:semiHidden/>
@@ -32006,10 +34578,10 @@
       <w:ind/>
     </w:pPr>
   </w:style>
-  <w:style w:type="character" w:styleId="150">
+  <w:style w:type="character" w:styleId="845">
     <w:name w:val="Heading 1 Char"/>
-    <w:basedOn w:val="148"/>
-    <w:link w:val="139"/>
+    <w:basedOn w:val="844"/>
+    <w:link w:val="835"/>
     <w:uiPriority w:val="9"/>
     <w:pPr>
       <w:pBdr/>
@@ -32023,10 +34595,10 @@
       <w:szCs w:val="40"/>
     </w:rPr>
   </w:style>
-  <w:style w:type="character" w:styleId="151">
+  <w:style w:type="character" w:styleId="846">
     <w:name w:val="Heading 2 Char"/>
-    <w:basedOn w:val="148"/>
-    <w:link w:val="140"/>
+    <w:basedOn w:val="844"/>
+    <w:link w:val="836"/>
     <w:uiPriority w:val="9"/>
     <w:pPr>
       <w:pBdr/>
@@ -32040,10 +34612,10 @@
       <w:szCs w:val="32"/>
     </w:rPr>
   </w:style>
-  <w:style w:type="character" w:styleId="152">
+  <w:style w:type="character" w:styleId="847">
     <w:name w:val="Heading 3 Char"/>
-    <w:basedOn w:val="148"/>
-    <w:link w:val="141"/>
+    <w:basedOn w:val="844"/>
+    <w:link w:val="837"/>
     <w:uiPriority w:val="9"/>
     <w:pPr>
       <w:pBdr/>
@@ -32057,10 +34629,10 @@
       <w:szCs w:val="28"/>
     </w:rPr>
   </w:style>
-  <w:style w:type="character" w:styleId="153">
+  <w:style w:type="character" w:styleId="848">
     <w:name w:val="Heading 4 Char"/>
-    <w:basedOn w:val="148"/>
-    <w:link w:val="142"/>
+    <w:basedOn w:val="844"/>
+    <w:link w:val="838"/>
     <w:uiPriority w:val="9"/>
     <w:pPr>
       <w:pBdr/>
@@ -32074,10 +34646,10 @@
       <w:color w:val="0f4761" w:themeColor="accent1" w:themeShade="BF"/>
     </w:rPr>
   </w:style>
-  <w:style w:type="character" w:styleId="154">
+  <w:style w:type="character" w:styleId="849">
     <w:name w:val="Heading 5 Char"/>
-    <w:basedOn w:val="148"/>
-    <w:link w:val="143"/>
+    <w:basedOn w:val="844"/>
+    <w:link w:val="839"/>
     <w:uiPriority w:val="9"/>
     <w:pPr>
       <w:pBdr/>
@@ -32089,10 +34661,10 @@
       <w:color w:val="0f4761" w:themeColor="accent1" w:themeShade="BF"/>
     </w:rPr>
   </w:style>
-  <w:style w:type="character" w:styleId="155">
+  <w:style w:type="character" w:styleId="850">
     <w:name w:val="Heading 6 Char"/>
-    <w:basedOn w:val="148"/>
-    <w:link w:val="144"/>
+    <w:basedOn w:val="844"/>
+    <w:link w:val="840"/>
     <w:uiPriority w:val="9"/>
     <w:pPr>
       <w:pBdr/>
@@ -32106,10 +34678,10 @@
       <w:color w:val="595959" w:themeColor="text1" w:themeTint="A6"/>
     </w:rPr>
   </w:style>
-  <w:style w:type="character" w:styleId="156">
+  <w:style w:type="character" w:styleId="851">
     <w:name w:val="Heading 7 Char"/>
-    <w:basedOn w:val="148"/>
-    <w:link w:val="145"/>
+    <w:basedOn w:val="844"/>
+    <w:link w:val="841"/>
     <w:uiPriority w:val="9"/>
     <w:pPr>
       <w:pBdr/>
@@ -32121,10 +34693,10 @@
       <w:color w:val="595959" w:themeColor="text1" w:themeTint="A6"/>
     </w:rPr>
   </w:style>
-  <w:style w:type="character" w:styleId="157">
+  <w:style w:type="character" w:styleId="852">
     <w:name w:val="Heading 8 Char"/>
-    <w:basedOn w:val="148"/>
-    <w:link w:val="146"/>
+    <w:basedOn w:val="844"/>
+    <w:link w:val="842"/>
     <w:uiPriority w:val="9"/>
     <w:pPr>
       <w:pBdr/>
@@ -32138,10 +34710,10 @@
       <w:color w:val="272727" w:themeColor="text1" w:themeTint="D8"/>
     </w:rPr>
   </w:style>
-  <w:style w:type="character" w:styleId="158">
+  <w:style w:type="character" w:styleId="853">
     <w:name w:val="Heading 9 Char"/>
-    <w:basedOn w:val="148"/>
-    <w:link w:val="147"/>
+    <w:basedOn w:val="844"/>
+    <w:link w:val="843"/>
     <w:uiPriority w:val="9"/>
     <w:pPr>
       <w:pBdr/>
@@ -32155,11 +34727,11 @@
       <w:color w:val="272727" w:themeColor="text1" w:themeTint="D8"/>
     </w:rPr>
   </w:style>
-  <w:style w:type="paragraph" w:styleId="159">
+  <w:style w:type="paragraph" w:styleId="854">
     <w:name w:val="Title"/>
-    <w:basedOn w:val="664"/>
-    <w:next w:val="664"/>
-    <w:link w:val="160"/>
+    <w:basedOn w:val="894"/>
+    <w:next w:val="894"/>
+    <w:link w:val="855"/>
     <w:uiPriority w:val="10"/>
     <w:qFormat/>
     <w:pPr>
@@ -32175,10 +34747,10 @@
       <w:szCs w:val="56"/>
     </w:rPr>
   </w:style>
-  <w:style w:type="character" w:styleId="160">
+  <w:style w:type="character" w:styleId="855">
     <w:name w:val="Title Char"/>
-    <w:basedOn w:val="148"/>
-    <w:link w:val="159"/>
+    <w:basedOn w:val="844"/>
+    <w:link w:val="854"/>
     <w:uiPriority w:val="10"/>
     <w:pPr>
       <w:pBdr/>
@@ -32192,11 +34764,11 @@
       <w:szCs w:val="56"/>
     </w:rPr>
   </w:style>
-  <w:style w:type="paragraph" w:styleId="161">
+  <w:style w:type="paragraph" w:styleId="856">
     <w:name w:val="Subtitle"/>
-    <w:basedOn w:val="664"/>
-    <w:next w:val="664"/>
-    <w:link w:val="162"/>
+    <w:basedOn w:val="894"/>
+    <w:next w:val="894"/>
+    <w:link w:val="857"/>
     <w:uiPriority w:val="11"/>
     <w:qFormat/>
     <w:pPr>
@@ -32214,10 +34786,10 @@
       <w:szCs w:val="28"/>
     </w:rPr>
   </w:style>
-  <w:style w:type="character" w:styleId="162">
+  <w:style w:type="character" w:styleId="857">
     <w:name w:val="Subtitle Char"/>
-    <w:basedOn w:val="148"/>
-    <w:link w:val="161"/>
+    <w:basedOn w:val="844"/>
+    <w:link w:val="856"/>
     <w:uiPriority w:val="11"/>
     <w:pPr>
       <w:pBdr/>
@@ -32231,11 +34803,11 @@
       <w:szCs w:val="28"/>
     </w:rPr>
   </w:style>
-  <w:style w:type="paragraph" w:styleId="163">
+  <w:style w:type="paragraph" w:styleId="858">
     <w:name w:val="Quote"/>
-    <w:basedOn w:val="664"/>
-    <w:next w:val="664"/>
-    <w:link w:val="164"/>
+    <w:basedOn w:val="894"/>
+    <w:next w:val="894"/>
+    <w:link w:val="859"/>
     <w:uiPriority w:val="29"/>
     <w:qFormat/>
     <w:pPr>
@@ -32250,10 +34822,10 @@
       <w:color w:val="404040" w:themeColor="text1" w:themeTint="BF"/>
     </w:rPr>
   </w:style>
-  <w:style w:type="character" w:styleId="164">
+  <w:style w:type="character" w:styleId="859">
     <w:name w:val="Quote Char"/>
-    <w:basedOn w:val="148"/>
-    <w:link w:val="163"/>
+    <w:basedOn w:val="844"/>
+    <w:link w:val="858"/>
     <w:uiPriority w:val="29"/>
     <w:pPr>
       <w:pBdr/>
@@ -32266,9 +34838,9 @@
       <w:color w:val="404040" w:themeColor="text1" w:themeTint="BF"/>
     </w:rPr>
   </w:style>
-  <w:style w:type="character" w:styleId="166">
+  <w:style w:type="character" w:styleId="860">
     <w:name w:val="Intense Emphasis"/>
-    <w:basedOn w:val="148"/>
+    <w:basedOn w:val="844"/>
     <w:uiPriority w:val="21"/>
     <w:qFormat/>
     <w:pPr>
@@ -32282,11 +34854,11 @@
       <w:color w:val="0f4761" w:themeColor="accent1" w:themeShade="BF"/>
     </w:rPr>
   </w:style>
-  <w:style w:type="paragraph" w:styleId="167">
+  <w:style w:type="paragraph" w:styleId="861">
     <w:name w:val="Intense Quote"/>
-    <w:basedOn w:val="664"/>
-    <w:next w:val="664"/>
-    <w:link w:val="168"/>
+    <w:basedOn w:val="894"/>
+    <w:next w:val="894"/>
+    <w:link w:val="862"/>
     <w:uiPriority w:val="30"/>
     <w:qFormat/>
     <w:pPr>
@@ -32304,10 +34876,10 @@
       <w:color w:val="0f4761" w:themeColor="accent1" w:themeShade="BF"/>
     </w:rPr>
   </w:style>
-  <w:style w:type="character" w:styleId="168">
+  <w:style w:type="character" w:styleId="862">
     <w:name w:val="Intense Quote Char"/>
-    <w:basedOn w:val="148"/>
-    <w:link w:val="167"/>
+    <w:basedOn w:val="844"/>
+    <w:link w:val="861"/>
     <w:uiPriority w:val="30"/>
     <w:pPr>
       <w:pBdr/>
@@ -32320,9 +34892,9 @@
       <w:color w:val="0f4761" w:themeColor="accent1" w:themeShade="BF"/>
     </w:rPr>
   </w:style>
-  <w:style w:type="character" w:styleId="169">
+  <w:style w:type="character" w:styleId="863">
     <w:name w:val="Intense Reference"/>
-    <w:basedOn w:val="148"/>
+    <w:basedOn w:val="844"/>
     <w:uiPriority w:val="32"/>
     <w:qFormat/>
     <w:pPr>
@@ -32338,9 +34910,9 @@
       <w:spacing w:val="5"/>
     </w:rPr>
   </w:style>
-  <w:style w:type="character" w:styleId="171">
+  <w:style w:type="character" w:styleId="864">
     <w:name w:val="Subtle Emphasis"/>
-    <w:basedOn w:val="148"/>
+    <w:basedOn w:val="844"/>
     <w:uiPriority w:val="19"/>
     <w:qFormat/>
     <w:pPr>
@@ -32354,9 +34926,9 @@
       <w:color w:val="404040" w:themeColor="text1" w:themeTint="BF"/>
     </w:rPr>
   </w:style>
-  <w:style w:type="character" w:styleId="172">
+  <w:style w:type="character" w:styleId="865">
     <w:name w:val="Emphasis"/>
-    <w:basedOn w:val="148"/>
+    <w:basedOn w:val="844"/>
     <w:uiPriority w:val="20"/>
     <w:qFormat/>
     <w:pPr>
@@ -32369,9 +34941,9 @@
       <w:iCs/>
     </w:rPr>
   </w:style>
-  <w:style w:type="character" w:styleId="173">
+  <w:style w:type="character" w:styleId="866">
     <w:name w:val="Strong"/>
-    <w:basedOn w:val="148"/>
+    <w:basedOn w:val="844"/>
     <w:uiPriority w:val="22"/>
     <w:qFormat/>
     <w:pPr>
@@ -32384,9 +34956,9 @@
       <w:bCs/>
     </w:rPr>
   </w:style>
-  <w:style w:type="character" w:styleId="174">
+  <w:style w:type="character" w:styleId="867">
     <w:name w:val="Subtle Reference"/>
-    <w:basedOn w:val="148"/>
+    <w:basedOn w:val="844"/>
     <w:uiPriority w:val="31"/>
     <w:qFormat/>
     <w:pPr>
@@ -32399,9 +34971,9 @@
       <w:color w:val="5a5a5a" w:themeColor="text1" w:themeTint="A5"/>
     </w:rPr>
   </w:style>
-  <w:style w:type="character" w:styleId="175">
+  <w:style w:type="character" w:styleId="868">
     <w:name w:val="Book Title"/>
-    <w:basedOn w:val="148"/>
+    <w:basedOn w:val="844"/>
     <w:uiPriority w:val="33"/>
     <w:qFormat/>
     <w:pPr>
@@ -32417,10 +34989,10 @@
       <w:spacing w:val="5"/>
     </w:rPr>
   </w:style>
-  <w:style w:type="paragraph" w:styleId="176">
+  <w:style w:type="paragraph" w:styleId="869">
     <w:name w:val="Header"/>
-    <w:basedOn w:val="664"/>
-    <w:link w:val="177"/>
+    <w:basedOn w:val="894"/>
+    <w:link w:val="870"/>
     <w:uiPriority w:val="99"/>
     <w:unhideWhenUsed/>
     <w:pPr>
@@ -32433,10 +35005,10 @@
       <w:ind/>
     </w:pPr>
   </w:style>
-  <w:style w:type="character" w:styleId="177">
+  <w:style w:type="character" w:styleId="870">
     <w:name w:val="Header Char"/>
-    <w:basedOn w:val="148"/>
-    <w:link w:val="176"/>
+    <w:basedOn w:val="844"/>
+    <w:link w:val="869"/>
     <w:uiPriority w:val="99"/>
     <w:pPr>
       <w:pBdr/>
@@ -32444,10 +35016,10 @@
       <w:ind/>
     </w:pPr>
   </w:style>
-  <w:style w:type="paragraph" w:styleId="178">
+  <w:style w:type="paragraph" w:styleId="871">
     <w:name w:val="Footer"/>
-    <w:basedOn w:val="664"/>
-    <w:link w:val="179"/>
+    <w:basedOn w:val="894"/>
+    <w:link w:val="872"/>
     <w:uiPriority w:val="99"/>
     <w:unhideWhenUsed/>
     <w:pPr>
@@ -32460,10 +35032,10 @@
       <w:ind/>
     </w:pPr>
   </w:style>
-  <w:style w:type="character" w:styleId="179">
+  <w:style w:type="character" w:styleId="872">
     <w:name w:val="Footer Char"/>
-    <w:basedOn w:val="148"/>
-    <w:link w:val="178"/>
+    <w:basedOn w:val="844"/>
+    <w:link w:val="871"/>
     <w:uiPriority w:val="99"/>
     <w:pPr>
       <w:pBdr/>
@@ -32471,10 +35043,10 @@
       <w:ind/>
     </w:pPr>
   </w:style>
-  <w:style w:type="paragraph" w:styleId="180">
+  <w:style w:type="paragraph" w:styleId="873">
     <w:name w:val="Caption"/>
-    <w:basedOn w:val="664"/>
-    <w:next w:val="664"/>
+    <w:basedOn w:val="894"/>
+    <w:next w:val="894"/>
     <w:uiPriority w:val="35"/>
     <w:unhideWhenUsed/>
     <w:qFormat/>
@@ -32491,10 +35063,10 @@
       <w:szCs w:val="18"/>
     </w:rPr>
   </w:style>
-  <w:style w:type="paragraph" w:styleId="181">
+  <w:style w:type="paragraph" w:styleId="874">
     <w:name w:val="footnote text"/>
-    <w:basedOn w:val="664"/>
-    <w:link w:val="182"/>
+    <w:basedOn w:val="894"/>
+    <w:link w:val="875"/>
     <w:uiPriority w:val="99"/>
     <w:semiHidden/>
     <w:unhideWhenUsed/>
@@ -32508,10 +35080,10 @@
       <w:szCs w:val="20"/>
     </w:rPr>
   </w:style>
-  <w:style w:type="character" w:styleId="182">
+  <w:style w:type="character" w:styleId="875">
     <w:name w:val="Footnote Text Char"/>
-    <w:basedOn w:val="148"/>
-    <w:link w:val="181"/>
+    <w:basedOn w:val="844"/>
+    <w:link w:val="874"/>
     <w:uiPriority w:val="99"/>
     <w:semiHidden/>
     <w:pPr>
@@ -32524,9 +35096,9 @@
       <w:szCs w:val="20"/>
     </w:rPr>
   </w:style>
-  <w:style w:type="character" w:styleId="183">
+  <w:style w:type="character" w:styleId="876">
     <w:name w:val="footnote reference"/>
-    <w:basedOn w:val="148"/>
+    <w:basedOn w:val="844"/>
     <w:uiPriority w:val="99"/>
     <w:semiHidden/>
     <w:unhideWhenUsed/>
@@ -32539,10 +35111,10 @@
       <w:vertAlign w:val="superscript"/>
     </w:rPr>
   </w:style>
-  <w:style w:type="paragraph" w:styleId="184">
+  <w:style w:type="paragraph" w:styleId="877">
     <w:name w:val="endnote text"/>
-    <w:basedOn w:val="664"/>
-    <w:link w:val="185"/>
+    <w:basedOn w:val="894"/>
+    <w:link w:val="878"/>
     <w:uiPriority w:val="99"/>
     <w:semiHidden/>
     <w:unhideWhenUsed/>
@@ -32556,10 +35128,10 @@
       <w:szCs w:val="20"/>
     </w:rPr>
   </w:style>
-  <w:style w:type="character" w:styleId="185">
+  <w:style w:type="character" w:styleId="878">
     <w:name w:val="Endnote Text Char"/>
-    <w:basedOn w:val="148"/>
-    <w:link w:val="184"/>
+    <w:basedOn w:val="844"/>
+    <w:link w:val="877"/>
     <w:uiPriority w:val="99"/>
     <w:semiHidden/>
     <w:pPr>
@@ -32572,9 +35144,9 @@
       <w:szCs w:val="20"/>
     </w:rPr>
   </w:style>
-  <w:style w:type="character" w:styleId="186">
+  <w:style w:type="character" w:styleId="879">
     <w:name w:val="endnote reference"/>
-    <w:basedOn w:val="148"/>
+    <w:basedOn w:val="844"/>
     <w:uiPriority w:val="99"/>
     <w:semiHidden/>
     <w:unhideWhenUsed/>
@@ -32587,9 +35159,9 @@
       <w:vertAlign w:val="superscript"/>
     </w:rPr>
   </w:style>
-  <w:style w:type="character" w:styleId="187">
+  <w:style w:type="character" w:styleId="880">
     <w:name w:val="Hyperlink"/>
-    <w:basedOn w:val="148"/>
+    <w:basedOn w:val="844"/>
     <w:uiPriority w:val="99"/>
     <w:unhideWhenUsed/>
     <w:pPr>
@@ -32602,9 +35174,9 @@
       <w:u w:val="single"/>
     </w:rPr>
   </w:style>
-  <w:style w:type="character" w:styleId="188">
+  <w:style w:type="character" w:styleId="881">
     <w:name w:val="FollowedHyperlink"/>
-    <w:basedOn w:val="148"/>
+    <w:basedOn w:val="844"/>
     <w:uiPriority w:val="99"/>
     <w:semiHidden/>
     <w:unhideWhenUsed/>
@@ -32618,10 +35190,10 @@
       <w:u w:val="single"/>
     </w:rPr>
   </w:style>
-  <w:style w:type="paragraph" w:styleId="189">
+  <w:style w:type="paragraph" w:styleId="882">
     <w:name w:val="toc 1"/>
-    <w:basedOn w:val="664"/>
-    <w:next w:val="664"/>
+    <w:basedOn w:val="894"/>
+    <w:next w:val="894"/>
     <w:uiPriority w:val="39"/>
     <w:unhideWhenUsed/>
     <w:pPr>
@@ -32630,10 +35202,10 @@
       <w:ind/>
     </w:pPr>
   </w:style>
-  <w:style w:type="paragraph" w:styleId="190">
+  <w:style w:type="paragraph" w:styleId="883">
     <w:name w:val="toc 2"/>
-    <w:basedOn w:val="664"/>
-    <w:next w:val="664"/>
+    <w:basedOn w:val="894"/>
+    <w:next w:val="894"/>
     <w:uiPriority w:val="39"/>
     <w:unhideWhenUsed/>
     <w:pPr>
@@ -32642,10 +35214,10 @@
       <w:ind w:left="220"/>
     </w:pPr>
   </w:style>
-  <w:style w:type="paragraph" w:styleId="191">
+  <w:style w:type="paragraph" w:styleId="884">
     <w:name w:val="toc 3"/>
-    <w:basedOn w:val="664"/>
-    <w:next w:val="664"/>
+    <w:basedOn w:val="894"/>
+    <w:next w:val="894"/>
     <w:uiPriority w:val="39"/>
     <w:unhideWhenUsed/>
     <w:pPr>
@@ -32654,10 +35226,10 @@
       <w:ind w:left="440"/>
     </w:pPr>
   </w:style>
-  <w:style w:type="paragraph" w:styleId="192">
+  <w:style w:type="paragraph" w:styleId="885">
     <w:name w:val="toc 4"/>
-    <w:basedOn w:val="664"/>
-    <w:next w:val="664"/>
+    <w:basedOn w:val="894"/>
+    <w:next w:val="894"/>
     <w:uiPriority w:val="39"/>
     <w:unhideWhenUsed/>
     <w:pPr>
@@ -32666,10 +35238,10 @@
       <w:ind w:left="660"/>
     </w:pPr>
   </w:style>
-  <w:style w:type="paragraph" w:styleId="193">
+  <w:style w:type="paragraph" w:styleId="886">
     <w:name w:val="toc 5"/>
-    <w:basedOn w:val="664"/>
-    <w:next w:val="664"/>
+    <w:basedOn w:val="894"/>
+    <w:next w:val="894"/>
     <w:uiPriority w:val="39"/>
     <w:unhideWhenUsed/>
     <w:pPr>
@@ -32678,10 +35250,10 @@
       <w:ind w:left="880"/>
     </w:pPr>
   </w:style>
-  <w:style w:type="paragraph" w:styleId="194">
+  <w:style w:type="paragraph" w:styleId="887">
     <w:name w:val="toc 6"/>
-    <w:basedOn w:val="664"/>
-    <w:next w:val="664"/>
+    <w:basedOn w:val="894"/>
+    <w:next w:val="894"/>
     <w:uiPriority w:val="39"/>
     <w:unhideWhenUsed/>
     <w:pPr>
@@ -32690,10 +35262,10 @@
       <w:ind w:left="1100"/>
     </w:pPr>
   </w:style>
-  <w:style w:type="paragraph" w:styleId="195">
+  <w:style w:type="paragraph" w:styleId="888">
     <w:name w:val="toc 7"/>
-    <w:basedOn w:val="664"/>
-    <w:next w:val="664"/>
+    <w:basedOn w:val="894"/>
+    <w:next w:val="894"/>
     <w:uiPriority w:val="39"/>
     <w:unhideWhenUsed/>
     <w:pPr>
@@ -32702,10 +35274,10 @@
       <w:ind w:left="1320"/>
     </w:pPr>
   </w:style>
-  <w:style w:type="paragraph" w:styleId="196">
+  <w:style w:type="paragraph" w:styleId="889">
     <w:name w:val="toc 8"/>
-    <w:basedOn w:val="664"/>
-    <w:next w:val="664"/>
+    <w:basedOn w:val="894"/>
+    <w:next w:val="894"/>
     <w:uiPriority w:val="39"/>
     <w:unhideWhenUsed/>
     <w:pPr>
@@ -32714,10 +35286,10 @@
       <w:ind w:left="1540"/>
     </w:pPr>
   </w:style>
-  <w:style w:type="paragraph" w:styleId="197">
+  <w:style w:type="paragraph" w:styleId="890">
     <w:name w:val="toc 9"/>
-    <w:basedOn w:val="664"/>
-    <w:next w:val="664"/>
+    <w:basedOn w:val="894"/>
+    <w:next w:val="894"/>
     <w:uiPriority w:val="39"/>
     <w:unhideWhenUsed/>
     <w:pPr>
@@ -32726,9 +35298,9 @@
       <w:ind w:left="1760"/>
     </w:pPr>
   </w:style>
-  <w:style w:type="character" w:styleId="198">
+  <w:style w:type="character" w:styleId="891">
     <w:name w:val="Placeholder Text"/>
-    <w:basedOn w:val="148"/>
+    <w:basedOn w:val="844"/>
     <w:uiPriority w:val="99"/>
     <w:semiHidden/>
     <w:pPr>
@@ -32740,7 +35312,7 @@
       <w:color w:val="666666"/>
     </w:rPr>
   </w:style>
-  <w:style w:type="paragraph" w:styleId="208">
+  <w:style w:type="paragraph" w:styleId="892">
     <w:name w:val="TOC Heading"/>
     <w:uiPriority w:val="39"/>
     <w:unhideWhenUsed/>
@@ -32750,10 +35322,10 @@
       <w:ind/>
     </w:pPr>
   </w:style>
-  <w:style w:type="paragraph" w:styleId="209">
+  <w:style w:type="paragraph" w:styleId="893">
     <w:name w:val="table of figures"/>
-    <w:basedOn w:val="664"/>
-    <w:next w:val="664"/>
+    <w:basedOn w:val="894"/>
+    <w:next w:val="894"/>
     <w:uiPriority w:val="99"/>
     <w:unhideWhenUsed/>
     <w:pPr>
@@ -32762,7 +35334,7 @@
       <w:ind/>
     </w:pPr>
   </w:style>
-  <w:style w:type="paragraph" w:styleId="664" w:default="1">
+  <w:style w:type="paragraph" w:styleId="894" w:default="1">
     <w:name w:val="Normal"/>
     <w:qFormat/>
     <w:pPr>
@@ -32771,7 +35343,7 @@
       <w:ind/>
     </w:pPr>
   </w:style>
-  <w:style w:type="table" w:styleId="665" w:default="1">
+  <w:style w:type="table" w:styleId="895" w:default="1">
     <w:name w:val="Normal Table"/>
     <w:uiPriority w:val="99"/>
     <w:semiHidden/>
@@ -32964,7 +35536,7 @@
       </w:tcPr>
     </w:tblStylePr>
   </w:style>
-  <w:style w:type="numbering" w:styleId="666" w:default="1">
+  <w:style w:type="numbering" w:styleId="896" w:default="1">
     <w:name w:val="No List"/>
     <w:uiPriority w:val="99"/>
     <w:semiHidden/>
@@ -32975,9 +35547,9 @@
       <w:ind/>
     </w:pPr>
   </w:style>
-  <w:style w:type="paragraph" w:styleId="667">
+  <w:style w:type="paragraph" w:styleId="897">
     <w:name w:val="No Spacing"/>
-    <w:basedOn w:val="664"/>
+    <w:basedOn w:val="894"/>
     <w:uiPriority w:val="1"/>
     <w:qFormat/>
     <w:pPr>
@@ -32986,9 +35558,9 @@
       <w:ind/>
     </w:pPr>
   </w:style>
-  <w:style w:type="paragraph" w:styleId="668">
+  <w:style w:type="paragraph" w:styleId="898">
     <w:name w:val="List Paragraph"/>
-    <w:basedOn w:val="664"/>
+    <w:basedOn w:val="894"/>
     <w:uiPriority w:val="34"/>
     <w:qFormat/>
     <w:pPr>
